--- a/Rapport de stage finale.docx
+++ b/Rapport de stage finale.docx
@@ -152,9 +152,9 @@
               </wp:anchor>
             </w:drawing>
           </mc:Choice>
-          <mc:Fallback xmlns:a14="http://schemas.microsoft.com/office/drawing/2010/main" xmlns:pic="http://schemas.openxmlformats.org/drawingml/2006/picture" xmlns:a="http://schemas.openxmlformats.org/drawingml/2006/main">
+          <mc:Fallback>
             <w:pict>
-              <v:rect id="Rectangle 1" style="position:absolute;margin-left:101.25pt;margin-top:1.65pt;width:309.75pt;height:51.75pt;z-index:251659264;visibility:visible;mso-wrap-style:square;mso-width-percent:0;mso-height-percent:0;mso-wrap-distance-left:9pt;mso-wrap-distance-top:0;mso-wrap-distance-right:9pt;mso-wrap-distance-bottom:0;mso-position-horizontal:absolute;mso-position-horizontal-relative:margin;mso-position-vertical:absolute;mso-position-vertical-relative:text;mso-width-percent:0;mso-height-percent:0;mso-width-relative:margin;mso-height-relative:margin;v-text-anchor:middle" o:spid="_x0000_s1026" fillcolor="white [3201]" strokecolor="black [3200]" strokeweight="1.5pt" o:gfxdata="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" w14:anchorId="78CAE6F7">
+              <v:rect w14:anchorId="78CAE6F7" id="Rectangle 1" o:spid="_x0000_s1026" style="position:absolute;margin-left:101.25pt;margin-top:1.65pt;width:309.75pt;height:51.75pt;z-index:251659264;visibility:visible;mso-wrap-style:square;mso-width-percent:0;mso-height-percent:0;mso-wrap-distance-left:9pt;mso-wrap-distance-top:0;mso-wrap-distance-right:9pt;mso-wrap-distance-bottom:0;mso-position-horizontal:absolute;mso-position-horizontal-relative:margin;mso-position-vertical:absolute;mso-position-vertical-relative:text;mso-width-percent:0;mso-height-percent:0;mso-width-relative:margin;mso-height-relative:margin;v-text-anchor:middle" o:gfxdata="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" fillcolor="white [3201]" strokecolor="black [3200]" strokeweight="1.5pt">
                 <v:textbox>
                   <w:txbxContent>
                     <w:p>
@@ -175,7 +175,6 @@
                           <w:bCs/>
                           <w:sz w:val="36"/>
                           <w:szCs w:val="36"/>
-                          <w:lang w:val="French"/>
                         </w:rPr>
                         <w:t>RAPPORT DE STAGE</w:t>
                       </w:r>
@@ -559,7 +558,6 @@
     </w:p>
     <w:p>
       <w:pPr>
-        <w:jc w:val="center"/>
         <w:rPr>
           <w:rFonts w:ascii="Arial" w:hAnsi="Arial" w:cs="Arial"/>
           <w:b/>
@@ -567,7 +565,7 @@
           <w:sz w:val="40"/>
           <w:szCs w:val="40"/>
           <w:u w:val="single"/>
-          <w:lang w:val="fr-FR"/>
+          <w:lang w:val="en-ZA"/>
         </w:rPr>
       </w:pPr>
       <w:r>
@@ -578,7 +576,7 @@
           <w:sz w:val="40"/>
           <w:szCs w:val="40"/>
           <w:u w:val="single"/>
-          <w:lang w:val="es-ES"/>
+          <w:lang w:val="en-ZA"/>
         </w:rPr>
         <w:lastRenderedPageBreak/>
         <w:t>SOMMAIRE</w:t>
@@ -588,68 +586,137 @@
       <w:pPr>
         <w:rPr>
           <w:rFonts w:ascii="Arial" w:hAnsi="Arial" w:cs="Arial"/>
-          <w:b/>
-          <w:bCs/>
-          <w:sz w:val="40"/>
-          <w:szCs w:val="40"/>
-          <w:u w:val="single"/>
           <w:lang w:val="fr-FR"/>
         </w:rPr>
       </w:pPr>
+      <w:r>
+        <w:rPr>
+          <w:rFonts w:ascii="Arial" w:hAnsi="Arial" w:cs="Arial"/>
+          <w:lang w:val="fr-FR"/>
+        </w:rPr>
+        <w:t>REMERCIEMENT</w:t>
+      </w:r>
     </w:p>
     <w:p>
       <w:pPr>
         <w:rPr>
           <w:rFonts w:ascii="Arial" w:hAnsi="Arial" w:cs="Arial"/>
-          <w:b/>
-          <w:bCs/>
           <w:lang w:val="fr-FR"/>
         </w:rPr>
       </w:pPr>
       <w:r>
         <w:rPr>
           <w:rFonts w:ascii="Arial" w:hAnsi="Arial" w:cs="Arial"/>
-          <w:b/>
-          <w:bCs/>
-          <w:lang w:val="es-ES"/>
-        </w:rPr>
-        <w:t>DÉDICACE ET REMERCIEMENT</w:t>
+          <w:lang w:val="fr-FR"/>
+        </w:rPr>
+        <w:t>INTRODUCTION</w:t>
       </w:r>
     </w:p>
     <w:p>
       <w:pPr>
         <w:rPr>
           <w:rFonts w:ascii="Arial" w:hAnsi="Arial" w:cs="Arial"/>
-          <w:b/>
-          <w:bCs/>
-          <w:lang w:val="fr-FR"/>
-        </w:rPr>
-      </w:pPr>
-      <w:r>
-        <w:rPr>
-          <w:rFonts w:ascii="Arial" w:hAnsi="Arial" w:cs="Arial"/>
-          <w:b/>
-          <w:bCs/>
-          <w:lang w:val="es-ES"/>
-        </w:rPr>
-        <w:t>INTRODUCTION</w:t>
+          <w:sz w:val="28"/>
+          <w:szCs w:val="28"/>
+          <w:lang w:val="es-ES"/>
+        </w:rPr>
+      </w:pPr>
+      <w:proofErr w:type="spellStart"/>
+      <w:r>
+        <w:rPr>
+          <w:rFonts w:ascii="Arial" w:hAnsi="Arial" w:cs="Arial"/>
+          <w:sz w:val="28"/>
+          <w:szCs w:val="28"/>
+          <w:lang w:val="es-ES"/>
+        </w:rPr>
+        <w:t>Chapitre</w:t>
+      </w:r>
+      <w:proofErr w:type="spellEnd"/>
+      <w:r>
+        <w:rPr>
+          <w:rFonts w:ascii="Arial" w:hAnsi="Arial" w:cs="Arial"/>
+          <w:sz w:val="28"/>
+          <w:szCs w:val="28"/>
+          <w:lang w:val="es-ES"/>
+        </w:rPr>
+        <w:t xml:space="preserve"> </w:t>
+      </w:r>
+      <w:proofErr w:type="gramStart"/>
+      <w:r>
+        <w:rPr>
+          <w:rFonts w:ascii="Arial" w:hAnsi="Arial" w:cs="Arial"/>
+          <w:sz w:val="28"/>
+          <w:szCs w:val="28"/>
+          <w:lang w:val="es-ES"/>
+        </w:rPr>
+        <w:t>1 :</w:t>
+      </w:r>
+      <w:proofErr w:type="gramEnd"/>
+      <w:r>
+        <w:rPr>
+          <w:rFonts w:ascii="Arial" w:hAnsi="Arial" w:cs="Arial"/>
+          <w:sz w:val="28"/>
+          <w:szCs w:val="28"/>
+          <w:lang w:val="es-ES"/>
+        </w:rPr>
+        <w:t xml:space="preserve"> </w:t>
+      </w:r>
+      <w:proofErr w:type="spellStart"/>
+      <w:r>
+        <w:rPr>
+          <w:rFonts w:ascii="Arial" w:hAnsi="Arial" w:cs="Arial"/>
+          <w:sz w:val="28"/>
+          <w:szCs w:val="28"/>
+          <w:lang w:val="es-ES"/>
+        </w:rPr>
+        <w:t>Généralités</w:t>
+      </w:r>
+      <w:proofErr w:type="spellEnd"/>
+      <w:r>
+        <w:rPr>
+          <w:rFonts w:ascii="Arial" w:hAnsi="Arial" w:cs="Arial"/>
+          <w:sz w:val="28"/>
+          <w:szCs w:val="28"/>
+          <w:lang w:val="es-ES"/>
+        </w:rPr>
+        <w:t xml:space="preserve"> sur un </w:t>
+      </w:r>
+      <w:proofErr w:type="spellStart"/>
+      <w:r>
+        <w:rPr>
+          <w:rFonts w:ascii="Arial" w:hAnsi="Arial" w:cs="Arial"/>
+          <w:sz w:val="28"/>
+          <w:szCs w:val="28"/>
+          <w:lang w:val="es-ES"/>
+        </w:rPr>
+        <w:t>système</w:t>
+      </w:r>
+      <w:proofErr w:type="spellEnd"/>
+      <w:r>
+        <w:rPr>
+          <w:rFonts w:ascii="Arial" w:hAnsi="Arial" w:cs="Arial"/>
+          <w:sz w:val="28"/>
+          <w:szCs w:val="28"/>
+          <w:lang w:val="es-ES"/>
+        </w:rPr>
+        <w:t xml:space="preserve"> CCTV</w:t>
       </w:r>
     </w:p>
     <w:p>
       <w:pPr>
         <w:rPr>
           <w:rFonts w:ascii="Arial" w:hAnsi="Arial" w:cs="Arial"/>
-          <w:b/>
-          <w:bCs/>
-          <w:lang w:val="fr-FR"/>
-        </w:rPr>
-      </w:pPr>
-      <w:proofErr w:type="spellStart"/>
-      <w:r>
-        <w:rPr>
-          <w:rFonts w:ascii="Arial" w:hAnsi="Arial" w:cs="Arial"/>
-          <w:b/>
-          <w:bCs/>
+          <w:sz w:val="28"/>
+          <w:szCs w:val="28"/>
+          <w:lang w:val="es-ES"/>
+        </w:rPr>
+      </w:pPr>
+      <w:proofErr w:type="spellStart"/>
+      <w:r>
+        <w:rPr>
+          <w:rFonts w:ascii="Arial" w:hAnsi="Arial" w:cs="Arial"/>
+          <w:sz w:val="28"/>
+          <w:szCs w:val="28"/>
           <w:lang w:val="es-ES"/>
         </w:rPr>
         <w:t>Chapitre</w:t>
@@ -658,8 +725,8 @@
       <w:r>
         <w:rPr>
           <w:rFonts w:ascii="Arial" w:hAnsi="Arial" w:cs="Arial"/>
-          <w:b/>
-          <w:bCs/>
+          <w:sz w:val="28"/>
+          <w:szCs w:val="28"/>
           <w:lang w:val="es-ES"/>
         </w:rPr>
         <w:t xml:space="preserve"> </w:t>
@@ -668,40 +735,109 @@
       <w:r>
         <w:rPr>
           <w:rFonts w:ascii="Arial" w:hAnsi="Arial" w:cs="Arial"/>
-          <w:b/>
-          <w:bCs/>
-          <w:lang w:val="es-ES"/>
-        </w:rPr>
-        <w:t>1 :</w:t>
+          <w:sz w:val="28"/>
+          <w:szCs w:val="28"/>
+          <w:lang w:val="es-ES"/>
+        </w:rPr>
+        <w:t>2 :</w:t>
       </w:r>
       <w:proofErr w:type="gramEnd"/>
       <w:r>
         <w:rPr>
           <w:rFonts w:ascii="Arial" w:hAnsi="Arial" w:cs="Arial"/>
-          <w:b/>
-          <w:bCs/>
-          <w:lang w:val="es-ES"/>
-        </w:rPr>
-        <w:t xml:space="preserve"> GÉNÉRALITÉS SUR LE SYSTÈME DE SURVEILLANCE DE L'UN  </w:t>
-      </w:r>
-      <w:bookmarkStart w:id="0" w:name="_Hlk225457167"/>
-      <w:bookmarkEnd w:id="0"/>
+          <w:sz w:val="28"/>
+          <w:szCs w:val="28"/>
+          <w:lang w:val="es-ES"/>
+        </w:rPr>
+        <w:t xml:space="preserve"> </w:t>
+      </w:r>
+      <w:proofErr w:type="spellStart"/>
+      <w:r>
+        <w:rPr>
+          <w:rFonts w:ascii="Arial" w:hAnsi="Arial" w:cs="Arial"/>
+          <w:sz w:val="28"/>
+          <w:szCs w:val="28"/>
+          <w:lang w:val="es-ES"/>
+        </w:rPr>
+        <w:t>Généralités</w:t>
+      </w:r>
+      <w:proofErr w:type="spellEnd"/>
+      <w:r>
+        <w:rPr>
+          <w:rFonts w:ascii="Arial" w:hAnsi="Arial" w:cs="Arial"/>
+          <w:sz w:val="28"/>
+          <w:szCs w:val="28"/>
+          <w:lang w:val="es-ES"/>
+        </w:rPr>
+        <w:t xml:space="preserve"> sur un </w:t>
+      </w:r>
+      <w:proofErr w:type="spellStart"/>
+      <w:r>
+        <w:rPr>
+          <w:rFonts w:ascii="Arial" w:hAnsi="Arial" w:cs="Arial"/>
+          <w:sz w:val="28"/>
+          <w:szCs w:val="28"/>
+          <w:lang w:val="es-ES"/>
+        </w:rPr>
+        <w:t>environnement</w:t>
+      </w:r>
+      <w:proofErr w:type="spellEnd"/>
+      <w:r>
+        <w:rPr>
+          <w:rFonts w:ascii="Arial" w:hAnsi="Arial" w:cs="Arial"/>
+          <w:sz w:val="28"/>
+          <w:szCs w:val="28"/>
+          <w:lang w:val="es-ES"/>
+        </w:rPr>
+        <w:t xml:space="preserve"> </w:t>
+      </w:r>
+      <w:proofErr w:type="spellStart"/>
+      <w:r>
+        <w:rPr>
+          <w:rFonts w:ascii="Arial" w:hAnsi="Arial" w:cs="Arial"/>
+          <w:sz w:val="28"/>
+          <w:szCs w:val="28"/>
+          <w:lang w:val="es-ES"/>
+        </w:rPr>
+        <w:t>réseau</w:t>
+      </w:r>
+      <w:proofErr w:type="spellEnd"/>
+      <w:r>
+        <w:rPr>
+          <w:rFonts w:ascii="Arial" w:hAnsi="Arial" w:cs="Arial"/>
+          <w:sz w:val="28"/>
+          <w:szCs w:val="28"/>
+          <w:lang w:val="es-ES"/>
+        </w:rPr>
+        <w:t xml:space="preserve"> </w:t>
+      </w:r>
+      <w:proofErr w:type="spellStart"/>
+      <w:r>
+        <w:rPr>
+          <w:rFonts w:ascii="Arial" w:hAnsi="Arial" w:cs="Arial"/>
+          <w:sz w:val="28"/>
+          <w:szCs w:val="28"/>
+          <w:lang w:val="es-ES"/>
+        </w:rPr>
+        <w:t>informatique</w:t>
+      </w:r>
+      <w:proofErr w:type="spellEnd"/>
     </w:p>
     <w:p>
       <w:pPr>
         <w:rPr>
           <w:rFonts w:ascii="Arial" w:hAnsi="Arial" w:cs="Arial"/>
-          <w:b/>
-          <w:bCs/>
-          <w:lang w:val="fr-FR"/>
-        </w:rPr>
-      </w:pPr>
-      <w:proofErr w:type="spellStart"/>
-      <w:r>
-        <w:rPr>
-          <w:rFonts w:ascii="Arial" w:hAnsi="Arial" w:cs="Arial"/>
-          <w:b/>
-          <w:bCs/>
+          <w:sz w:val="28"/>
+          <w:szCs w:val="28"/>
+          <w:lang w:val="es-ES"/>
+        </w:rPr>
+      </w:pPr>
+      <w:proofErr w:type="spellStart"/>
+      <w:r>
+        <w:rPr>
+          <w:rFonts w:ascii="Arial" w:hAnsi="Arial" w:cs="Arial"/>
+          <w:sz w:val="28"/>
+          <w:szCs w:val="28"/>
           <w:lang w:val="es-ES"/>
         </w:rPr>
         <w:t>Chapitre</w:t>
@@ -710,8 +846,8 @@
       <w:r>
         <w:rPr>
           <w:rFonts w:ascii="Arial" w:hAnsi="Arial" w:cs="Arial"/>
-          <w:b/>
-          <w:bCs/>
+          <w:sz w:val="28"/>
+          <w:szCs w:val="28"/>
           <w:lang w:val="es-ES"/>
         </w:rPr>
         <w:t xml:space="preserve"> </w:t>
@@ -720,39 +856,110 @@
       <w:r>
         <w:rPr>
           <w:rFonts w:ascii="Arial" w:hAnsi="Arial" w:cs="Arial"/>
-          <w:b/>
-          <w:bCs/>
-          <w:lang w:val="es-ES"/>
-        </w:rPr>
-        <w:t>2 :</w:t>
+          <w:sz w:val="28"/>
+          <w:szCs w:val="28"/>
+          <w:lang w:val="es-ES"/>
+        </w:rPr>
+        <w:t>3 :</w:t>
       </w:r>
       <w:proofErr w:type="gramEnd"/>
       <w:r>
         <w:rPr>
           <w:rFonts w:ascii="Arial" w:hAnsi="Arial" w:cs="Arial"/>
-          <w:b/>
-          <w:bCs/>
-          <w:lang w:val="es-ES"/>
-        </w:rPr>
-        <w:t xml:space="preserve"> GÉNÉRALITÉS SUR UN ENVIRONNEMENT DE RÉSEAU INFORMATIQUE</w:t>
-      </w:r>
+          <w:sz w:val="28"/>
+          <w:szCs w:val="28"/>
+          <w:lang w:val="es-ES"/>
+        </w:rPr>
+        <w:t xml:space="preserve"> </w:t>
+      </w:r>
+      <w:proofErr w:type="spellStart"/>
+      <w:r>
+        <w:rPr>
+          <w:rFonts w:ascii="Arial" w:hAnsi="Arial" w:cs="Arial"/>
+          <w:sz w:val="28"/>
+          <w:szCs w:val="28"/>
+          <w:lang w:val="es-ES"/>
+        </w:rPr>
+        <w:t>Généralités</w:t>
+      </w:r>
+      <w:proofErr w:type="spellEnd"/>
+      <w:r>
+        <w:rPr>
+          <w:rFonts w:ascii="Arial" w:hAnsi="Arial" w:cs="Arial"/>
+          <w:sz w:val="28"/>
+          <w:szCs w:val="28"/>
+          <w:lang w:val="es-ES"/>
+        </w:rPr>
+        <w:t xml:space="preserve"> sur un </w:t>
+      </w:r>
+      <w:proofErr w:type="spellStart"/>
+      <w:r>
+        <w:rPr>
+          <w:rFonts w:ascii="Arial" w:hAnsi="Arial" w:cs="Arial"/>
+          <w:sz w:val="28"/>
+          <w:szCs w:val="28"/>
+          <w:lang w:val="es-ES"/>
+        </w:rPr>
+        <w:t>système</w:t>
+      </w:r>
+      <w:proofErr w:type="spellEnd"/>
+      <w:r>
+        <w:rPr>
+          <w:rFonts w:ascii="Arial" w:hAnsi="Arial" w:cs="Arial"/>
+          <w:sz w:val="28"/>
+          <w:szCs w:val="28"/>
+          <w:lang w:val="es-ES"/>
+        </w:rPr>
+        <w:t xml:space="preserve"> de </w:t>
+      </w:r>
+      <w:proofErr w:type="spellStart"/>
+      <w:r>
+        <w:rPr>
+          <w:rFonts w:ascii="Arial" w:hAnsi="Arial" w:cs="Arial"/>
+          <w:sz w:val="28"/>
+          <w:szCs w:val="28"/>
+          <w:lang w:val="es-ES"/>
+        </w:rPr>
+        <w:t>contrôle</w:t>
+      </w:r>
+      <w:proofErr w:type="spellEnd"/>
+      <w:r>
+        <w:rPr>
+          <w:rFonts w:ascii="Arial" w:hAnsi="Arial" w:cs="Arial"/>
+          <w:sz w:val="28"/>
+          <w:szCs w:val="28"/>
+          <w:lang w:val="es-ES"/>
+        </w:rPr>
+        <w:t xml:space="preserve"> </w:t>
+      </w:r>
+      <w:proofErr w:type="spellStart"/>
+      <w:r>
+        <w:rPr>
+          <w:rFonts w:ascii="Arial" w:hAnsi="Arial" w:cs="Arial"/>
+          <w:sz w:val="28"/>
+          <w:szCs w:val="28"/>
+          <w:lang w:val="es-ES"/>
+        </w:rPr>
+        <w:t>d’accès</w:t>
+      </w:r>
+      <w:proofErr w:type="spellEnd"/>
     </w:p>
     <w:p>
       <w:pPr>
         <w:rPr>
           <w:rFonts w:ascii="Arial" w:hAnsi="Arial" w:cs="Arial"/>
-          <w:b/>
-          <w:bCs/>
-          <w:lang w:val="fr-FR"/>
-        </w:rPr>
-      </w:pPr>
-      <w:proofErr w:type="spellStart"/>
-      <w:r>
-        <w:rPr>
-          <w:rFonts w:ascii="Arial" w:hAnsi="Arial" w:cs="Arial"/>
-          <w:b/>
-          <w:bCs/>
-          <w:lang w:val="es-ES"/>
+          <w:sz w:val="28"/>
+          <w:szCs w:val="28"/>
+          <w:lang w:val="en-ZA"/>
+        </w:rPr>
+      </w:pPr>
+      <w:proofErr w:type="spellStart"/>
+      <w:r>
+        <w:rPr>
+          <w:rFonts w:ascii="Arial" w:hAnsi="Arial" w:cs="Arial"/>
+          <w:sz w:val="28"/>
+          <w:szCs w:val="28"/>
+          <w:lang w:val="en-ZA"/>
         </w:rPr>
         <w:t>Chapitre</w:t>
       </w:r>
@@ -760,9 +967,9 @@
       <w:r>
         <w:rPr>
           <w:rFonts w:ascii="Arial" w:hAnsi="Arial" w:cs="Arial"/>
-          <w:b/>
-          <w:bCs/>
-          <w:lang w:val="es-ES"/>
+          <w:sz w:val="28"/>
+          <w:szCs w:val="28"/>
+          <w:lang w:val="en-ZA"/>
         </w:rPr>
         <w:t xml:space="preserve"> </w:t>
       </w:r>
@@ -770,65 +977,60 @@
       <w:r>
         <w:rPr>
           <w:rFonts w:ascii="Arial" w:hAnsi="Arial" w:cs="Arial"/>
-          <w:b/>
-          <w:bCs/>
-          <w:lang w:val="es-ES"/>
-        </w:rPr>
-        <w:t>3 :</w:t>
+          <w:sz w:val="28"/>
+          <w:szCs w:val="28"/>
+          <w:lang w:val="en-ZA"/>
+        </w:rPr>
+        <w:t>4 :</w:t>
       </w:r>
       <w:proofErr w:type="gramEnd"/>
       <w:r>
         <w:rPr>
           <w:rFonts w:ascii="Arial" w:hAnsi="Arial" w:cs="Arial"/>
-          <w:b/>
-          <w:bCs/>
-          <w:lang w:val="es-ES"/>
-        </w:rPr>
-        <w:t xml:space="preserve"> GÉNÉRALITÉS SUR UN SYSTÈME DE CONTRÔLE D'ACCÈS</w:t>
+          <w:sz w:val="28"/>
+          <w:szCs w:val="28"/>
+          <w:lang w:val="en-ZA"/>
+        </w:rPr>
+        <w:t xml:space="preserve"> IT Support</w:t>
       </w:r>
     </w:p>
     <w:p>
       <w:pPr>
         <w:rPr>
           <w:rFonts w:ascii="Arial" w:hAnsi="Arial" w:cs="Arial"/>
-          <w:b/>
-          <w:bCs/>
-          <w:lang w:val="fr-FR"/>
-        </w:rPr>
-      </w:pPr>
-      <w:r>
-        <w:rPr>
-          <w:rFonts w:ascii="Arial" w:hAnsi="Arial" w:cs="Arial"/>
-          <w:b/>
-          <w:bCs/>
-        </w:rPr>
-        <w:t xml:space="preserve">Chapitre </w:t>
-      </w:r>
-      <w:proofErr w:type="gramStart"/>
-      <w:r>
-        <w:rPr>
-          <w:rFonts w:ascii="Arial" w:hAnsi="Arial" w:cs="Arial"/>
-          <w:b/>
-          <w:bCs/>
-        </w:rPr>
-        <w:t>4 :</w:t>
-      </w:r>
-      <w:r>
-        <w:rPr>
-          <w:rFonts w:ascii="Arial" w:hAnsi="Arial" w:cs="Arial"/>
-          <w:b/>
-          <w:bCs/>
-        </w:rPr>
-        <w:t>IT</w:t>
-      </w:r>
-      <w:proofErr w:type="gramEnd"/>
-      <w:r>
-        <w:rPr>
-          <w:rFonts w:ascii="Arial" w:hAnsi="Arial" w:cs="Arial"/>
-          <w:b/>
-          <w:bCs/>
-        </w:rPr>
-        <w:t xml:space="preserve"> Support </w:t>
+          <w:sz w:val="28"/>
+          <w:szCs w:val="28"/>
+          <w:lang w:val="en-ZA"/>
+        </w:rPr>
+      </w:pPr>
+      <w:proofErr w:type="spellStart"/>
+      <w:r>
+        <w:rPr>
+          <w:rFonts w:ascii="Arial" w:hAnsi="Arial" w:cs="Arial"/>
+          <w:sz w:val="28"/>
+          <w:szCs w:val="28"/>
+          <w:lang w:val="en-ZA"/>
+        </w:rPr>
+        <w:t>Chapitre</w:t>
+      </w:r>
+      <w:proofErr w:type="spellEnd"/>
+      <w:r>
+        <w:rPr>
+          <w:rFonts w:ascii="Arial" w:hAnsi="Arial" w:cs="Arial"/>
+          <w:sz w:val="28"/>
+          <w:szCs w:val="28"/>
+          <w:lang w:val="en-ZA"/>
+        </w:rPr>
+        <w:t xml:space="preserve"> 5: </w:t>
+      </w:r>
+      <w:r>
+        <w:rPr>
+          <w:rFonts w:ascii="Arial" w:hAnsi="Arial" w:cs="Arial"/>
+          <w:sz w:val="28"/>
+          <w:szCs w:val="28"/>
+          <w:lang w:val="en-ZA"/>
+        </w:rPr>
+        <w:t xml:space="preserve">Conclusion </w:t>
       </w:r>
     </w:p>
     <w:p>
@@ -840,32 +1042,6 @@
           <w:lang w:val="fr-FR"/>
         </w:rPr>
       </w:pPr>
-      <w:r>
-        <w:rPr>
-          <w:rFonts w:ascii="Arial" w:hAnsi="Arial" w:cs="Arial"/>
-          <w:b/>
-          <w:bCs/>
-        </w:rPr>
-        <w:t xml:space="preserve">Chapitre </w:t>
-      </w:r>
-      <w:proofErr w:type="gramStart"/>
-      <w:r>
-        <w:rPr>
-          <w:rFonts w:ascii="Arial" w:hAnsi="Arial" w:cs="Arial"/>
-          <w:b/>
-          <w:bCs/>
-        </w:rPr>
-        <w:t>2 :</w:t>
-      </w:r>
-      <w:proofErr w:type="gramEnd"/>
-      <w:r>
-        <w:rPr>
-          <w:rFonts w:ascii="Arial" w:hAnsi="Arial" w:cs="Arial"/>
-          <w:b/>
-          <w:bCs/>
-        </w:rPr>
-        <w:t xml:space="preserve"> CONCLUSION</w:t>
-      </w:r>
     </w:p>
     <w:p>
       <w:pPr>
@@ -896,6 +1072,14 @@
           <w:lang w:val="fr-FR"/>
         </w:rPr>
       </w:pPr>
+      <w:r>
+        <w:rPr>
+          <w:rFonts w:ascii="Arial" w:hAnsi="Arial" w:cs="Arial"/>
+          <w:b/>
+          <w:bCs/>
+        </w:rPr>
+        <w:t xml:space="preserve"> </w:t>
+      </w:r>
     </w:p>
     <w:p>
       <w:pPr>
@@ -906,14 +1090,6 @@
           <w:lang w:val="fr-FR"/>
         </w:rPr>
       </w:pPr>
-      <w:r>
-        <w:rPr>
-          <w:rFonts w:ascii="Arial" w:hAnsi="Arial" w:cs="Arial"/>
-          <w:b/>
-          <w:bCs/>
-        </w:rPr>
-        <w:t xml:space="preserve"> </w:t>
-      </w:r>
     </w:p>
     <w:p>
       <w:pPr>
@@ -921,1089 +1097,838 @@
           <w:rFonts w:ascii="Arial" w:hAnsi="Arial" w:cs="Arial"/>
           <w:b/>
           <w:bCs/>
-          <w:lang w:val="fr-FR"/>
-        </w:rPr>
-      </w:pPr>
+          <w:u w:val="single"/>
+          <w:lang w:val="en-ZA"/>
+        </w:rPr>
+      </w:pPr>
+      <w:r>
+        <w:rPr>
+          <w:rFonts w:ascii="Arial" w:hAnsi="Arial" w:cs="Arial"/>
+          <w:b/>
+          <w:bCs/>
+        </w:rPr>
+        <w:br w:type="page"/>
+      </w:r>
+      <w:r>
+        <w:rPr>
+          <w:rFonts w:ascii="Arial" w:hAnsi="Arial" w:cs="Arial"/>
+          <w:b/>
+          <w:bCs/>
+          <w:u w:val="single"/>
+          <w:lang w:val="en-ZA"/>
+        </w:rPr>
+        <w:lastRenderedPageBreak/>
+        <w:t>REMERCIEMENTS</w:t>
+      </w:r>
     </w:p>
     <w:p>
       <w:pPr>
         <w:rPr>
           <w:rFonts w:ascii="Arial" w:hAnsi="Arial" w:cs="Arial"/>
-          <w:b/>
-          <w:bCs/>
-          <w:lang w:val="fr-FR"/>
-        </w:rPr>
-      </w:pPr>
-      <w:r>
-        <w:rPr>
-          <w:rFonts w:ascii="Arial" w:hAnsi="Arial" w:cs="Arial"/>
-          <w:b/>
-          <w:bCs/>
-        </w:rPr>
-        <w:br w:type="page"/>
-      </w:r>
-      <w:r>
-        <w:rPr>
-          <w:rFonts w:ascii="Arial" w:hAnsi="Arial" w:cs="Arial"/>
-          <w:b/>
-          <w:bCs/>
-          <w:u w:val="single"/>
-        </w:rPr>
-        <w:lastRenderedPageBreak/>
-        <w:t>REMERCIEMENT</w:t>
+          <w:lang w:val="en-ZA"/>
+        </w:rPr>
+      </w:pPr>
+      <w:r>
+        <w:rPr>
+          <w:rFonts w:ascii="Arial" w:hAnsi="Arial" w:cs="Arial"/>
+          <w:lang w:val="en-ZA"/>
+        </w:rPr>
+        <w:t xml:space="preserve">Je </w:t>
+      </w:r>
+      <w:proofErr w:type="spellStart"/>
+      <w:r>
+        <w:rPr>
+          <w:rFonts w:ascii="Arial" w:hAnsi="Arial" w:cs="Arial"/>
+          <w:lang w:val="en-ZA"/>
+        </w:rPr>
+        <w:t>tiens</w:t>
+      </w:r>
+      <w:proofErr w:type="spellEnd"/>
+      <w:r>
+        <w:rPr>
+          <w:rFonts w:ascii="Arial" w:hAnsi="Arial" w:cs="Arial"/>
+          <w:lang w:val="en-ZA"/>
+        </w:rPr>
+        <w:t xml:space="preserve"> à </w:t>
+      </w:r>
+      <w:proofErr w:type="spellStart"/>
+      <w:r>
+        <w:rPr>
+          <w:rFonts w:ascii="Arial" w:hAnsi="Arial" w:cs="Arial"/>
+          <w:lang w:val="en-ZA"/>
+        </w:rPr>
+        <w:t>remercier</w:t>
+      </w:r>
+      <w:proofErr w:type="spellEnd"/>
+      <w:r>
+        <w:rPr>
+          <w:rFonts w:ascii="Arial" w:hAnsi="Arial" w:cs="Arial"/>
+          <w:lang w:val="en-ZA"/>
+        </w:rPr>
+        <w:t xml:space="preserve"> </w:t>
+      </w:r>
+      <w:proofErr w:type="spellStart"/>
+      <w:r>
+        <w:rPr>
+          <w:rFonts w:ascii="Arial" w:hAnsi="Arial" w:cs="Arial"/>
+          <w:lang w:val="en-ZA"/>
+        </w:rPr>
+        <w:t>sincèrement</w:t>
+      </w:r>
+      <w:proofErr w:type="spellEnd"/>
+      <w:r>
+        <w:rPr>
+          <w:rFonts w:ascii="Arial" w:hAnsi="Arial" w:cs="Arial"/>
+          <w:lang w:val="en-ZA"/>
+        </w:rPr>
+        <w:t xml:space="preserve"> toute </w:t>
+      </w:r>
+      <w:proofErr w:type="spellStart"/>
+      <w:r>
+        <w:rPr>
+          <w:rFonts w:ascii="Arial" w:hAnsi="Arial" w:cs="Arial"/>
+          <w:lang w:val="en-ZA"/>
+        </w:rPr>
+        <w:t>l’équipe</w:t>
+      </w:r>
+      <w:proofErr w:type="spellEnd"/>
+      <w:r>
+        <w:rPr>
+          <w:rFonts w:ascii="Arial" w:hAnsi="Arial" w:cs="Arial"/>
+          <w:lang w:val="en-ZA"/>
+        </w:rPr>
+        <w:t xml:space="preserve"> IT de Frontier Mine pour son </w:t>
+      </w:r>
+      <w:proofErr w:type="spellStart"/>
+      <w:r>
+        <w:rPr>
+          <w:rFonts w:ascii="Arial" w:hAnsi="Arial" w:cs="Arial"/>
+          <w:lang w:val="en-ZA"/>
+        </w:rPr>
+        <w:t>accueil</w:t>
+      </w:r>
+      <w:proofErr w:type="spellEnd"/>
+      <w:r>
+        <w:rPr>
+          <w:rFonts w:ascii="Arial" w:hAnsi="Arial" w:cs="Arial"/>
+          <w:lang w:val="en-ZA"/>
+        </w:rPr>
+        <w:t xml:space="preserve">, son </w:t>
+      </w:r>
+      <w:proofErr w:type="spellStart"/>
+      <w:r>
+        <w:rPr>
+          <w:rFonts w:ascii="Arial" w:hAnsi="Arial" w:cs="Arial"/>
+          <w:lang w:val="en-ZA"/>
+        </w:rPr>
+        <w:t>encadrement</w:t>
+      </w:r>
+      <w:proofErr w:type="spellEnd"/>
+      <w:r>
+        <w:rPr>
+          <w:rFonts w:ascii="Arial" w:hAnsi="Arial" w:cs="Arial"/>
+          <w:lang w:val="en-ZA"/>
+        </w:rPr>
+        <w:t xml:space="preserve"> et son </w:t>
+      </w:r>
+      <w:proofErr w:type="spellStart"/>
+      <w:r>
+        <w:rPr>
+          <w:rFonts w:ascii="Arial" w:hAnsi="Arial" w:cs="Arial"/>
+          <w:lang w:val="en-ZA"/>
+        </w:rPr>
+        <w:t>professionnalisme</w:t>
+      </w:r>
+      <w:proofErr w:type="spellEnd"/>
+      <w:r>
+        <w:rPr>
+          <w:rFonts w:ascii="Arial" w:hAnsi="Arial" w:cs="Arial"/>
+          <w:lang w:val="en-ZA"/>
+        </w:rPr>
+        <w:t>.</w:t>
       </w:r>
     </w:p>
     <w:p>
       <w:pPr>
         <w:rPr>
+          <w:rFonts w:ascii="Arial" w:hAnsi="Arial" w:cs="Arial"/>
+          <w:lang w:val="en-ZA"/>
+        </w:rPr>
+      </w:pPr>
+      <w:r>
+        <w:rPr>
+          <w:rFonts w:ascii="Arial" w:hAnsi="Arial" w:cs="Arial"/>
+          <w:lang w:val="en-ZA"/>
+        </w:rPr>
+        <w:t xml:space="preserve">Je </w:t>
+      </w:r>
+      <w:proofErr w:type="spellStart"/>
+      <w:r>
+        <w:rPr>
+          <w:rFonts w:ascii="Arial" w:hAnsi="Arial" w:cs="Arial"/>
+          <w:lang w:val="en-ZA"/>
+        </w:rPr>
+        <w:t>remercie</w:t>
+      </w:r>
+      <w:proofErr w:type="spellEnd"/>
+      <w:r>
+        <w:rPr>
+          <w:rFonts w:ascii="Arial" w:hAnsi="Arial" w:cs="Arial"/>
+          <w:lang w:val="en-ZA"/>
+        </w:rPr>
+        <w:t xml:space="preserve"> </w:t>
+      </w:r>
+      <w:proofErr w:type="spellStart"/>
+      <w:r>
+        <w:rPr>
+          <w:rFonts w:ascii="Arial" w:hAnsi="Arial" w:cs="Arial"/>
+          <w:lang w:val="en-ZA"/>
+        </w:rPr>
+        <w:t>particulièrement</w:t>
+      </w:r>
+      <w:proofErr w:type="spellEnd"/>
+      <w:r>
+        <w:rPr>
+          <w:rFonts w:ascii="Arial" w:hAnsi="Arial" w:cs="Arial"/>
+          <w:lang w:val="en-ZA"/>
+        </w:rPr>
+        <w:t xml:space="preserve"> Mr Patrick Umba pour </w:t>
+      </w:r>
+      <w:proofErr w:type="spellStart"/>
+      <w:r>
+        <w:rPr>
+          <w:rFonts w:ascii="Arial" w:hAnsi="Arial" w:cs="Arial"/>
+          <w:lang w:val="en-ZA"/>
+        </w:rPr>
+        <w:t>m’avoir</w:t>
+      </w:r>
+      <w:proofErr w:type="spellEnd"/>
+      <w:r>
+        <w:rPr>
+          <w:rFonts w:ascii="Arial" w:hAnsi="Arial" w:cs="Arial"/>
+          <w:lang w:val="en-ZA"/>
+        </w:rPr>
+        <w:t xml:space="preserve"> </w:t>
+      </w:r>
+      <w:proofErr w:type="spellStart"/>
+      <w:r>
+        <w:rPr>
+          <w:rFonts w:ascii="Arial" w:hAnsi="Arial" w:cs="Arial"/>
+          <w:lang w:val="en-ZA"/>
+        </w:rPr>
+        <w:t>offert</w:t>
+      </w:r>
+      <w:proofErr w:type="spellEnd"/>
+      <w:r>
+        <w:rPr>
+          <w:rFonts w:ascii="Arial" w:hAnsi="Arial" w:cs="Arial"/>
+          <w:lang w:val="en-ZA"/>
+        </w:rPr>
+        <w:t xml:space="preserve"> </w:t>
+      </w:r>
+      <w:proofErr w:type="spellStart"/>
+      <w:r>
+        <w:rPr>
+          <w:rFonts w:ascii="Arial" w:hAnsi="Arial" w:cs="Arial"/>
+          <w:lang w:val="en-ZA"/>
+        </w:rPr>
+        <w:t>cette</w:t>
+      </w:r>
+      <w:proofErr w:type="spellEnd"/>
+      <w:r>
+        <w:rPr>
+          <w:rFonts w:ascii="Arial" w:hAnsi="Arial" w:cs="Arial"/>
+          <w:lang w:val="en-ZA"/>
+        </w:rPr>
+        <w:t xml:space="preserve"> </w:t>
+      </w:r>
+      <w:proofErr w:type="spellStart"/>
+      <w:r>
+        <w:rPr>
+          <w:rFonts w:ascii="Arial" w:hAnsi="Arial" w:cs="Arial"/>
+          <w:lang w:val="en-ZA"/>
+        </w:rPr>
+        <w:t>opportunité</w:t>
+      </w:r>
+      <w:proofErr w:type="spellEnd"/>
+      <w:r>
+        <w:rPr>
+          <w:rFonts w:ascii="Arial" w:hAnsi="Arial" w:cs="Arial"/>
+          <w:lang w:val="en-ZA"/>
+        </w:rPr>
+        <w:t xml:space="preserve"> de stage, </w:t>
+      </w:r>
+      <w:proofErr w:type="spellStart"/>
+      <w:r>
+        <w:rPr>
+          <w:rFonts w:ascii="Arial" w:hAnsi="Arial" w:cs="Arial"/>
+          <w:lang w:val="en-ZA"/>
+        </w:rPr>
+        <w:t>ainsi</w:t>
+      </w:r>
+      <w:proofErr w:type="spellEnd"/>
+      <w:r>
+        <w:rPr>
+          <w:rFonts w:ascii="Arial" w:hAnsi="Arial" w:cs="Arial"/>
+          <w:lang w:val="en-ZA"/>
+        </w:rPr>
+        <w:t xml:space="preserve"> </w:t>
+      </w:r>
+      <w:proofErr w:type="spellStart"/>
+      <w:r>
+        <w:rPr>
+          <w:rFonts w:ascii="Arial" w:hAnsi="Arial" w:cs="Arial"/>
+          <w:lang w:val="en-ZA"/>
+        </w:rPr>
+        <w:t>que</w:t>
+      </w:r>
+      <w:proofErr w:type="spellEnd"/>
+      <w:r>
+        <w:rPr>
+          <w:rFonts w:ascii="Arial" w:hAnsi="Arial" w:cs="Arial"/>
+          <w:lang w:val="en-ZA"/>
+        </w:rPr>
+        <w:t xml:space="preserve"> </w:t>
+      </w:r>
+      <w:proofErr w:type="spellStart"/>
+      <w:r>
+        <w:rPr>
+          <w:rFonts w:ascii="Arial" w:hAnsi="Arial" w:cs="Arial"/>
+          <w:lang w:val="en-ZA"/>
+        </w:rPr>
+        <w:t>tous</w:t>
+      </w:r>
+      <w:proofErr w:type="spellEnd"/>
+      <w:r>
+        <w:rPr>
+          <w:rFonts w:ascii="Arial" w:hAnsi="Arial" w:cs="Arial"/>
+          <w:lang w:val="en-ZA"/>
+        </w:rPr>
+        <w:t xml:space="preserve"> les </w:t>
+      </w:r>
+      <w:proofErr w:type="spellStart"/>
+      <w:r>
+        <w:rPr>
+          <w:rFonts w:ascii="Arial" w:hAnsi="Arial" w:cs="Arial"/>
+          <w:lang w:val="en-ZA"/>
+        </w:rPr>
+        <w:t>membres</w:t>
+      </w:r>
+      <w:proofErr w:type="spellEnd"/>
+      <w:r>
+        <w:rPr>
+          <w:rFonts w:ascii="Arial" w:hAnsi="Arial" w:cs="Arial"/>
+          <w:lang w:val="en-ZA"/>
+        </w:rPr>
+        <w:t xml:space="preserve"> de </w:t>
+      </w:r>
+      <w:proofErr w:type="spellStart"/>
+      <w:r>
+        <w:rPr>
+          <w:rFonts w:ascii="Arial" w:hAnsi="Arial" w:cs="Arial"/>
+          <w:lang w:val="en-ZA"/>
+        </w:rPr>
+        <w:t>l’équipe</w:t>
+      </w:r>
+      <w:proofErr w:type="spellEnd"/>
+      <w:r>
+        <w:rPr>
+          <w:rFonts w:ascii="Arial" w:hAnsi="Arial" w:cs="Arial"/>
+          <w:lang w:val="en-ZA"/>
+        </w:rPr>
+        <w:t xml:space="preserve"> pour </w:t>
+      </w:r>
+      <w:proofErr w:type="spellStart"/>
+      <w:r>
+        <w:rPr>
+          <w:rFonts w:ascii="Arial" w:hAnsi="Arial" w:cs="Arial"/>
+          <w:lang w:val="en-ZA"/>
+        </w:rPr>
+        <w:t>leur</w:t>
+      </w:r>
+      <w:proofErr w:type="spellEnd"/>
+      <w:r>
+        <w:rPr>
+          <w:rFonts w:ascii="Arial" w:hAnsi="Arial" w:cs="Arial"/>
+          <w:lang w:val="en-ZA"/>
+        </w:rPr>
+        <w:t xml:space="preserve"> </w:t>
+      </w:r>
+      <w:proofErr w:type="spellStart"/>
+      <w:r>
+        <w:rPr>
+          <w:rFonts w:ascii="Arial" w:hAnsi="Arial" w:cs="Arial"/>
+          <w:lang w:val="en-ZA"/>
+        </w:rPr>
+        <w:t>disponibilité</w:t>
+      </w:r>
+      <w:proofErr w:type="spellEnd"/>
+      <w:r>
+        <w:rPr>
+          <w:rFonts w:ascii="Arial" w:hAnsi="Arial" w:cs="Arial"/>
+          <w:lang w:val="en-ZA"/>
+        </w:rPr>
+        <w:t xml:space="preserve"> et </w:t>
+      </w:r>
+      <w:proofErr w:type="spellStart"/>
+      <w:r>
+        <w:rPr>
+          <w:rFonts w:ascii="Arial" w:hAnsi="Arial" w:cs="Arial"/>
+          <w:lang w:val="en-ZA"/>
+        </w:rPr>
+        <w:t>leur</w:t>
+      </w:r>
+      <w:proofErr w:type="spellEnd"/>
+      <w:r>
+        <w:rPr>
+          <w:rFonts w:ascii="Arial" w:hAnsi="Arial" w:cs="Arial"/>
+          <w:lang w:val="en-ZA"/>
+        </w:rPr>
+        <w:t xml:space="preserve"> </w:t>
+      </w:r>
+      <w:proofErr w:type="spellStart"/>
+      <w:r>
+        <w:rPr>
+          <w:rFonts w:ascii="Arial" w:hAnsi="Arial" w:cs="Arial"/>
+          <w:lang w:val="en-ZA"/>
+        </w:rPr>
+        <w:t>volonté</w:t>
+      </w:r>
+      <w:proofErr w:type="spellEnd"/>
+      <w:r>
+        <w:rPr>
+          <w:rFonts w:ascii="Arial" w:hAnsi="Arial" w:cs="Arial"/>
+          <w:lang w:val="en-ZA"/>
+        </w:rPr>
+        <w:t xml:space="preserve"> de </w:t>
+      </w:r>
+      <w:proofErr w:type="spellStart"/>
+      <w:r>
+        <w:rPr>
+          <w:rFonts w:ascii="Arial" w:hAnsi="Arial" w:cs="Arial"/>
+          <w:lang w:val="en-ZA"/>
+        </w:rPr>
+        <w:t>partager</w:t>
+      </w:r>
+      <w:proofErr w:type="spellEnd"/>
+      <w:r>
+        <w:rPr>
+          <w:rFonts w:ascii="Arial" w:hAnsi="Arial" w:cs="Arial"/>
+          <w:lang w:val="en-ZA"/>
+        </w:rPr>
+        <w:t xml:space="preserve"> </w:t>
+      </w:r>
+      <w:proofErr w:type="spellStart"/>
+      <w:r>
+        <w:rPr>
+          <w:rFonts w:ascii="Arial" w:hAnsi="Arial" w:cs="Arial"/>
+          <w:lang w:val="en-ZA"/>
+        </w:rPr>
+        <w:t>leurs</w:t>
+      </w:r>
+      <w:proofErr w:type="spellEnd"/>
+      <w:r>
+        <w:rPr>
+          <w:rFonts w:ascii="Arial" w:hAnsi="Arial" w:cs="Arial"/>
+          <w:lang w:val="en-ZA"/>
+        </w:rPr>
+        <w:t xml:space="preserve"> </w:t>
+      </w:r>
+      <w:proofErr w:type="spellStart"/>
+      <w:r>
+        <w:rPr>
+          <w:rFonts w:ascii="Arial" w:hAnsi="Arial" w:cs="Arial"/>
+          <w:lang w:val="en-ZA"/>
+        </w:rPr>
+        <w:t>connaissances</w:t>
+      </w:r>
+      <w:proofErr w:type="spellEnd"/>
+      <w:r>
+        <w:rPr>
+          <w:rFonts w:ascii="Arial" w:hAnsi="Arial" w:cs="Arial"/>
+          <w:lang w:val="en-ZA"/>
+        </w:rPr>
+        <w:t>.</w:t>
+      </w:r>
+    </w:p>
+    <w:p>
+      <w:pPr>
+        <w:rPr>
           <w:rFonts w:ascii="Arial Black" w:hAnsi="Arial Black"/>
           <w:u w:val="single"/>
-          <w:lang w:val="es-ES"/>
-        </w:rPr>
-      </w:pPr>
-      <w:r>
-        <w:rPr>
-          <w:rFonts w:ascii="Arial" w:hAnsi="Arial" w:cs="Arial"/>
-          <w:sz w:val="22"/>
-          <w:szCs w:val="22"/>
-          <w:lang w:val="es-ES"/>
-        </w:rPr>
-        <w:t xml:space="preserve">Je </w:t>
-      </w:r>
-      <w:proofErr w:type="spellStart"/>
-      <w:r>
-        <w:rPr>
-          <w:rFonts w:ascii="Arial" w:hAnsi="Arial" w:cs="Arial"/>
-          <w:sz w:val="22"/>
-          <w:szCs w:val="22"/>
-          <w:lang w:val="es-ES"/>
-        </w:rPr>
-        <w:t>tiens</w:t>
-      </w:r>
-      <w:proofErr w:type="spellEnd"/>
-      <w:r>
-        <w:rPr>
-          <w:rFonts w:ascii="Arial" w:hAnsi="Arial" w:cs="Arial"/>
-          <w:sz w:val="22"/>
-          <w:szCs w:val="22"/>
-          <w:lang w:val="es-ES"/>
-        </w:rPr>
-        <w:t xml:space="preserve"> à </w:t>
-      </w:r>
-      <w:proofErr w:type="spellStart"/>
-      <w:r>
-        <w:rPr>
-          <w:rFonts w:ascii="Arial" w:hAnsi="Arial" w:cs="Arial"/>
-          <w:sz w:val="22"/>
-          <w:szCs w:val="22"/>
-          <w:lang w:val="es-ES"/>
-        </w:rPr>
-        <w:t>remercier</w:t>
-      </w:r>
-      <w:proofErr w:type="spellEnd"/>
-      <w:r>
-        <w:rPr>
-          <w:rFonts w:ascii="Arial" w:hAnsi="Arial" w:cs="Arial"/>
-          <w:sz w:val="22"/>
-          <w:szCs w:val="22"/>
-          <w:lang w:val="es-ES"/>
-        </w:rPr>
-        <w:t xml:space="preserve"> les </w:t>
-      </w:r>
-      <w:proofErr w:type="spellStart"/>
-      <w:r>
-        <w:rPr>
-          <w:rFonts w:ascii="Arial" w:hAnsi="Arial" w:cs="Arial"/>
-          <w:sz w:val="22"/>
-          <w:szCs w:val="22"/>
-          <w:lang w:val="es-ES"/>
-        </w:rPr>
-        <w:t>personnes</w:t>
-      </w:r>
-      <w:proofErr w:type="spellEnd"/>
-      <w:r>
-        <w:rPr>
-          <w:rFonts w:ascii="Arial" w:hAnsi="Arial" w:cs="Arial"/>
-          <w:sz w:val="22"/>
-          <w:szCs w:val="22"/>
-          <w:lang w:val="es-ES"/>
-        </w:rPr>
-        <w:t xml:space="preserve"> brillantes, </w:t>
-      </w:r>
-      <w:proofErr w:type="spellStart"/>
-      <w:r>
-        <w:rPr>
-          <w:rFonts w:ascii="Arial" w:hAnsi="Arial" w:cs="Arial"/>
-          <w:sz w:val="22"/>
-          <w:szCs w:val="22"/>
-          <w:lang w:val="es-ES"/>
-        </w:rPr>
-        <w:t>intelligentes</w:t>
-      </w:r>
-      <w:proofErr w:type="spellEnd"/>
-      <w:r>
-        <w:rPr>
-          <w:rFonts w:ascii="Arial" w:hAnsi="Arial" w:cs="Arial"/>
-          <w:sz w:val="22"/>
-          <w:szCs w:val="22"/>
-          <w:lang w:val="es-ES"/>
-        </w:rPr>
-        <w:t xml:space="preserve"> et </w:t>
-      </w:r>
-      <w:proofErr w:type="spellStart"/>
-      <w:r>
-        <w:rPr>
-          <w:rFonts w:ascii="Arial" w:hAnsi="Arial" w:cs="Arial"/>
-          <w:sz w:val="22"/>
-          <w:szCs w:val="22"/>
-          <w:lang w:val="es-ES"/>
-        </w:rPr>
-        <w:t>travailleuses</w:t>
-      </w:r>
-      <w:proofErr w:type="spellEnd"/>
-      <w:r>
-        <w:rPr>
-          <w:rFonts w:ascii="Arial" w:hAnsi="Arial" w:cs="Arial"/>
-          <w:sz w:val="22"/>
-          <w:szCs w:val="22"/>
-          <w:lang w:val="es-ES"/>
-        </w:rPr>
-        <w:t xml:space="preserve"> qui </w:t>
-      </w:r>
-      <w:proofErr w:type="spellStart"/>
-      <w:r>
-        <w:rPr>
-          <w:rFonts w:ascii="Arial" w:hAnsi="Arial" w:cs="Arial"/>
-          <w:sz w:val="22"/>
-          <w:szCs w:val="22"/>
-          <w:lang w:val="es-ES"/>
-        </w:rPr>
-        <w:t>sont</w:t>
-      </w:r>
-      <w:proofErr w:type="spellEnd"/>
-      <w:r>
-        <w:rPr>
-          <w:rFonts w:ascii="Arial" w:hAnsi="Arial" w:cs="Arial"/>
-          <w:sz w:val="22"/>
-          <w:szCs w:val="22"/>
-          <w:lang w:val="es-ES"/>
-        </w:rPr>
-        <w:t xml:space="preserve"> les </w:t>
-      </w:r>
-      <w:proofErr w:type="spellStart"/>
-      <w:r>
-        <w:rPr>
-          <w:rFonts w:ascii="Arial" w:hAnsi="Arial" w:cs="Arial"/>
-          <w:sz w:val="22"/>
-          <w:szCs w:val="22"/>
-          <w:lang w:val="es-ES"/>
-        </w:rPr>
-        <w:t>équipes</w:t>
-      </w:r>
-      <w:proofErr w:type="spellEnd"/>
-      <w:r>
-        <w:rPr>
-          <w:rFonts w:ascii="Arial" w:hAnsi="Arial" w:cs="Arial"/>
-          <w:sz w:val="22"/>
-          <w:szCs w:val="22"/>
-          <w:lang w:val="es-ES"/>
-        </w:rPr>
-        <w:t xml:space="preserve"> du </w:t>
-      </w:r>
-      <w:proofErr w:type="spellStart"/>
-      <w:r>
-        <w:rPr>
-          <w:rFonts w:ascii="Arial" w:hAnsi="Arial" w:cs="Arial"/>
-          <w:sz w:val="22"/>
-          <w:szCs w:val="22"/>
-          <w:lang w:val="es-ES"/>
-        </w:rPr>
-        <w:t>département</w:t>
-      </w:r>
-      <w:proofErr w:type="spellEnd"/>
-      <w:r>
-        <w:rPr>
-          <w:rFonts w:ascii="Arial" w:hAnsi="Arial" w:cs="Arial"/>
-          <w:sz w:val="22"/>
-          <w:szCs w:val="22"/>
-          <w:lang w:val="es-ES"/>
-        </w:rPr>
-        <w:t xml:space="preserve"> IT de </w:t>
-      </w:r>
-      <w:proofErr w:type="spellStart"/>
-      <w:r>
-        <w:rPr>
-          <w:rFonts w:ascii="Arial" w:hAnsi="Arial" w:cs="Arial"/>
-          <w:sz w:val="22"/>
-          <w:szCs w:val="22"/>
-          <w:lang w:val="es-ES"/>
-        </w:rPr>
-        <w:t>Frontier</w:t>
-      </w:r>
-      <w:proofErr w:type="spellEnd"/>
-      <w:r>
-        <w:rPr>
-          <w:rFonts w:ascii="Arial" w:hAnsi="Arial" w:cs="Arial"/>
-          <w:sz w:val="22"/>
-          <w:szCs w:val="22"/>
-          <w:lang w:val="es-ES"/>
-        </w:rPr>
-        <w:t xml:space="preserve">, en </w:t>
-      </w:r>
-      <w:proofErr w:type="spellStart"/>
-      <w:r>
-        <w:rPr>
-          <w:rFonts w:ascii="Arial" w:hAnsi="Arial" w:cs="Arial"/>
-          <w:sz w:val="22"/>
-          <w:szCs w:val="22"/>
-          <w:lang w:val="es-ES"/>
-        </w:rPr>
-        <w:t>particulier</w:t>
-      </w:r>
-      <w:proofErr w:type="spellEnd"/>
-      <w:r>
-        <w:rPr>
-          <w:rFonts w:ascii="Arial" w:hAnsi="Arial" w:cs="Arial"/>
-          <w:sz w:val="22"/>
-          <w:szCs w:val="22"/>
-          <w:lang w:val="es-ES"/>
-        </w:rPr>
-        <w:t xml:space="preserve"> </w:t>
-      </w:r>
-      <w:proofErr w:type="gramStart"/>
-      <w:r>
-        <w:rPr>
-          <w:rFonts w:ascii="Arial" w:hAnsi="Arial" w:cs="Arial"/>
-          <w:sz w:val="22"/>
-          <w:szCs w:val="22"/>
-          <w:lang w:val="es-ES"/>
-        </w:rPr>
-        <w:t xml:space="preserve">M </w:t>
-      </w:r>
-      <w:r>
-        <w:rPr>
-          <w:rFonts w:ascii="Arial" w:hAnsi="Arial" w:cs="Arial"/>
-          <w:b/>
-          <w:bCs/>
-          <w:sz w:val="22"/>
-          <w:szCs w:val="22"/>
-          <w:lang w:val="es-ES"/>
-        </w:rPr>
-        <w:t>.</w:t>
-      </w:r>
-      <w:proofErr w:type="gramEnd"/>
-      <w:r>
-        <w:rPr>
-          <w:rFonts w:ascii="Arial" w:hAnsi="Arial" w:cs="Arial"/>
-          <w:b/>
-          <w:bCs/>
-          <w:sz w:val="22"/>
-          <w:szCs w:val="22"/>
-          <w:lang w:val="es-ES"/>
-        </w:rPr>
-        <w:t xml:space="preserve"> PATRICK</w:t>
-      </w:r>
-      <w:r>
-        <w:rPr>
-          <w:rFonts w:ascii="Arial" w:hAnsi="Arial" w:cs="Arial"/>
-          <w:sz w:val="22"/>
-          <w:szCs w:val="22"/>
-          <w:lang w:val="es-ES"/>
-        </w:rPr>
-        <w:t xml:space="preserve"> UMBA de </w:t>
-      </w:r>
-      <w:proofErr w:type="spellStart"/>
-      <w:r>
-        <w:rPr>
-          <w:rFonts w:ascii="Arial" w:hAnsi="Arial" w:cs="Arial"/>
-          <w:sz w:val="22"/>
-          <w:szCs w:val="22"/>
-          <w:lang w:val="es-ES"/>
-        </w:rPr>
-        <w:t>m'avoir</w:t>
-      </w:r>
-      <w:proofErr w:type="spellEnd"/>
-      <w:r>
-        <w:rPr>
-          <w:rFonts w:ascii="Arial" w:hAnsi="Arial" w:cs="Arial"/>
-          <w:sz w:val="22"/>
-          <w:szCs w:val="22"/>
-          <w:lang w:val="es-ES"/>
-        </w:rPr>
-        <w:t xml:space="preserve"> </w:t>
-      </w:r>
-      <w:proofErr w:type="spellStart"/>
-      <w:r>
-        <w:rPr>
-          <w:rFonts w:ascii="Arial" w:hAnsi="Arial" w:cs="Arial"/>
-          <w:sz w:val="22"/>
-          <w:szCs w:val="22"/>
-          <w:lang w:val="es-ES"/>
-        </w:rPr>
-        <w:t>offert</w:t>
-      </w:r>
-      <w:proofErr w:type="spellEnd"/>
-      <w:r>
-        <w:rPr>
-          <w:rFonts w:ascii="Arial" w:hAnsi="Arial" w:cs="Arial"/>
-          <w:sz w:val="22"/>
-          <w:szCs w:val="22"/>
-          <w:lang w:val="es-ES"/>
-        </w:rPr>
-        <w:t xml:space="preserve"> </w:t>
-      </w:r>
-      <w:proofErr w:type="spellStart"/>
-      <w:r>
-        <w:rPr>
-          <w:rFonts w:ascii="Arial" w:hAnsi="Arial" w:cs="Arial"/>
-          <w:sz w:val="22"/>
-          <w:szCs w:val="22"/>
-          <w:lang w:val="es-ES"/>
-        </w:rPr>
-        <w:t>cette</w:t>
-      </w:r>
-      <w:proofErr w:type="spellEnd"/>
-      <w:r>
-        <w:rPr>
-          <w:rFonts w:ascii="Arial" w:hAnsi="Arial" w:cs="Arial"/>
-          <w:sz w:val="22"/>
-          <w:szCs w:val="22"/>
-          <w:lang w:val="es-ES"/>
-        </w:rPr>
-        <w:t xml:space="preserve"> </w:t>
-      </w:r>
-      <w:proofErr w:type="spellStart"/>
-      <w:r>
-        <w:rPr>
-          <w:rFonts w:ascii="Arial" w:hAnsi="Arial" w:cs="Arial"/>
-          <w:sz w:val="22"/>
-          <w:szCs w:val="22"/>
-          <w:lang w:val="es-ES"/>
-        </w:rPr>
-        <w:t>opportunité</w:t>
-      </w:r>
-      <w:proofErr w:type="spellEnd"/>
-      <w:r>
-        <w:rPr>
-          <w:rFonts w:ascii="Arial" w:hAnsi="Arial" w:cs="Arial"/>
-          <w:sz w:val="22"/>
-          <w:szCs w:val="22"/>
-          <w:lang w:val="es-ES"/>
-        </w:rPr>
-        <w:t xml:space="preserve"> de </w:t>
-      </w:r>
-      <w:proofErr w:type="spellStart"/>
-      <w:r>
-        <w:rPr>
-          <w:rFonts w:ascii="Arial" w:hAnsi="Arial" w:cs="Arial"/>
-          <w:sz w:val="22"/>
-          <w:szCs w:val="22"/>
-          <w:lang w:val="es-ES"/>
-        </w:rPr>
-        <w:t>stage</w:t>
-      </w:r>
-      <w:proofErr w:type="spellEnd"/>
-      <w:r>
-        <w:rPr>
-          <w:rFonts w:ascii="Arial" w:hAnsi="Arial" w:cs="Arial"/>
-          <w:sz w:val="22"/>
-          <w:szCs w:val="22"/>
-          <w:lang w:val="es-ES"/>
-        </w:rPr>
-        <w:t xml:space="preserve"> </w:t>
-      </w:r>
+          <w:lang w:val="en-ZA"/>
+        </w:rPr>
+      </w:pPr>
     </w:p>
     <w:p>
       <w:pPr>
         <w:rPr>
-          <w:rFonts w:ascii="Arial Black" w:hAnsi="Arial Black"/>
-          <w:u w:val="single"/>
-          <w:lang w:val="es-ES"/>
-        </w:rPr>
-      </w:pPr>
+          <w:b/>
+          <w:bCs/>
+          <w:lang w:val="en-ZA"/>
+        </w:rPr>
+      </w:pPr>
+      <w:r>
+        <w:rPr>
+          <w:b/>
+          <w:bCs/>
+          <w:lang w:val="en-ZA"/>
+        </w:rPr>
+        <w:t>INTRODUCTION</w:t>
+      </w:r>
     </w:p>
     <w:p>
       <w:pPr>
         <w:rPr>
-          <w:rFonts w:ascii="Arial Black" w:hAnsi="Arial Black"/>
-          <w:u w:val="single"/>
-          <w:lang w:val="es-ES"/>
-        </w:rPr>
-      </w:pPr>
-      <w:r>
-        <w:rPr>
-          <w:rFonts w:ascii="Arial Black" w:hAnsi="Arial Black"/>
-          <w:u w:val="single"/>
-          <w:lang w:val="es-ES"/>
-        </w:rPr>
-        <w:t>INTRODUCTION</w:t>
+          <w:lang w:val="en-ZA"/>
+        </w:rPr>
+      </w:pPr>
+      <w:r>
+        <w:rPr>
+          <w:lang w:val="en-ZA"/>
+        </w:rPr>
+        <w:t xml:space="preserve">Ce rapport </w:t>
+      </w:r>
+      <w:proofErr w:type="spellStart"/>
+      <w:r>
+        <w:rPr>
+          <w:lang w:val="en-ZA"/>
+        </w:rPr>
+        <w:t>présente</w:t>
+      </w:r>
+      <w:proofErr w:type="spellEnd"/>
+      <w:r>
+        <w:rPr>
+          <w:lang w:val="en-ZA"/>
+        </w:rPr>
+        <w:t xml:space="preserve"> un aperçu des </w:t>
+      </w:r>
+      <w:proofErr w:type="spellStart"/>
+      <w:r>
+        <w:rPr>
+          <w:lang w:val="en-ZA"/>
+        </w:rPr>
+        <w:t>connaissances</w:t>
+      </w:r>
+      <w:proofErr w:type="spellEnd"/>
+      <w:r>
+        <w:rPr>
+          <w:lang w:val="en-ZA"/>
+        </w:rPr>
+        <w:t xml:space="preserve"> et </w:t>
+      </w:r>
+      <w:proofErr w:type="spellStart"/>
+      <w:r>
+        <w:rPr>
+          <w:lang w:val="en-ZA"/>
+        </w:rPr>
+        <w:t>compétences</w:t>
+      </w:r>
+      <w:proofErr w:type="spellEnd"/>
+      <w:r>
+        <w:rPr>
+          <w:lang w:val="en-ZA"/>
+        </w:rPr>
+        <w:t xml:space="preserve"> pratiques </w:t>
+      </w:r>
+      <w:proofErr w:type="spellStart"/>
+      <w:r>
+        <w:rPr>
+          <w:lang w:val="en-ZA"/>
+        </w:rPr>
+        <w:t>que</w:t>
+      </w:r>
+      <w:proofErr w:type="spellEnd"/>
+      <w:r>
+        <w:rPr>
+          <w:lang w:val="en-ZA"/>
+        </w:rPr>
+        <w:t xml:space="preserve"> </w:t>
+      </w:r>
+      <w:proofErr w:type="spellStart"/>
+      <w:r>
+        <w:rPr>
+          <w:lang w:val="en-ZA"/>
+        </w:rPr>
+        <w:t>j’ai</w:t>
+      </w:r>
+      <w:proofErr w:type="spellEnd"/>
+      <w:r>
+        <w:rPr>
+          <w:lang w:val="en-ZA"/>
+        </w:rPr>
+        <w:t xml:space="preserve"> </w:t>
+      </w:r>
+      <w:proofErr w:type="spellStart"/>
+      <w:r>
+        <w:rPr>
+          <w:lang w:val="en-ZA"/>
+        </w:rPr>
+        <w:t>acquises</w:t>
+      </w:r>
+      <w:proofErr w:type="spellEnd"/>
+      <w:r>
+        <w:rPr>
+          <w:lang w:val="en-ZA"/>
+        </w:rPr>
+        <w:t xml:space="preserve"> au </w:t>
+      </w:r>
+      <w:proofErr w:type="spellStart"/>
+      <w:r>
+        <w:rPr>
+          <w:lang w:val="en-ZA"/>
+        </w:rPr>
+        <w:t>cours</w:t>
+      </w:r>
+      <w:proofErr w:type="spellEnd"/>
+      <w:r>
+        <w:rPr>
+          <w:lang w:val="en-ZA"/>
+        </w:rPr>
+        <w:t xml:space="preserve"> de </w:t>
+      </w:r>
+      <w:proofErr w:type="spellStart"/>
+      <w:r>
+        <w:rPr>
+          <w:lang w:val="en-ZA"/>
+        </w:rPr>
+        <w:t>mon</w:t>
+      </w:r>
+      <w:proofErr w:type="spellEnd"/>
+      <w:r>
+        <w:rPr>
+          <w:lang w:val="en-ZA"/>
+        </w:rPr>
+        <w:t xml:space="preserve"> stage au sein du département IT </w:t>
+      </w:r>
+      <w:proofErr w:type="spellStart"/>
+      <w:r>
+        <w:rPr>
+          <w:lang w:val="en-ZA"/>
+        </w:rPr>
+        <w:t>d’ERG</w:t>
+      </w:r>
+      <w:proofErr w:type="spellEnd"/>
+      <w:r>
+        <w:rPr>
+          <w:lang w:val="en-ZA"/>
+        </w:rPr>
+        <w:t xml:space="preserve"> Africa – Frontier Mine.</w:t>
       </w:r>
     </w:p>
     <w:p>
       <w:pPr>
         <w:rPr>
-          <w:lang w:val="es-ES"/>
-        </w:rPr>
-      </w:pPr>
-      <w:r>
-        <w:rPr>
-          <w:lang w:val="es-ES"/>
-        </w:rPr>
-        <w:t xml:space="preserve">Ce </w:t>
-      </w:r>
-      <w:proofErr w:type="spellStart"/>
-      <w:r>
-        <w:rPr>
-          <w:lang w:val="es-ES"/>
-        </w:rPr>
-        <w:t>rapport</w:t>
-      </w:r>
-      <w:proofErr w:type="spellEnd"/>
-      <w:r>
-        <w:rPr>
-          <w:lang w:val="es-ES"/>
-        </w:rPr>
-        <w:t xml:space="preserve"> </w:t>
-      </w:r>
-      <w:proofErr w:type="spellStart"/>
-      <w:r>
-        <w:rPr>
-          <w:lang w:val="es-ES"/>
-        </w:rPr>
-        <w:t>présente</w:t>
-      </w:r>
-      <w:proofErr w:type="spellEnd"/>
-      <w:r>
-        <w:rPr>
-          <w:lang w:val="es-ES"/>
-        </w:rPr>
-        <w:t xml:space="preserve"> un </w:t>
-      </w:r>
-      <w:proofErr w:type="spellStart"/>
-      <w:r>
-        <w:rPr>
-          <w:lang w:val="es-ES"/>
-        </w:rPr>
-        <w:t>aperçu</w:t>
-      </w:r>
-      <w:proofErr w:type="spellEnd"/>
-      <w:r>
-        <w:rPr>
-          <w:lang w:val="es-ES"/>
-        </w:rPr>
-        <w:t xml:space="preserve"> des </w:t>
-      </w:r>
-      <w:proofErr w:type="spellStart"/>
-      <w:r>
-        <w:rPr>
-          <w:lang w:val="es-ES"/>
-        </w:rPr>
-        <w:t>connaissances</w:t>
-      </w:r>
-      <w:proofErr w:type="spellEnd"/>
-      <w:r>
-        <w:rPr>
-          <w:lang w:val="es-ES"/>
-        </w:rPr>
-        <w:t xml:space="preserve"> et </w:t>
-      </w:r>
-      <w:proofErr w:type="spellStart"/>
-      <w:r>
-        <w:rPr>
-          <w:lang w:val="es-ES"/>
+          <w:lang w:val="en-ZA"/>
+        </w:rPr>
+      </w:pPr>
+      <w:proofErr w:type="spellStart"/>
+      <w:r>
+        <w:rPr>
+          <w:lang w:val="en-ZA"/>
+        </w:rPr>
+        <w:t>L’objectif</w:t>
+      </w:r>
+      <w:proofErr w:type="spellEnd"/>
+      <w:r>
+        <w:rPr>
+          <w:lang w:val="en-ZA"/>
+        </w:rPr>
+        <w:t xml:space="preserve"> de </w:t>
+      </w:r>
+      <w:proofErr w:type="spellStart"/>
+      <w:r>
+        <w:rPr>
+          <w:lang w:val="en-ZA"/>
+        </w:rPr>
+        <w:t>ce</w:t>
+      </w:r>
+      <w:proofErr w:type="spellEnd"/>
+      <w:r>
+        <w:rPr>
+          <w:lang w:val="en-ZA"/>
+        </w:rPr>
+        <w:t xml:space="preserve"> stage </w:t>
+      </w:r>
+      <w:proofErr w:type="spellStart"/>
+      <w:r>
+        <w:rPr>
+          <w:lang w:val="en-ZA"/>
+        </w:rPr>
+        <w:t>était</w:t>
+      </w:r>
+      <w:proofErr w:type="spellEnd"/>
+      <w:r>
+        <w:rPr>
+          <w:lang w:val="en-ZA"/>
+        </w:rPr>
+        <w:t xml:space="preserve"> de </w:t>
+      </w:r>
+      <w:proofErr w:type="spellStart"/>
+      <w:r>
+        <w:rPr>
+          <w:lang w:val="en-ZA"/>
+        </w:rPr>
+        <w:t>découvrir</w:t>
+      </w:r>
+      <w:proofErr w:type="spellEnd"/>
+      <w:r>
+        <w:rPr>
+          <w:lang w:val="en-ZA"/>
+        </w:rPr>
+        <w:t xml:space="preserve"> </w:t>
+      </w:r>
+      <w:proofErr w:type="spellStart"/>
+      <w:r>
+        <w:rPr>
+          <w:lang w:val="en-ZA"/>
+        </w:rPr>
+        <w:t>l’environnement</w:t>
+      </w:r>
+      <w:proofErr w:type="spellEnd"/>
+      <w:r>
+        <w:rPr>
+          <w:lang w:val="en-ZA"/>
+        </w:rPr>
+        <w:t xml:space="preserve"> </w:t>
+      </w:r>
+      <w:proofErr w:type="spellStart"/>
+      <w:r>
+        <w:rPr>
+          <w:lang w:val="en-ZA"/>
+        </w:rPr>
+        <w:t>professionnel</w:t>
+      </w:r>
+      <w:proofErr w:type="spellEnd"/>
+      <w:r>
+        <w:rPr>
+          <w:lang w:val="en-ZA"/>
+        </w:rPr>
+        <w:t xml:space="preserve">, de </w:t>
+      </w:r>
+      <w:proofErr w:type="spellStart"/>
+      <w:r>
+        <w:rPr>
+          <w:lang w:val="en-ZA"/>
+        </w:rPr>
+        <w:t>participer</w:t>
+      </w:r>
+      <w:proofErr w:type="spellEnd"/>
+      <w:r>
+        <w:rPr>
+          <w:lang w:val="en-ZA"/>
+        </w:rPr>
+        <w:t xml:space="preserve"> à des </w:t>
+      </w:r>
+      <w:proofErr w:type="spellStart"/>
+      <w:r>
+        <w:rPr>
+          <w:lang w:val="en-ZA"/>
+        </w:rPr>
+        <w:t>activités</w:t>
+      </w:r>
+      <w:proofErr w:type="spellEnd"/>
+      <w:r>
+        <w:rPr>
+          <w:lang w:val="en-ZA"/>
+        </w:rPr>
+        <w:t xml:space="preserve"> techniques </w:t>
+      </w:r>
+      <w:proofErr w:type="spellStart"/>
+      <w:r>
+        <w:rPr>
+          <w:lang w:val="en-ZA"/>
+        </w:rPr>
+        <w:t>concrètes</w:t>
+      </w:r>
+      <w:proofErr w:type="spellEnd"/>
+      <w:r>
+        <w:rPr>
+          <w:lang w:val="en-ZA"/>
+        </w:rPr>
+        <w:t xml:space="preserve"> et de </w:t>
+      </w:r>
+      <w:proofErr w:type="spellStart"/>
+      <w:r>
+        <w:rPr>
+          <w:lang w:val="en-ZA"/>
+        </w:rPr>
+        <w:t>développer</w:t>
+      </w:r>
+      <w:proofErr w:type="spellEnd"/>
+      <w:r>
+        <w:rPr>
+          <w:lang w:val="en-ZA"/>
+        </w:rPr>
+        <w:t xml:space="preserve"> </w:t>
+      </w:r>
+      <w:proofErr w:type="spellStart"/>
+      <w:r>
+        <w:rPr>
+          <w:lang w:val="en-ZA"/>
+        </w:rPr>
+        <w:t>mes</w:t>
+      </w:r>
+      <w:proofErr w:type="spellEnd"/>
+      <w:r>
+        <w:rPr>
+          <w:lang w:val="en-ZA"/>
+        </w:rPr>
+        <w:t xml:space="preserve"> </w:t>
+      </w:r>
+      <w:proofErr w:type="spellStart"/>
+      <w:r>
+        <w:rPr>
+          <w:lang w:val="en-ZA"/>
         </w:rPr>
         <w:t>compétences</w:t>
       </w:r>
       <w:proofErr w:type="spellEnd"/>
       <w:r>
         <w:rPr>
-          <w:lang w:val="es-ES"/>
-        </w:rPr>
-        <w:t xml:space="preserve"> </w:t>
-      </w:r>
-      <w:proofErr w:type="spellStart"/>
-      <w:r>
-        <w:rPr>
-          <w:lang w:val="es-ES"/>
-        </w:rPr>
-        <w:t>pratiques</w:t>
-      </w:r>
-      <w:proofErr w:type="spellEnd"/>
-      <w:r>
-        <w:rPr>
-          <w:lang w:val="es-ES"/>
-        </w:rPr>
-        <w:t xml:space="preserve"> que </w:t>
-      </w:r>
-      <w:proofErr w:type="spellStart"/>
-      <w:r>
-        <w:rPr>
-          <w:lang w:val="es-ES"/>
-        </w:rPr>
-        <w:t>j'ai</w:t>
-      </w:r>
-      <w:proofErr w:type="spellEnd"/>
-      <w:r>
-        <w:rPr>
-          <w:lang w:val="es-ES"/>
-        </w:rPr>
-        <w:t xml:space="preserve"> </w:t>
-      </w:r>
-      <w:proofErr w:type="spellStart"/>
-      <w:r>
-        <w:rPr>
-          <w:lang w:val="es-ES"/>
-        </w:rPr>
-        <w:t>acquises</w:t>
-      </w:r>
-      <w:proofErr w:type="spellEnd"/>
-      <w:r>
-        <w:rPr>
-          <w:lang w:val="es-ES"/>
-        </w:rPr>
-        <w:t xml:space="preserve"> </w:t>
-      </w:r>
-      <w:proofErr w:type="spellStart"/>
-      <w:r>
-        <w:rPr>
-          <w:lang w:val="es-ES"/>
-        </w:rPr>
-        <w:t>depuis</w:t>
-      </w:r>
-      <w:proofErr w:type="spellEnd"/>
-      <w:r>
-        <w:rPr>
-          <w:lang w:val="es-ES"/>
-        </w:rPr>
-        <w:t xml:space="preserve"> le </w:t>
-      </w:r>
-      <w:proofErr w:type="spellStart"/>
-      <w:r>
-        <w:rPr>
-          <w:lang w:val="es-ES"/>
-        </w:rPr>
-        <w:t>début</w:t>
-      </w:r>
-      <w:proofErr w:type="spellEnd"/>
-      <w:r>
-        <w:rPr>
-          <w:lang w:val="es-ES"/>
+          <w:lang w:val="en-ZA"/>
+        </w:rPr>
+        <w:t xml:space="preserve"> dans </w:t>
+      </w:r>
+      <w:proofErr w:type="spellStart"/>
+      <w:r>
+        <w:rPr>
+          <w:lang w:val="en-ZA"/>
+        </w:rPr>
+        <w:t>différents</w:t>
+      </w:r>
+      <w:proofErr w:type="spellEnd"/>
+      <w:r>
+        <w:rPr>
+          <w:lang w:val="en-ZA"/>
+        </w:rPr>
+        <w:t xml:space="preserve"> </w:t>
+      </w:r>
+      <w:proofErr w:type="spellStart"/>
+      <w:r>
+        <w:rPr>
+          <w:lang w:val="en-ZA"/>
+        </w:rPr>
+        <w:t>domaines</w:t>
+      </w:r>
+      <w:proofErr w:type="spellEnd"/>
+      <w:r>
+        <w:rPr>
+          <w:lang w:val="en-ZA"/>
         </w:rPr>
         <w:t xml:space="preserve"> de </w:t>
       </w:r>
       <w:proofErr w:type="spellStart"/>
       <w:r>
         <w:rPr>
-          <w:lang w:val="es-ES"/>
-        </w:rPr>
-        <w:t>mon</w:t>
-      </w:r>
-      <w:proofErr w:type="spellEnd"/>
-      <w:r>
-        <w:rPr>
-          <w:lang w:val="es-ES"/>
-        </w:rPr>
-        <w:t xml:space="preserve"> </w:t>
-      </w:r>
-      <w:proofErr w:type="spellStart"/>
-      <w:r>
-        <w:rPr>
-          <w:lang w:val="es-ES"/>
-        </w:rPr>
-        <w:t>stage</w:t>
-      </w:r>
-      <w:proofErr w:type="spellEnd"/>
-      <w:r>
-        <w:rPr>
-          <w:lang w:val="es-ES"/>
-        </w:rPr>
-        <w:t xml:space="preserve"> </w:t>
-      </w:r>
-      <w:proofErr w:type="spellStart"/>
-      <w:r>
-        <w:rPr>
-          <w:lang w:val="es-ES"/>
-        </w:rPr>
-        <w:t>chez</w:t>
-      </w:r>
-      <w:proofErr w:type="spellEnd"/>
-      <w:r>
-        <w:rPr>
-          <w:lang w:val="es-ES"/>
-        </w:rPr>
-        <w:t xml:space="preserve"> ERG Africa – </w:t>
-      </w:r>
-      <w:proofErr w:type="spellStart"/>
-      <w:r>
-        <w:rPr>
-          <w:lang w:val="es-ES"/>
-        </w:rPr>
-        <w:t>Frontier</w:t>
-      </w:r>
-      <w:proofErr w:type="spellEnd"/>
-      <w:r>
-        <w:rPr>
-          <w:lang w:val="es-ES"/>
-        </w:rPr>
-        <w:t xml:space="preserve"> Mine </w:t>
-      </w:r>
-      <w:proofErr w:type="spellStart"/>
-      <w:r>
-        <w:rPr>
-          <w:lang w:val="es-ES"/>
-        </w:rPr>
-        <w:t>au</w:t>
-      </w:r>
-      <w:proofErr w:type="spellEnd"/>
-      <w:r>
-        <w:rPr>
-          <w:lang w:val="es-ES"/>
-        </w:rPr>
-        <w:t xml:space="preserve"> </w:t>
-      </w:r>
-      <w:proofErr w:type="spellStart"/>
-      <w:r>
-        <w:rPr>
-          <w:lang w:val="es-ES"/>
-        </w:rPr>
-        <w:t>département</w:t>
-      </w:r>
-      <w:proofErr w:type="spellEnd"/>
-      <w:r>
-        <w:rPr>
-          <w:lang w:val="es-ES"/>
-        </w:rPr>
-        <w:t xml:space="preserve"> </w:t>
-      </w:r>
-      <w:r>
-        <w:rPr>
-          <w:lang w:val="es-ES"/>
-        </w:rPr>
-        <w:t>DE IT</w:t>
-      </w:r>
-      <w:r>
-        <w:rPr>
-          <w:lang w:val="es-ES"/>
-        </w:rPr>
-        <w:t xml:space="preserve">. </w:t>
-      </w:r>
-      <w:proofErr w:type="spellStart"/>
-      <w:r>
-        <w:rPr>
-          <w:lang w:val="es-ES"/>
-        </w:rPr>
-        <w:t>L'objectif</w:t>
-      </w:r>
-      <w:proofErr w:type="spellEnd"/>
-      <w:r>
-        <w:rPr>
-          <w:lang w:val="es-ES"/>
-        </w:rPr>
-        <w:t xml:space="preserve"> de ce </w:t>
-      </w:r>
-      <w:proofErr w:type="spellStart"/>
-      <w:r>
-        <w:rPr>
-          <w:lang w:val="es-ES"/>
-        </w:rPr>
-        <w:t>rapport</w:t>
-      </w:r>
-      <w:proofErr w:type="spellEnd"/>
-      <w:r>
-        <w:rPr>
-          <w:lang w:val="es-ES"/>
-        </w:rPr>
-        <w:t xml:space="preserve"> </w:t>
-      </w:r>
-      <w:proofErr w:type="spellStart"/>
-      <w:r>
-        <w:rPr>
-          <w:lang w:val="es-ES"/>
-        </w:rPr>
-        <w:t>est</w:t>
-      </w:r>
-      <w:proofErr w:type="spellEnd"/>
-      <w:r>
-        <w:rPr>
-          <w:lang w:val="es-ES"/>
-        </w:rPr>
-        <w:t xml:space="preserve"> de </w:t>
-      </w:r>
-      <w:proofErr w:type="spellStart"/>
-      <w:r>
-        <w:rPr>
-          <w:lang w:val="es-ES"/>
-        </w:rPr>
-        <w:t>décrire</w:t>
-      </w:r>
-      <w:proofErr w:type="spellEnd"/>
-      <w:r>
-        <w:rPr>
-          <w:lang w:val="es-ES"/>
-        </w:rPr>
-        <w:t xml:space="preserve"> </w:t>
-      </w:r>
-      <w:proofErr w:type="spellStart"/>
-      <w:r>
-        <w:rPr>
-          <w:lang w:val="es-ES"/>
-        </w:rPr>
-        <w:t>clairement</w:t>
-      </w:r>
-      <w:proofErr w:type="spellEnd"/>
-      <w:r>
-        <w:rPr>
-          <w:lang w:val="es-ES"/>
-        </w:rPr>
-        <w:t xml:space="preserve"> les </w:t>
-      </w:r>
-      <w:proofErr w:type="spellStart"/>
-      <w:r>
-        <w:rPr>
-          <w:lang w:val="es-ES"/>
-        </w:rPr>
-        <w:t>activités</w:t>
-      </w:r>
-      <w:proofErr w:type="spellEnd"/>
-      <w:r>
-        <w:rPr>
-          <w:lang w:val="es-ES"/>
-        </w:rPr>
-        <w:t xml:space="preserve"> </w:t>
-      </w:r>
-      <w:proofErr w:type="spellStart"/>
-      <w:r>
-        <w:rPr>
-          <w:lang w:val="es-ES"/>
-        </w:rPr>
-        <w:t>pratiques</w:t>
-      </w:r>
-      <w:proofErr w:type="spellEnd"/>
-      <w:r>
-        <w:rPr>
-          <w:lang w:val="es-ES"/>
-        </w:rPr>
-        <w:t xml:space="preserve"> </w:t>
-      </w:r>
-      <w:proofErr w:type="spellStart"/>
-      <w:r>
-        <w:rPr>
-          <w:lang w:val="es-ES"/>
-        </w:rPr>
-        <w:t>auxquelles</w:t>
-      </w:r>
-      <w:proofErr w:type="spellEnd"/>
-      <w:r>
-        <w:rPr>
-          <w:lang w:val="es-ES"/>
-        </w:rPr>
-        <w:t xml:space="preserve"> </w:t>
-      </w:r>
-      <w:proofErr w:type="spellStart"/>
-      <w:r>
-        <w:rPr>
-          <w:lang w:val="es-ES"/>
-        </w:rPr>
-        <w:t>j'ai</w:t>
-      </w:r>
-      <w:proofErr w:type="spellEnd"/>
-      <w:r>
-        <w:rPr>
-          <w:lang w:val="es-ES"/>
-        </w:rPr>
-        <w:t xml:space="preserve"> participé, </w:t>
-      </w:r>
-      <w:proofErr w:type="spellStart"/>
-      <w:r>
-        <w:rPr>
-          <w:lang w:val="es-ES"/>
-        </w:rPr>
-        <w:t>ainsi</w:t>
-      </w:r>
-      <w:proofErr w:type="spellEnd"/>
-      <w:r>
-        <w:rPr>
-          <w:lang w:val="es-ES"/>
-        </w:rPr>
-        <w:t xml:space="preserve"> que </w:t>
-      </w:r>
-      <w:proofErr w:type="spellStart"/>
-      <w:r>
-        <w:rPr>
-          <w:lang w:val="es-ES"/>
-        </w:rPr>
-        <w:t>ma</w:t>
-      </w:r>
-      <w:proofErr w:type="spellEnd"/>
-      <w:r>
-        <w:rPr>
-          <w:lang w:val="es-ES"/>
-        </w:rPr>
-        <w:t xml:space="preserve"> </w:t>
-      </w:r>
-      <w:proofErr w:type="spellStart"/>
-      <w:r>
-        <w:rPr>
-          <w:lang w:val="es-ES"/>
-        </w:rPr>
-        <w:t>compréhension</w:t>
-      </w:r>
-      <w:proofErr w:type="spellEnd"/>
-      <w:r>
-        <w:rPr>
-          <w:lang w:val="es-ES"/>
-        </w:rPr>
-        <w:t xml:space="preserve"> de </w:t>
-      </w:r>
-      <w:proofErr w:type="spellStart"/>
-      <w:r>
-        <w:rPr>
-          <w:lang w:val="es-ES"/>
-        </w:rPr>
-        <w:t>l'infrastructure</w:t>
-      </w:r>
-      <w:proofErr w:type="spellEnd"/>
-      <w:r>
-        <w:rPr>
-          <w:lang w:val="es-ES"/>
-        </w:rPr>
-        <w:t xml:space="preserve"> </w:t>
-      </w:r>
-      <w:proofErr w:type="spellStart"/>
-      <w:r>
-        <w:rPr>
-          <w:lang w:val="es-ES"/>
-        </w:rPr>
-        <w:t>informatique</w:t>
-      </w:r>
-      <w:proofErr w:type="spellEnd"/>
-      <w:r>
-        <w:rPr>
-          <w:lang w:val="es-ES"/>
-        </w:rPr>
-        <w:t xml:space="preserve"> </w:t>
-      </w:r>
-      <w:proofErr w:type="spellStart"/>
-      <w:r>
-        <w:rPr>
-          <w:lang w:val="es-ES"/>
-        </w:rPr>
-        <w:t>utilisée</w:t>
-      </w:r>
-      <w:proofErr w:type="spellEnd"/>
-      <w:r>
-        <w:rPr>
-          <w:lang w:val="es-ES"/>
-        </w:rPr>
-        <w:t xml:space="preserve"> </w:t>
-      </w:r>
-      <w:proofErr w:type="spellStart"/>
-      <w:r>
-        <w:rPr>
-          <w:lang w:val="es-ES"/>
-        </w:rPr>
-        <w:t>dans</w:t>
-      </w:r>
-      <w:proofErr w:type="spellEnd"/>
-      <w:r>
-        <w:rPr>
-          <w:lang w:val="es-ES"/>
-        </w:rPr>
-        <w:t xml:space="preserve"> </w:t>
-      </w:r>
-      <w:proofErr w:type="spellStart"/>
-      <w:r>
-        <w:rPr>
-          <w:lang w:val="es-ES"/>
-        </w:rPr>
-        <w:t>l'environnement</w:t>
-      </w:r>
-      <w:proofErr w:type="spellEnd"/>
-      <w:r>
-        <w:rPr>
-          <w:lang w:val="es-ES"/>
-        </w:rPr>
-        <w:t xml:space="preserve"> </w:t>
-      </w:r>
-      <w:proofErr w:type="spellStart"/>
-      <w:r>
-        <w:rPr>
-          <w:lang w:val="es-ES"/>
-        </w:rPr>
-        <w:t>minier</w:t>
-      </w:r>
-      <w:proofErr w:type="spellEnd"/>
-      <w:r>
-        <w:rPr>
-          <w:lang w:val="es-ES"/>
-        </w:rPr>
-        <w:t xml:space="preserve">. Cela </w:t>
-      </w:r>
-      <w:proofErr w:type="spellStart"/>
-      <w:r>
-        <w:rPr>
-          <w:lang w:val="es-ES"/>
-        </w:rPr>
-        <w:t>m'aidera</w:t>
-      </w:r>
-      <w:proofErr w:type="spellEnd"/>
-      <w:r>
-        <w:rPr>
-          <w:lang w:val="es-ES"/>
-        </w:rPr>
-        <w:t xml:space="preserve"> à </w:t>
-      </w:r>
-      <w:proofErr w:type="spellStart"/>
-      <w:r>
-        <w:rPr>
-          <w:lang w:val="es-ES"/>
-        </w:rPr>
-        <w:t>progresser</w:t>
-      </w:r>
-      <w:proofErr w:type="spellEnd"/>
-      <w:r>
-        <w:rPr>
-          <w:lang w:val="es-ES"/>
-        </w:rPr>
-        <w:t xml:space="preserve"> </w:t>
-      </w:r>
-      <w:proofErr w:type="spellStart"/>
-      <w:r>
-        <w:rPr>
-          <w:lang w:val="es-ES"/>
-        </w:rPr>
-        <w:t>dans</w:t>
-      </w:r>
-      <w:proofErr w:type="spellEnd"/>
-      <w:r>
-        <w:rPr>
-          <w:lang w:val="es-ES"/>
-        </w:rPr>
-        <w:t xml:space="preserve"> le </w:t>
-      </w:r>
-      <w:proofErr w:type="spellStart"/>
-      <w:r>
-        <w:rPr>
-          <w:lang w:val="es-ES"/>
-        </w:rPr>
-        <w:t>domaine</w:t>
-      </w:r>
-      <w:proofErr w:type="spellEnd"/>
-      <w:r>
-        <w:rPr>
-          <w:lang w:val="es-ES"/>
-        </w:rPr>
-        <w:t xml:space="preserve"> de </w:t>
-      </w:r>
-      <w:proofErr w:type="spellStart"/>
-      <w:r>
-        <w:rPr>
-          <w:lang w:val="es-ES"/>
-        </w:rPr>
-        <w:t>l'informatique</w:t>
-      </w:r>
-      <w:proofErr w:type="spellEnd"/>
-      <w:r>
-        <w:rPr>
-          <w:lang w:val="es-ES"/>
-        </w:rPr>
-        <w:t xml:space="preserve"> et à </w:t>
-      </w:r>
-      <w:proofErr w:type="spellStart"/>
-      <w:r>
-        <w:rPr>
-          <w:lang w:val="es-ES"/>
-        </w:rPr>
-        <w:t>acquérir</w:t>
-      </w:r>
-      <w:proofErr w:type="spellEnd"/>
-      <w:r>
-        <w:rPr>
-          <w:lang w:val="es-ES"/>
-        </w:rPr>
-        <w:t xml:space="preserve"> de solides </w:t>
-      </w:r>
-      <w:proofErr w:type="spellStart"/>
-      <w:r>
-        <w:rPr>
-          <w:lang w:val="es-ES"/>
-        </w:rPr>
-        <w:t>compétences</w:t>
-      </w:r>
-      <w:proofErr w:type="spellEnd"/>
-      <w:r>
-        <w:rPr>
-          <w:lang w:val="es-ES"/>
-        </w:rPr>
-        <w:t xml:space="preserve"> qui </w:t>
-      </w:r>
-      <w:proofErr w:type="spellStart"/>
-      <w:r>
-        <w:rPr>
-          <w:lang w:val="es-ES"/>
-        </w:rPr>
-        <w:t>m'aideront</w:t>
-      </w:r>
-      <w:proofErr w:type="spellEnd"/>
-      <w:r>
-        <w:rPr>
-          <w:lang w:val="es-ES"/>
-        </w:rPr>
-        <w:t xml:space="preserve"> </w:t>
-      </w:r>
-      <w:proofErr w:type="spellStart"/>
-      <w:r>
-        <w:rPr>
-          <w:lang w:val="es-ES"/>
-        </w:rPr>
-        <w:t>dans</w:t>
-      </w:r>
-      <w:proofErr w:type="spellEnd"/>
-      <w:r>
-        <w:rPr>
-          <w:lang w:val="es-ES"/>
-        </w:rPr>
-        <w:t xml:space="preserve"> </w:t>
-      </w:r>
-      <w:proofErr w:type="spellStart"/>
-      <w:r>
-        <w:rPr>
-          <w:lang w:val="es-ES"/>
-        </w:rPr>
-        <w:t>ma</w:t>
-      </w:r>
-      <w:proofErr w:type="spellEnd"/>
-      <w:r>
-        <w:rPr>
-          <w:lang w:val="es-ES"/>
-        </w:rPr>
-        <w:t xml:space="preserve"> future </w:t>
-      </w:r>
-      <w:proofErr w:type="spellStart"/>
-      <w:r>
-        <w:rPr>
-          <w:lang w:val="es-ES"/>
-        </w:rPr>
-        <w:t>carrière</w:t>
-      </w:r>
-      <w:proofErr w:type="spellEnd"/>
-      <w:r>
-        <w:rPr>
-          <w:lang w:val="es-ES"/>
-        </w:rPr>
-        <w:t xml:space="preserve"> </w:t>
-      </w:r>
-      <w:proofErr w:type="spellStart"/>
-      <w:r>
-        <w:rPr>
-          <w:lang w:val="es-ES"/>
-        </w:rPr>
-        <w:t>professionnelle</w:t>
-      </w:r>
-      <w:proofErr w:type="spellEnd"/>
-      <w:r>
-        <w:rPr>
-          <w:lang w:val="es-ES"/>
+          <w:lang w:val="en-ZA"/>
+        </w:rPr>
+        <w:t>l’informatique</w:t>
+      </w:r>
+      <w:proofErr w:type="spellEnd"/>
+      <w:r>
+        <w:rPr>
+          <w:lang w:val="en-ZA"/>
         </w:rPr>
         <w:t>.</w:t>
       </w:r>
@@ -2014,60 +1939,26 @@
           <w:lang w:val="en-ZA"/>
         </w:rPr>
       </w:pPr>
-      <w:r>
-        <w:rPr>
-          <w:lang w:val="es-ES"/>
-        </w:rPr>
-        <w:t xml:space="preserve">Je </w:t>
-      </w:r>
-      <w:proofErr w:type="spellStart"/>
-      <w:r>
-        <w:rPr>
-          <w:lang w:val="es-ES"/>
-        </w:rPr>
-        <w:t>Souhaite</w:t>
-      </w:r>
-      <w:proofErr w:type="spellEnd"/>
-      <w:r>
-        <w:rPr>
-          <w:lang w:val="es-ES"/>
-        </w:rPr>
-        <w:t xml:space="preserve"> </w:t>
-      </w:r>
-      <w:proofErr w:type="spellStart"/>
-      <w:r>
-        <w:rPr>
-          <w:lang w:val="es-ES"/>
-        </w:rPr>
-        <w:t>Travailler</w:t>
-      </w:r>
-      <w:proofErr w:type="spellEnd"/>
-      <w:r>
-        <w:rPr>
-          <w:lang w:val="es-ES"/>
-        </w:rPr>
-        <w:t xml:space="preserve"> </w:t>
-      </w:r>
-      <w:proofErr w:type="spellStart"/>
-      <w:r>
-        <w:rPr>
-          <w:lang w:val="es-ES"/>
-        </w:rPr>
-        <w:t>dans</w:t>
-      </w:r>
-      <w:proofErr w:type="spellEnd"/>
-      <w:r>
-        <w:rPr>
-          <w:lang w:val="es-ES"/>
-        </w:rPr>
-        <w:t xml:space="preserve"> le </w:t>
-      </w:r>
-      <w:proofErr w:type="spellStart"/>
-      <w:r>
-        <w:rPr>
-          <w:lang w:val="es-ES"/>
-        </w:rPr>
-        <w:t>secteur</w:t>
+      <w:proofErr w:type="spellStart"/>
+      <w:r>
+        <w:rPr>
+          <w:lang w:val="es-ES"/>
+        </w:rPr>
+        <w:t>Passionné</w:t>
+      </w:r>
+      <w:proofErr w:type="spellEnd"/>
+      <w:r>
+        <w:rPr>
+          <w:lang w:val="es-ES"/>
+        </w:rPr>
+        <w:t xml:space="preserve"> par le </w:t>
+      </w:r>
+      <w:proofErr w:type="spellStart"/>
+      <w:r>
+        <w:rPr>
+          <w:lang w:val="es-ES"/>
+        </w:rPr>
+        <w:t>domaine</w:t>
       </w:r>
       <w:proofErr w:type="spellEnd"/>
       <w:r>
@@ -2081,7 +1972,7 @@
         <w:rPr>
           <w:lang w:val="es-ES"/>
         </w:rPr>
-        <w:t>l'IT</w:t>
+        <w:t>l’IT</w:t>
       </w:r>
       <w:proofErr w:type="spellEnd"/>
       <w:r>
@@ -2090,175 +1981,440 @@
         </w:rPr>
         <w:t xml:space="preserve">, </w:t>
       </w:r>
+      <w:proofErr w:type="spellStart"/>
+      <w:r>
+        <w:rPr>
+          <w:lang w:val="es-ES"/>
+        </w:rPr>
+        <w:t>j’ai</w:t>
+      </w:r>
+      <w:proofErr w:type="spellEnd"/>
+      <w:r>
+        <w:rPr>
+          <w:lang w:val="es-ES"/>
+        </w:rPr>
+        <w:t xml:space="preserve"> </w:t>
+      </w:r>
+      <w:proofErr w:type="spellStart"/>
+      <w:r>
+        <w:rPr>
+          <w:lang w:val="es-ES"/>
+        </w:rPr>
+        <w:t>jugé</w:t>
+      </w:r>
+      <w:proofErr w:type="spellEnd"/>
+      <w:r>
+        <w:rPr>
+          <w:lang w:val="es-ES"/>
+        </w:rPr>
+        <w:t xml:space="preserve"> </w:t>
+      </w:r>
+      <w:proofErr w:type="spellStart"/>
+      <w:r>
+        <w:rPr>
+          <w:lang w:val="es-ES"/>
+        </w:rPr>
+        <w:t>essentiel</w:t>
+      </w:r>
+      <w:proofErr w:type="spellEnd"/>
+      <w:r>
+        <w:rPr>
+          <w:lang w:val="es-ES"/>
+        </w:rPr>
+        <w:t xml:space="preserve"> </w:t>
+      </w:r>
+      <w:proofErr w:type="spellStart"/>
+      <w:r>
+        <w:rPr>
+          <w:lang w:val="es-ES"/>
+        </w:rPr>
+        <w:t>d’acquérir</w:t>
+      </w:r>
+      <w:proofErr w:type="spellEnd"/>
+      <w:r>
+        <w:rPr>
+          <w:lang w:val="es-ES"/>
+        </w:rPr>
+        <w:t xml:space="preserve"> une </w:t>
+      </w:r>
+      <w:proofErr w:type="spellStart"/>
+      <w:r>
+        <w:rPr>
+          <w:lang w:val="es-ES"/>
+        </w:rPr>
+        <w:t>expérience</w:t>
+      </w:r>
+      <w:proofErr w:type="spellEnd"/>
+      <w:r>
+        <w:rPr>
+          <w:lang w:val="es-ES"/>
+        </w:rPr>
+        <w:t xml:space="preserve"> </w:t>
+      </w:r>
+      <w:proofErr w:type="spellStart"/>
+      <w:r>
+        <w:rPr>
+          <w:lang w:val="es-ES"/>
+        </w:rPr>
+        <w:t>pratique</w:t>
+      </w:r>
+      <w:proofErr w:type="spellEnd"/>
+      <w:r>
+        <w:rPr>
+          <w:lang w:val="es-ES"/>
+        </w:rPr>
+        <w:t xml:space="preserve"> </w:t>
+      </w:r>
+      <w:proofErr w:type="spellStart"/>
+      <w:r>
+        <w:rPr>
+          <w:lang w:val="es-ES"/>
+        </w:rPr>
+        <w:t>approfondie</w:t>
+      </w:r>
+      <w:proofErr w:type="spellEnd"/>
+      <w:r>
+        <w:rPr>
+          <w:lang w:val="es-ES"/>
+        </w:rPr>
+        <w:t xml:space="preserve">. </w:t>
+      </w:r>
+      <w:proofErr w:type="spellStart"/>
+      <w:r>
+        <w:rPr>
+          <w:lang w:val="en-ZA"/>
+        </w:rPr>
+        <w:t>C’est</w:t>
+      </w:r>
+      <w:proofErr w:type="spellEnd"/>
+      <w:r>
+        <w:rPr>
+          <w:lang w:val="en-ZA"/>
+        </w:rPr>
+        <w:t xml:space="preserve"> dans </w:t>
+      </w:r>
+      <w:proofErr w:type="spellStart"/>
+      <w:r>
+        <w:rPr>
+          <w:lang w:val="en-ZA"/>
+        </w:rPr>
+        <w:t>cette</w:t>
+      </w:r>
+      <w:proofErr w:type="spellEnd"/>
+      <w:r>
+        <w:rPr>
+          <w:lang w:val="en-ZA"/>
+        </w:rPr>
+        <w:t xml:space="preserve"> </w:t>
+      </w:r>
+      <w:proofErr w:type="spellStart"/>
+      <w:r>
+        <w:rPr>
+          <w:lang w:val="en-ZA"/>
+        </w:rPr>
+        <w:t>optique</w:t>
+      </w:r>
+      <w:proofErr w:type="spellEnd"/>
+      <w:r>
+        <w:rPr>
+          <w:lang w:val="en-ZA"/>
+        </w:rPr>
+        <w:t xml:space="preserve"> </w:t>
+      </w:r>
+      <w:proofErr w:type="spellStart"/>
+      <w:r>
+        <w:rPr>
+          <w:lang w:val="en-ZA"/>
+        </w:rPr>
+        <w:t>que</w:t>
+      </w:r>
+      <w:proofErr w:type="spellEnd"/>
+      <w:r>
+        <w:rPr>
+          <w:lang w:val="en-ZA"/>
+        </w:rPr>
+        <w:t xml:space="preserve"> </w:t>
+      </w:r>
+      <w:proofErr w:type="spellStart"/>
+      <w:r>
+        <w:rPr>
+          <w:lang w:val="en-ZA"/>
+        </w:rPr>
+        <w:t>j’ai</w:t>
+      </w:r>
+      <w:proofErr w:type="spellEnd"/>
+      <w:r>
+        <w:rPr>
+          <w:lang w:val="en-ZA"/>
+        </w:rPr>
+        <w:t xml:space="preserve"> </w:t>
+      </w:r>
+      <w:proofErr w:type="spellStart"/>
+      <w:r>
+        <w:rPr>
+          <w:lang w:val="en-ZA"/>
+        </w:rPr>
+        <w:t>effectué</w:t>
+      </w:r>
+      <w:proofErr w:type="spellEnd"/>
+      <w:r>
+        <w:rPr>
+          <w:lang w:val="en-ZA"/>
+        </w:rPr>
+        <w:t xml:space="preserve"> </w:t>
+      </w:r>
+      <w:proofErr w:type="spellStart"/>
+      <w:r>
+        <w:rPr>
+          <w:lang w:val="en-ZA"/>
+        </w:rPr>
+        <w:t>ce</w:t>
+      </w:r>
+      <w:proofErr w:type="spellEnd"/>
+      <w:r>
+        <w:rPr>
+          <w:lang w:val="en-ZA"/>
+        </w:rPr>
+        <w:t xml:space="preserve"> stage, qui </w:t>
+      </w:r>
+      <w:proofErr w:type="spellStart"/>
+      <w:r>
+        <w:rPr>
+          <w:lang w:val="en-ZA"/>
+        </w:rPr>
+        <w:t>m’a</w:t>
+      </w:r>
+      <w:proofErr w:type="spellEnd"/>
+      <w:r>
+        <w:rPr>
+          <w:lang w:val="en-ZA"/>
+        </w:rPr>
+        <w:t xml:space="preserve"> </w:t>
+      </w:r>
+      <w:proofErr w:type="spellStart"/>
+      <w:r>
+        <w:rPr>
+          <w:lang w:val="en-ZA"/>
+        </w:rPr>
+        <w:t>permis</w:t>
+      </w:r>
+      <w:proofErr w:type="spellEnd"/>
+      <w:r>
+        <w:rPr>
+          <w:lang w:val="en-ZA"/>
+        </w:rPr>
+        <w:t xml:space="preserve"> de </w:t>
+      </w:r>
+      <w:proofErr w:type="spellStart"/>
+      <w:r>
+        <w:rPr>
+          <w:lang w:val="en-ZA"/>
+        </w:rPr>
+        <w:t>découvrir</w:t>
+      </w:r>
+      <w:proofErr w:type="spellEnd"/>
+      <w:r>
+        <w:rPr>
+          <w:lang w:val="en-ZA"/>
+        </w:rPr>
+        <w:t xml:space="preserve"> </w:t>
+      </w:r>
+      <w:proofErr w:type="spellStart"/>
+      <w:r>
+        <w:rPr>
+          <w:lang w:val="en-ZA"/>
+        </w:rPr>
+        <w:t>plusieurs</w:t>
+      </w:r>
+      <w:proofErr w:type="spellEnd"/>
+      <w:r>
+        <w:rPr>
+          <w:lang w:val="en-ZA"/>
+        </w:rPr>
+        <w:t xml:space="preserve"> </w:t>
+      </w:r>
+      <w:proofErr w:type="spellStart"/>
+      <w:r>
+        <w:rPr>
+          <w:lang w:val="en-ZA"/>
+        </w:rPr>
+        <w:t>domaines</w:t>
+      </w:r>
+      <w:proofErr w:type="spellEnd"/>
+      <w:r>
+        <w:rPr>
+          <w:lang w:val="en-ZA"/>
+        </w:rPr>
+        <w:t xml:space="preserve"> </w:t>
+      </w:r>
+      <w:proofErr w:type="spellStart"/>
+      <w:r>
+        <w:rPr>
+          <w:lang w:val="en-ZA"/>
+        </w:rPr>
+        <w:t>tels</w:t>
+      </w:r>
+      <w:proofErr w:type="spellEnd"/>
+      <w:r>
+        <w:rPr>
+          <w:lang w:val="en-ZA"/>
+        </w:rPr>
+        <w:t xml:space="preserve"> </w:t>
+      </w:r>
+      <w:proofErr w:type="spellStart"/>
       <w:proofErr w:type="gramStart"/>
       <w:r>
         <w:rPr>
-          <w:lang w:val="es-ES"/>
-        </w:rPr>
-        <w:t xml:space="preserve">qui </w:t>
-      </w:r>
-      <w:r>
-        <w:rPr>
-          <w:lang w:val="es-ES"/>
-        </w:rPr>
-        <w:t xml:space="preserve"> </w:t>
-      </w:r>
-      <w:proofErr w:type="spellStart"/>
-      <w:r>
-        <w:rPr>
-          <w:lang w:val="es-ES"/>
-        </w:rPr>
-        <w:t>m'a</w:t>
-      </w:r>
-      <w:proofErr w:type="spellEnd"/>
+          <w:lang w:val="en-ZA"/>
+        </w:rPr>
+        <w:t>que</w:t>
+      </w:r>
+      <w:proofErr w:type="spellEnd"/>
+      <w:r>
+        <w:rPr>
+          <w:lang w:val="en-ZA"/>
+        </w:rPr>
+        <w:t xml:space="preserve"> :</w:t>
+      </w:r>
       <w:proofErr w:type="gramEnd"/>
-      <w:r>
-        <w:rPr>
-          <w:lang w:val="es-ES"/>
-        </w:rPr>
-        <w:t xml:space="preserve"> </w:t>
-      </w:r>
-      <w:proofErr w:type="spellStart"/>
-      <w:r>
-        <w:rPr>
-          <w:lang w:val="es-ES"/>
-        </w:rPr>
-        <w:t>donc</w:t>
-      </w:r>
-      <w:proofErr w:type="spellEnd"/>
-      <w:r>
-        <w:rPr>
-          <w:lang w:val="es-ES"/>
-        </w:rPr>
-        <w:t xml:space="preserve"> </w:t>
-      </w:r>
-      <w:proofErr w:type="spellStart"/>
-      <w:r>
-        <w:rPr>
-          <w:lang w:val="es-ES"/>
-        </w:rPr>
-        <w:t>paru</w:t>
-      </w:r>
-      <w:proofErr w:type="spellEnd"/>
-      <w:r>
-        <w:rPr>
-          <w:lang w:val="es-ES"/>
-        </w:rPr>
-        <w:t xml:space="preserve"> </w:t>
-      </w:r>
-      <w:proofErr w:type="spellStart"/>
-      <w:r>
-        <w:rPr>
-          <w:lang w:val="es-ES"/>
-        </w:rPr>
-        <w:t>essentiel</w:t>
-      </w:r>
-      <w:proofErr w:type="spellEnd"/>
-      <w:r>
-        <w:rPr>
-          <w:lang w:val="es-ES"/>
-        </w:rPr>
-        <w:t xml:space="preserve"> </w:t>
-      </w:r>
-      <w:proofErr w:type="spellStart"/>
-      <w:r>
-        <w:rPr>
-          <w:lang w:val="es-ES"/>
-        </w:rPr>
-        <w:t>d'avoir</w:t>
-      </w:r>
-      <w:proofErr w:type="spellEnd"/>
-      <w:r>
-        <w:rPr>
-          <w:lang w:val="es-ES"/>
-        </w:rPr>
-        <w:t xml:space="preserve"> une </w:t>
-      </w:r>
-      <w:proofErr w:type="spellStart"/>
-      <w:r>
-        <w:rPr>
-          <w:lang w:val="es-ES"/>
-        </w:rPr>
-        <w:t>expérience</w:t>
-      </w:r>
-      <w:proofErr w:type="spellEnd"/>
-      <w:r>
-        <w:rPr>
-          <w:lang w:val="es-ES"/>
-        </w:rPr>
-        <w:t xml:space="preserve"> plus </w:t>
-      </w:r>
-      <w:proofErr w:type="spellStart"/>
-      <w:r>
-        <w:rPr>
-          <w:lang w:val="es-ES"/>
-        </w:rPr>
-        <w:t>poussée</w:t>
-      </w:r>
-      <w:proofErr w:type="spellEnd"/>
-      <w:r>
-        <w:rPr>
-          <w:lang w:val="es-ES"/>
-        </w:rPr>
-        <w:t xml:space="preserve"> </w:t>
-      </w:r>
-      <w:proofErr w:type="spellStart"/>
-      <w:r>
-        <w:rPr>
-          <w:lang w:val="es-ES"/>
-        </w:rPr>
-        <w:t>dans</w:t>
-      </w:r>
-      <w:proofErr w:type="spellEnd"/>
-      <w:r>
-        <w:rPr>
-          <w:lang w:val="es-ES"/>
-        </w:rPr>
-        <w:t xml:space="preserve"> les </w:t>
-      </w:r>
-      <w:proofErr w:type="spellStart"/>
-      <w:r>
-        <w:rPr>
-          <w:lang w:val="es-ES"/>
-        </w:rPr>
-        <w:t>domaines</w:t>
-      </w:r>
-      <w:proofErr w:type="spellEnd"/>
-      <w:r>
-        <w:rPr>
-          <w:lang w:val="es-ES"/>
-        </w:rPr>
-        <w:t xml:space="preserve"> de IT. </w:t>
-      </w:r>
-      <w:proofErr w:type="spellStart"/>
-      <w:r>
-        <w:t>C'est</w:t>
-      </w:r>
-      <w:proofErr w:type="spellEnd"/>
-      <w:r>
-        <w:t xml:space="preserve"> dans </w:t>
-      </w:r>
-      <w:proofErr w:type="spellStart"/>
-      <w:r>
-        <w:t>cette</w:t>
-      </w:r>
-      <w:proofErr w:type="spellEnd"/>
-      <w:r>
-        <w:t xml:space="preserve"> </w:t>
-      </w:r>
-      <w:proofErr w:type="spellStart"/>
-      <w:r>
-        <w:t>optique</w:t>
-      </w:r>
-      <w:proofErr w:type="spellEnd"/>
-      <w:r>
-        <w:t xml:space="preserve"> que j'ai effectué mon stage dans la société ERG Africa-Frontier Mine.</w:t>
-      </w:r>
     </w:p>
     <w:p>
       <w:pPr>
+        <w:numPr>
+          <w:ilvl w:val="0"/>
+          <w:numId w:val="7"/>
+        </w:numPr>
+        <w:rPr>
+          <w:lang w:val="es-ES"/>
+        </w:rPr>
+      </w:pPr>
+      <w:r>
+        <w:rPr>
+          <w:lang w:val="es-ES"/>
+        </w:rPr>
+        <w:t xml:space="preserve">Les </w:t>
+      </w:r>
+      <w:proofErr w:type="spellStart"/>
+      <w:r>
+        <w:rPr>
+          <w:lang w:val="es-ES"/>
+        </w:rPr>
+        <w:t>systèmes</w:t>
+      </w:r>
+      <w:proofErr w:type="spellEnd"/>
+      <w:r>
+        <w:rPr>
+          <w:lang w:val="es-ES"/>
+        </w:rPr>
+        <w:t xml:space="preserve"> de </w:t>
+      </w:r>
+      <w:proofErr w:type="spellStart"/>
+      <w:r>
+        <w:rPr>
+          <w:lang w:val="es-ES"/>
+        </w:rPr>
+        <w:t>vidéosurveillance</w:t>
+      </w:r>
+      <w:proofErr w:type="spellEnd"/>
+      <w:r>
+        <w:rPr>
+          <w:lang w:val="es-ES"/>
+        </w:rPr>
+        <w:t xml:space="preserve"> (CCTV)</w:t>
+      </w:r>
+    </w:p>
+    <w:p>
+      <w:pPr>
+        <w:numPr>
+          <w:ilvl w:val="0"/>
+          <w:numId w:val="7"/>
+        </w:numPr>
+        <w:rPr>
+          <w:lang w:val="en-ZA"/>
+        </w:rPr>
+      </w:pPr>
+      <w:r>
+        <w:rPr>
+          <w:lang w:val="en-ZA"/>
+        </w:rPr>
+        <w:t xml:space="preserve">Le réseau </w:t>
+      </w:r>
+      <w:proofErr w:type="spellStart"/>
+      <w:r>
+        <w:rPr>
+          <w:lang w:val="en-ZA"/>
+        </w:rPr>
+        <w:t>informatique</w:t>
+      </w:r>
+      <w:proofErr w:type="spellEnd"/>
+    </w:p>
+    <w:p>
+      <w:pPr>
+        <w:numPr>
+          <w:ilvl w:val="0"/>
+          <w:numId w:val="7"/>
+        </w:numPr>
+        <w:rPr>
+          <w:lang w:val="en-ZA"/>
+        </w:rPr>
+      </w:pPr>
+      <w:r>
+        <w:rPr>
+          <w:lang w:val="en-ZA"/>
+        </w:rPr>
+        <w:t xml:space="preserve">Le </w:t>
+      </w:r>
+      <w:proofErr w:type="spellStart"/>
+      <w:r>
+        <w:rPr>
+          <w:lang w:val="en-ZA"/>
+        </w:rPr>
+        <w:t>contrôle</w:t>
+      </w:r>
+      <w:proofErr w:type="spellEnd"/>
+      <w:r>
+        <w:rPr>
+          <w:lang w:val="en-ZA"/>
+        </w:rPr>
+        <w:t xml:space="preserve"> </w:t>
+      </w:r>
+      <w:proofErr w:type="spellStart"/>
+      <w:r>
+        <w:rPr>
+          <w:lang w:val="en-ZA"/>
+        </w:rPr>
+        <w:t>d’accès</w:t>
+      </w:r>
+      <w:proofErr w:type="spellEnd"/>
+    </w:p>
+    <w:p>
+      <w:pPr>
+        <w:numPr>
+          <w:ilvl w:val="0"/>
+          <w:numId w:val="7"/>
+        </w:numPr>
+        <w:rPr>
+          <w:lang w:val="en-ZA"/>
+        </w:rPr>
+      </w:pPr>
+      <w:r>
+        <w:rPr>
+          <w:lang w:val="en-ZA"/>
+        </w:rPr>
+        <w:t xml:space="preserve">Le </w:t>
+      </w:r>
+      <w:r>
+        <w:rPr>
+          <w:lang w:val="en-ZA"/>
+        </w:rPr>
+        <w:t xml:space="preserve">IT Support </w:t>
+      </w:r>
+    </w:p>
+    <w:p>
+      <w:pPr>
         <w:rPr>
           <w:rFonts w:ascii="Arial Black" w:hAnsi="Arial Black"/>
+          <w:lang w:val="en-ZA"/>
         </w:rPr>
       </w:pPr>
     </w:p>
@@ -2931,6 +3087,7 @@
           <w:sz w:val="22"/>
           <w:szCs w:val="22"/>
         </w:rPr>
+        <w:lastRenderedPageBreak/>
         <w:t>Gestion opérationnelle et de personnel</w:t>
       </w:r>
     </w:p>
@@ -3048,237 +3205,716 @@
           <w:rFonts w:ascii="Arial" w:hAnsi="Arial" w:cs="Arial"/>
           <w:sz w:val="22"/>
           <w:szCs w:val="22"/>
-        </w:rPr>
-      </w:pPr>
-      <w:r>
-        <w:rPr>
-          <w:rFonts w:ascii="Arial" w:hAnsi="Arial" w:cs="Arial"/>
-          <w:sz w:val="22"/>
-          <w:szCs w:val="22"/>
-        </w:rPr>
-        <w:t xml:space="preserve">Avec M. Heritier Shimba, j'ai découvert le système de vidéosurveillance et c'était la première fois que j'ai été en contact direct avec la vidéosurveillance. </w:t>
-      </w:r>
-      <w:r>
-        <w:rPr>
-          <w:rFonts w:ascii="Arial" w:hAnsi="Arial" w:cs="Arial"/>
-          <w:sz w:val="22"/>
-          <w:szCs w:val="22"/>
-        </w:rPr>
-        <w:t xml:space="preserve">La première chose </w:t>
-      </w:r>
-      <w:proofErr w:type="spellStart"/>
-      <w:r>
-        <w:rPr>
-          <w:rFonts w:ascii="Arial" w:hAnsi="Arial" w:cs="Arial"/>
-          <w:sz w:val="22"/>
-          <w:szCs w:val="22"/>
-        </w:rPr>
-        <w:t>qu'il</w:t>
-      </w:r>
-      <w:proofErr w:type="spellEnd"/>
-      <w:r>
-        <w:rPr>
-          <w:rFonts w:ascii="Arial" w:hAnsi="Arial" w:cs="Arial"/>
-          <w:sz w:val="22"/>
-          <w:szCs w:val="22"/>
-        </w:rPr>
-        <w:t xml:space="preserve"> </w:t>
-      </w:r>
-      <w:proofErr w:type="spellStart"/>
-      <w:r>
-        <w:rPr>
-          <w:rFonts w:ascii="Arial" w:hAnsi="Arial" w:cs="Arial"/>
-          <w:sz w:val="22"/>
-          <w:szCs w:val="22"/>
-        </w:rPr>
-        <w:t>m'a</w:t>
-      </w:r>
-      <w:proofErr w:type="spellEnd"/>
-      <w:r>
-        <w:rPr>
-          <w:rFonts w:ascii="Arial" w:hAnsi="Arial" w:cs="Arial"/>
-          <w:sz w:val="22"/>
-          <w:szCs w:val="22"/>
-        </w:rPr>
-        <w:t xml:space="preserve"> apprise </w:t>
-      </w:r>
-      <w:r>
-        <w:rPr>
-          <w:rFonts w:ascii="Arial" w:hAnsi="Arial" w:cs="Arial"/>
-          <w:sz w:val="22"/>
-          <w:szCs w:val="22"/>
-        </w:rPr>
-        <w:lastRenderedPageBreak/>
-        <w:t xml:space="preserve">est de </w:t>
-      </w:r>
-      <w:proofErr w:type="spellStart"/>
-      <w:r>
-        <w:rPr>
-          <w:rFonts w:ascii="Arial" w:hAnsi="Arial" w:cs="Arial"/>
-          <w:sz w:val="22"/>
-          <w:szCs w:val="22"/>
-        </w:rPr>
-        <w:t>toujours</w:t>
-      </w:r>
-      <w:proofErr w:type="spellEnd"/>
-      <w:r>
-        <w:rPr>
-          <w:rFonts w:ascii="Arial" w:hAnsi="Arial" w:cs="Arial"/>
-          <w:sz w:val="22"/>
-          <w:szCs w:val="22"/>
-        </w:rPr>
-        <w:t xml:space="preserve"> </w:t>
-      </w:r>
-      <w:proofErr w:type="spellStart"/>
-      <w:r>
-        <w:rPr>
-          <w:rFonts w:ascii="Arial" w:hAnsi="Arial" w:cs="Arial"/>
-          <w:sz w:val="22"/>
-          <w:szCs w:val="22"/>
-        </w:rPr>
-        <w:t>nettoyer</w:t>
-      </w:r>
-      <w:proofErr w:type="spellEnd"/>
-      <w:r>
-        <w:rPr>
-          <w:rFonts w:ascii="Arial" w:hAnsi="Arial" w:cs="Arial"/>
-          <w:sz w:val="22"/>
-          <w:szCs w:val="22"/>
-        </w:rPr>
-        <w:t xml:space="preserve"> la </w:t>
-      </w:r>
-      <w:proofErr w:type="spellStart"/>
-      <w:r>
-        <w:rPr>
-          <w:rFonts w:ascii="Arial" w:hAnsi="Arial" w:cs="Arial"/>
-          <w:sz w:val="22"/>
-          <w:szCs w:val="22"/>
-        </w:rPr>
-        <w:t>caméra</w:t>
-      </w:r>
-      <w:proofErr w:type="spellEnd"/>
-      <w:r>
-        <w:rPr>
-          <w:rFonts w:ascii="Arial" w:hAnsi="Arial" w:cs="Arial"/>
-          <w:sz w:val="22"/>
-          <w:szCs w:val="22"/>
-        </w:rPr>
-        <w:t xml:space="preserve"> </w:t>
-      </w:r>
-      <w:proofErr w:type="spellStart"/>
-      <w:r>
-        <w:rPr>
-          <w:rFonts w:ascii="Arial" w:hAnsi="Arial" w:cs="Arial"/>
-          <w:sz w:val="22"/>
-          <w:szCs w:val="22"/>
-        </w:rPr>
-        <w:t>quand</w:t>
-      </w:r>
-      <w:proofErr w:type="spellEnd"/>
-      <w:r>
-        <w:rPr>
-          <w:rFonts w:ascii="Arial" w:hAnsi="Arial" w:cs="Arial"/>
-          <w:sz w:val="22"/>
-          <w:szCs w:val="22"/>
-        </w:rPr>
-        <w:t xml:space="preserve"> </w:t>
-      </w:r>
-      <w:proofErr w:type="spellStart"/>
-      <w:r>
-        <w:rPr>
-          <w:rFonts w:ascii="Arial" w:hAnsi="Arial" w:cs="Arial"/>
-          <w:sz w:val="22"/>
-          <w:szCs w:val="22"/>
-        </w:rPr>
-        <w:t>elles</w:t>
-      </w:r>
-      <w:proofErr w:type="spellEnd"/>
-      <w:r>
-        <w:rPr>
-          <w:rFonts w:ascii="Arial" w:hAnsi="Arial" w:cs="Arial"/>
-          <w:sz w:val="22"/>
-          <w:szCs w:val="22"/>
-        </w:rPr>
-        <w:t xml:space="preserve"> </w:t>
-      </w:r>
-      <w:proofErr w:type="spellStart"/>
-      <w:proofErr w:type="gramStart"/>
-      <w:r>
-        <w:rPr>
-          <w:rFonts w:ascii="Arial" w:hAnsi="Arial" w:cs="Arial"/>
-          <w:sz w:val="22"/>
-          <w:szCs w:val="22"/>
-        </w:rPr>
-        <w:t>sont</w:t>
-      </w:r>
-      <w:proofErr w:type="spellEnd"/>
-      <w:r>
-        <w:rPr>
-          <w:rFonts w:ascii="Arial" w:hAnsi="Arial" w:cs="Arial"/>
-          <w:sz w:val="22"/>
-          <w:szCs w:val="22"/>
-        </w:rPr>
-        <w:t xml:space="preserve">  sale</w:t>
-      </w:r>
-      <w:proofErr w:type="gramEnd"/>
-      <w:r>
-        <w:rPr>
-          <w:rFonts w:ascii="Arial" w:hAnsi="Arial" w:cs="Arial"/>
-          <w:sz w:val="22"/>
-          <w:szCs w:val="22"/>
+          <w:lang w:val="en-ZA"/>
+        </w:rPr>
+      </w:pPr>
+      <w:proofErr w:type="spellStart"/>
+      <w:r>
+        <w:rPr>
+          <w:rFonts w:ascii="Arial" w:hAnsi="Arial" w:cs="Arial"/>
+          <w:sz w:val="22"/>
+          <w:szCs w:val="22"/>
+          <w:lang w:val="en-ZA"/>
+        </w:rPr>
+        <w:t>j’ai</w:t>
+      </w:r>
+      <w:proofErr w:type="spellEnd"/>
+      <w:r>
+        <w:rPr>
+          <w:rFonts w:ascii="Arial" w:hAnsi="Arial" w:cs="Arial"/>
+          <w:sz w:val="22"/>
+          <w:szCs w:val="22"/>
+          <w:lang w:val="en-ZA"/>
+        </w:rPr>
+        <w:t xml:space="preserve"> </w:t>
+      </w:r>
+      <w:proofErr w:type="spellStart"/>
+      <w:r>
+        <w:rPr>
+          <w:rFonts w:ascii="Arial" w:hAnsi="Arial" w:cs="Arial"/>
+          <w:sz w:val="22"/>
+          <w:szCs w:val="22"/>
+          <w:lang w:val="en-ZA"/>
+        </w:rPr>
+        <w:t>été</w:t>
+      </w:r>
+      <w:proofErr w:type="spellEnd"/>
+      <w:r>
+        <w:rPr>
+          <w:rFonts w:ascii="Arial" w:hAnsi="Arial" w:cs="Arial"/>
+          <w:sz w:val="22"/>
+          <w:szCs w:val="22"/>
+          <w:lang w:val="en-ZA"/>
+        </w:rPr>
+        <w:t xml:space="preserve"> </w:t>
+      </w:r>
+      <w:proofErr w:type="spellStart"/>
+      <w:r>
+        <w:rPr>
+          <w:rFonts w:ascii="Arial" w:hAnsi="Arial" w:cs="Arial"/>
+          <w:sz w:val="22"/>
+          <w:szCs w:val="22"/>
+          <w:lang w:val="en-ZA"/>
+        </w:rPr>
+        <w:t>principalement</w:t>
+      </w:r>
+      <w:proofErr w:type="spellEnd"/>
+      <w:r>
+        <w:rPr>
+          <w:rFonts w:ascii="Arial" w:hAnsi="Arial" w:cs="Arial"/>
+          <w:sz w:val="22"/>
+          <w:szCs w:val="22"/>
+          <w:lang w:val="en-ZA"/>
+        </w:rPr>
+        <w:t xml:space="preserve"> </w:t>
+      </w:r>
+      <w:proofErr w:type="spellStart"/>
+      <w:r>
+        <w:rPr>
+          <w:rFonts w:ascii="Arial" w:hAnsi="Arial" w:cs="Arial"/>
+          <w:sz w:val="22"/>
+          <w:szCs w:val="22"/>
+          <w:lang w:val="en-ZA"/>
+        </w:rPr>
+        <w:t>impliqué</w:t>
+      </w:r>
+      <w:proofErr w:type="spellEnd"/>
+      <w:r>
+        <w:rPr>
+          <w:rFonts w:ascii="Arial" w:hAnsi="Arial" w:cs="Arial"/>
+          <w:sz w:val="22"/>
+          <w:szCs w:val="22"/>
+          <w:lang w:val="en-ZA"/>
+        </w:rPr>
+        <w:t xml:space="preserve"> dans des </w:t>
+      </w:r>
+      <w:proofErr w:type="spellStart"/>
+      <w:r>
+        <w:rPr>
+          <w:rFonts w:ascii="Arial" w:hAnsi="Arial" w:cs="Arial"/>
+          <w:sz w:val="22"/>
+          <w:szCs w:val="22"/>
+          <w:lang w:val="en-ZA"/>
+        </w:rPr>
+        <w:t>activités</w:t>
+      </w:r>
+      <w:proofErr w:type="spellEnd"/>
+      <w:r>
+        <w:rPr>
+          <w:rFonts w:ascii="Arial" w:hAnsi="Arial" w:cs="Arial"/>
+          <w:sz w:val="22"/>
+          <w:szCs w:val="22"/>
+          <w:lang w:val="en-ZA"/>
+        </w:rPr>
+        <w:t xml:space="preserve"> </w:t>
+      </w:r>
+      <w:proofErr w:type="spellStart"/>
+      <w:r>
+        <w:rPr>
+          <w:rFonts w:ascii="Arial" w:hAnsi="Arial" w:cs="Arial"/>
+          <w:sz w:val="22"/>
+          <w:szCs w:val="22"/>
+          <w:lang w:val="en-ZA"/>
+        </w:rPr>
+        <w:t>liées</w:t>
+      </w:r>
+      <w:proofErr w:type="spellEnd"/>
+      <w:r>
+        <w:rPr>
+          <w:rFonts w:ascii="Arial" w:hAnsi="Arial" w:cs="Arial"/>
+          <w:sz w:val="22"/>
+          <w:szCs w:val="22"/>
+          <w:lang w:val="en-ZA"/>
+        </w:rPr>
+        <w:t xml:space="preserve"> au </w:t>
+      </w:r>
+      <w:proofErr w:type="spellStart"/>
+      <w:r>
+        <w:rPr>
+          <w:rFonts w:ascii="Arial" w:hAnsi="Arial" w:cs="Arial"/>
+          <w:sz w:val="22"/>
+          <w:szCs w:val="22"/>
+          <w:lang w:val="en-ZA"/>
+        </w:rPr>
+        <w:t>système</w:t>
+      </w:r>
+      <w:proofErr w:type="spellEnd"/>
+      <w:r>
+        <w:rPr>
+          <w:rFonts w:ascii="Arial" w:hAnsi="Arial" w:cs="Arial"/>
+          <w:sz w:val="22"/>
+          <w:szCs w:val="22"/>
+          <w:lang w:val="en-ZA"/>
+        </w:rPr>
+        <w:t xml:space="preserve"> de </w:t>
+      </w:r>
+      <w:proofErr w:type="spellStart"/>
+      <w:r>
+        <w:rPr>
+          <w:rFonts w:ascii="Arial" w:hAnsi="Arial" w:cs="Arial"/>
+          <w:sz w:val="22"/>
+          <w:szCs w:val="22"/>
+          <w:lang w:val="en-ZA"/>
+        </w:rPr>
+        <w:t>vidéosurveillance</w:t>
+      </w:r>
+      <w:proofErr w:type="spellEnd"/>
+      <w:r>
+        <w:rPr>
+          <w:rFonts w:ascii="Arial" w:hAnsi="Arial" w:cs="Arial"/>
+          <w:sz w:val="22"/>
+          <w:szCs w:val="22"/>
+          <w:lang w:val="en-ZA"/>
+        </w:rPr>
+        <w:t xml:space="preserve"> (CCTV) sous la supervision de M. </w:t>
+      </w:r>
+      <w:proofErr w:type="spellStart"/>
+      <w:r>
+        <w:rPr>
+          <w:rFonts w:ascii="Arial" w:hAnsi="Arial" w:cs="Arial"/>
+          <w:sz w:val="22"/>
+          <w:szCs w:val="22"/>
+          <w:lang w:val="en-ZA"/>
+        </w:rPr>
+        <w:t>Héritier</w:t>
+      </w:r>
+      <w:proofErr w:type="spellEnd"/>
+      <w:r>
+        <w:rPr>
+          <w:rFonts w:ascii="Arial" w:hAnsi="Arial" w:cs="Arial"/>
+          <w:sz w:val="22"/>
+          <w:szCs w:val="22"/>
+          <w:lang w:val="en-ZA"/>
+        </w:rPr>
+        <w:t xml:space="preserve"> Shimba. </w:t>
+      </w:r>
+      <w:proofErr w:type="spellStart"/>
+      <w:r>
+        <w:rPr>
+          <w:rFonts w:ascii="Arial" w:hAnsi="Arial" w:cs="Arial"/>
+          <w:sz w:val="22"/>
+          <w:szCs w:val="22"/>
+          <w:lang w:val="en-ZA"/>
+        </w:rPr>
+        <w:t>J’ai</w:t>
+      </w:r>
+      <w:proofErr w:type="spellEnd"/>
+      <w:r>
+        <w:rPr>
+          <w:rFonts w:ascii="Arial" w:hAnsi="Arial" w:cs="Arial"/>
+          <w:sz w:val="22"/>
+          <w:szCs w:val="22"/>
+          <w:lang w:val="en-ZA"/>
+        </w:rPr>
+        <w:t xml:space="preserve"> </w:t>
+      </w:r>
+      <w:proofErr w:type="spellStart"/>
+      <w:r>
+        <w:rPr>
+          <w:rFonts w:ascii="Arial" w:hAnsi="Arial" w:cs="Arial"/>
+          <w:sz w:val="22"/>
+          <w:szCs w:val="22"/>
+          <w:lang w:val="en-ZA"/>
+        </w:rPr>
+        <w:t>participé</w:t>
+      </w:r>
+      <w:proofErr w:type="spellEnd"/>
+      <w:r>
+        <w:rPr>
+          <w:rFonts w:ascii="Arial" w:hAnsi="Arial" w:cs="Arial"/>
+          <w:sz w:val="22"/>
+          <w:szCs w:val="22"/>
+          <w:lang w:val="en-ZA"/>
+        </w:rPr>
+        <w:t xml:space="preserve"> à la maintenance des </w:t>
+      </w:r>
+      <w:proofErr w:type="spellStart"/>
+      <w:r>
+        <w:rPr>
+          <w:rFonts w:ascii="Arial" w:hAnsi="Arial" w:cs="Arial"/>
+          <w:sz w:val="22"/>
+          <w:szCs w:val="22"/>
+          <w:lang w:val="en-ZA"/>
+        </w:rPr>
+        <w:t>caméras</w:t>
+      </w:r>
+      <w:proofErr w:type="spellEnd"/>
+      <w:r>
+        <w:rPr>
+          <w:rFonts w:ascii="Arial" w:hAnsi="Arial" w:cs="Arial"/>
+          <w:sz w:val="22"/>
+          <w:szCs w:val="22"/>
+          <w:lang w:val="en-ZA"/>
         </w:rPr>
         <w:t xml:space="preserve">, </w:t>
       </w:r>
-      <w:r>
-        <w:rPr>
-          <w:rFonts w:ascii="Arial" w:hAnsi="Arial" w:cs="Arial"/>
-          <w:sz w:val="22"/>
-          <w:szCs w:val="22"/>
-        </w:rPr>
-        <w:t xml:space="preserve">avec </w:t>
-      </w:r>
-      <w:proofErr w:type="spellStart"/>
-      <w:r>
-        <w:rPr>
-          <w:rFonts w:ascii="Arial" w:hAnsi="Arial" w:cs="Arial"/>
-          <w:sz w:val="22"/>
-          <w:szCs w:val="22"/>
-        </w:rPr>
-        <w:t>lui</w:t>
-      </w:r>
-      <w:proofErr w:type="spellEnd"/>
-      <w:r>
-        <w:rPr>
-          <w:rFonts w:ascii="Arial" w:hAnsi="Arial" w:cs="Arial"/>
-          <w:sz w:val="22"/>
-          <w:szCs w:val="22"/>
-        </w:rPr>
-        <w:t xml:space="preserve">. Nous </w:t>
-      </w:r>
-      <w:proofErr w:type="spellStart"/>
-      <w:r>
-        <w:rPr>
-          <w:rFonts w:ascii="Arial" w:hAnsi="Arial" w:cs="Arial"/>
-          <w:sz w:val="22"/>
-          <w:szCs w:val="22"/>
-        </w:rPr>
-        <w:t>avons</w:t>
-      </w:r>
-      <w:proofErr w:type="spellEnd"/>
-      <w:r>
-        <w:rPr>
-          <w:rFonts w:ascii="Arial" w:hAnsi="Arial" w:cs="Arial"/>
-          <w:sz w:val="22"/>
-          <w:szCs w:val="22"/>
-        </w:rPr>
-        <w:t xml:space="preserve"> </w:t>
-      </w:r>
-      <w:proofErr w:type="spellStart"/>
-      <w:r>
-        <w:rPr>
-          <w:rFonts w:ascii="Arial" w:hAnsi="Arial" w:cs="Arial"/>
-          <w:sz w:val="22"/>
-          <w:szCs w:val="22"/>
+      <w:proofErr w:type="spellStart"/>
+      <w:r>
+        <w:rPr>
+          <w:rFonts w:ascii="Arial" w:hAnsi="Arial" w:cs="Arial"/>
+          <w:sz w:val="22"/>
+          <w:szCs w:val="22"/>
+          <w:lang w:val="en-ZA"/>
+        </w:rPr>
+        <w:t>notamment</w:t>
+      </w:r>
+      <w:proofErr w:type="spellEnd"/>
+      <w:r>
+        <w:rPr>
+          <w:rFonts w:ascii="Arial" w:hAnsi="Arial" w:cs="Arial"/>
+          <w:sz w:val="22"/>
+          <w:szCs w:val="22"/>
+          <w:lang w:val="en-ZA"/>
+        </w:rPr>
+        <w:t xml:space="preserve"> </w:t>
+      </w:r>
+      <w:proofErr w:type="spellStart"/>
+      <w:r>
+        <w:rPr>
+          <w:rFonts w:ascii="Arial" w:hAnsi="Arial" w:cs="Arial"/>
+          <w:sz w:val="22"/>
+          <w:szCs w:val="22"/>
+          <w:lang w:val="en-ZA"/>
+        </w:rPr>
+        <w:t>leur</w:t>
+      </w:r>
+      <w:proofErr w:type="spellEnd"/>
+      <w:r>
+        <w:rPr>
+          <w:rFonts w:ascii="Arial" w:hAnsi="Arial" w:cs="Arial"/>
+          <w:sz w:val="22"/>
+          <w:szCs w:val="22"/>
+          <w:lang w:val="en-ZA"/>
+        </w:rPr>
+        <w:t xml:space="preserve"> </w:t>
+      </w:r>
+      <w:proofErr w:type="spellStart"/>
+      <w:r>
+        <w:rPr>
+          <w:rFonts w:ascii="Arial" w:hAnsi="Arial" w:cs="Arial"/>
+          <w:sz w:val="22"/>
+          <w:szCs w:val="22"/>
+          <w:lang w:val="en-ZA"/>
+        </w:rPr>
+        <w:t>nettoyage</w:t>
+      </w:r>
+      <w:proofErr w:type="spellEnd"/>
+      <w:r>
+        <w:rPr>
+          <w:rFonts w:ascii="Arial" w:hAnsi="Arial" w:cs="Arial"/>
+          <w:sz w:val="22"/>
+          <w:szCs w:val="22"/>
+          <w:lang w:val="en-ZA"/>
+        </w:rPr>
+        <w:t xml:space="preserve"> dans </w:t>
+      </w:r>
+      <w:proofErr w:type="spellStart"/>
+      <w:r>
+        <w:rPr>
+          <w:rFonts w:ascii="Arial" w:hAnsi="Arial" w:cs="Arial"/>
+          <w:sz w:val="22"/>
+          <w:szCs w:val="22"/>
+          <w:lang w:val="en-ZA"/>
+        </w:rPr>
+        <w:t>différentes</w:t>
+      </w:r>
+      <w:proofErr w:type="spellEnd"/>
+      <w:r>
+        <w:rPr>
+          <w:rFonts w:ascii="Arial" w:hAnsi="Arial" w:cs="Arial"/>
+          <w:sz w:val="22"/>
+          <w:szCs w:val="22"/>
+          <w:lang w:val="en-ZA"/>
+        </w:rPr>
+        <w:t xml:space="preserve"> zones du site, tout </w:t>
+      </w:r>
+      <w:proofErr w:type="spellStart"/>
+      <w:r>
+        <w:rPr>
+          <w:rFonts w:ascii="Arial" w:hAnsi="Arial" w:cs="Arial"/>
+          <w:sz w:val="22"/>
+          <w:szCs w:val="22"/>
+          <w:lang w:val="en-ZA"/>
+        </w:rPr>
+        <w:t>en</w:t>
+      </w:r>
+      <w:proofErr w:type="spellEnd"/>
+      <w:r>
+        <w:rPr>
+          <w:rFonts w:ascii="Arial" w:hAnsi="Arial" w:cs="Arial"/>
+          <w:sz w:val="22"/>
+          <w:szCs w:val="22"/>
+          <w:lang w:val="en-ZA"/>
+        </w:rPr>
+        <w:t xml:space="preserve"> </w:t>
+      </w:r>
+      <w:proofErr w:type="spellStart"/>
+      <w:r>
+        <w:rPr>
+          <w:rFonts w:ascii="Arial" w:hAnsi="Arial" w:cs="Arial"/>
+          <w:sz w:val="22"/>
+          <w:szCs w:val="22"/>
+          <w:lang w:val="en-ZA"/>
+        </w:rPr>
+        <w:t>respectant</w:t>
+      </w:r>
+      <w:proofErr w:type="spellEnd"/>
+      <w:r>
+        <w:rPr>
+          <w:rFonts w:ascii="Arial" w:hAnsi="Arial" w:cs="Arial"/>
+          <w:sz w:val="22"/>
+          <w:szCs w:val="22"/>
+          <w:lang w:val="en-ZA"/>
+        </w:rPr>
+        <w:t xml:space="preserve"> les </w:t>
+      </w:r>
+      <w:proofErr w:type="spellStart"/>
+      <w:r>
+        <w:rPr>
+          <w:rFonts w:ascii="Arial" w:hAnsi="Arial" w:cs="Arial"/>
+          <w:sz w:val="22"/>
+          <w:szCs w:val="22"/>
+          <w:lang w:val="en-ZA"/>
+        </w:rPr>
+        <w:t>procédures</w:t>
+      </w:r>
+      <w:proofErr w:type="spellEnd"/>
+      <w:r>
+        <w:rPr>
+          <w:rFonts w:ascii="Arial" w:hAnsi="Arial" w:cs="Arial"/>
+          <w:sz w:val="22"/>
+          <w:szCs w:val="22"/>
+          <w:lang w:val="en-ZA"/>
+        </w:rPr>
+        <w:t xml:space="preserve"> de </w:t>
+      </w:r>
+      <w:proofErr w:type="spellStart"/>
+      <w:r>
+        <w:rPr>
+          <w:rFonts w:ascii="Arial" w:hAnsi="Arial" w:cs="Arial"/>
+          <w:sz w:val="22"/>
+          <w:szCs w:val="22"/>
+          <w:lang w:val="en-ZA"/>
+        </w:rPr>
+        <w:t>sécurité</w:t>
+      </w:r>
+      <w:proofErr w:type="spellEnd"/>
+      <w:r>
+        <w:rPr>
+          <w:rFonts w:ascii="Arial" w:hAnsi="Arial" w:cs="Arial"/>
+          <w:sz w:val="22"/>
+          <w:szCs w:val="22"/>
+          <w:lang w:val="en-ZA"/>
+        </w:rPr>
+        <w:t xml:space="preserve"> </w:t>
+      </w:r>
+      <w:proofErr w:type="spellStart"/>
+      <w:r>
+        <w:rPr>
+          <w:rFonts w:ascii="Arial" w:hAnsi="Arial" w:cs="Arial"/>
+          <w:sz w:val="22"/>
+          <w:szCs w:val="22"/>
+          <w:lang w:val="en-ZA"/>
+        </w:rPr>
+        <w:t>comme</w:t>
+      </w:r>
+      <w:proofErr w:type="spellEnd"/>
+      <w:r>
+        <w:rPr>
+          <w:rFonts w:ascii="Arial" w:hAnsi="Arial" w:cs="Arial"/>
+          <w:sz w:val="22"/>
+          <w:szCs w:val="22"/>
+          <w:lang w:val="en-ZA"/>
+        </w:rPr>
+        <w:t xml:space="preserve"> </w:t>
+      </w:r>
+      <w:proofErr w:type="spellStart"/>
+      <w:r>
+        <w:rPr>
+          <w:rFonts w:ascii="Arial" w:hAnsi="Arial" w:cs="Arial"/>
+          <w:sz w:val="22"/>
+          <w:szCs w:val="22"/>
+          <w:lang w:val="en-ZA"/>
+        </w:rPr>
+        <w:t>l’élaboration</w:t>
+      </w:r>
+      <w:proofErr w:type="spellEnd"/>
+      <w:r>
+        <w:rPr>
+          <w:rFonts w:ascii="Arial" w:hAnsi="Arial" w:cs="Arial"/>
+          <w:sz w:val="22"/>
+          <w:szCs w:val="22"/>
+          <w:lang w:val="en-ZA"/>
+        </w:rPr>
+        <w:t xml:space="preserve"> du Job Safety Analysis (JSA). </w:t>
+      </w:r>
+      <w:proofErr w:type="spellStart"/>
+      <w:r>
+        <w:rPr>
+          <w:rFonts w:ascii="Arial" w:hAnsi="Arial" w:cs="Arial"/>
+          <w:sz w:val="22"/>
+          <w:szCs w:val="22"/>
+          <w:lang w:val="en-ZA"/>
+        </w:rPr>
+        <w:t>J’ai</w:t>
+      </w:r>
+      <w:proofErr w:type="spellEnd"/>
+      <w:r>
+        <w:rPr>
+          <w:rFonts w:ascii="Arial" w:hAnsi="Arial" w:cs="Arial"/>
+          <w:sz w:val="22"/>
+          <w:szCs w:val="22"/>
+          <w:lang w:val="en-ZA"/>
+        </w:rPr>
+        <w:t xml:space="preserve"> </w:t>
+      </w:r>
+      <w:proofErr w:type="spellStart"/>
+      <w:r>
+        <w:rPr>
+          <w:rFonts w:ascii="Arial" w:hAnsi="Arial" w:cs="Arial"/>
+          <w:sz w:val="22"/>
+          <w:szCs w:val="22"/>
+          <w:lang w:val="en-ZA"/>
+        </w:rPr>
+        <w:t>également</w:t>
+      </w:r>
+      <w:proofErr w:type="spellEnd"/>
+      <w:r>
+        <w:rPr>
+          <w:rFonts w:ascii="Arial" w:hAnsi="Arial" w:cs="Arial"/>
+          <w:sz w:val="22"/>
+          <w:szCs w:val="22"/>
+          <w:lang w:val="en-ZA"/>
+        </w:rPr>
+        <w:t xml:space="preserve"> </w:t>
+      </w:r>
+      <w:proofErr w:type="spellStart"/>
+      <w:r>
+        <w:rPr>
+          <w:rFonts w:ascii="Arial" w:hAnsi="Arial" w:cs="Arial"/>
+          <w:sz w:val="22"/>
+          <w:szCs w:val="22"/>
+          <w:lang w:val="en-ZA"/>
+        </w:rPr>
+        <w:t>contribué</w:t>
+      </w:r>
+      <w:proofErr w:type="spellEnd"/>
+      <w:r>
+        <w:rPr>
+          <w:rFonts w:ascii="Arial" w:hAnsi="Arial" w:cs="Arial"/>
+          <w:sz w:val="22"/>
+          <w:szCs w:val="22"/>
+          <w:lang w:val="en-ZA"/>
+        </w:rPr>
+        <w:t xml:space="preserve"> à la </w:t>
+      </w:r>
+      <w:proofErr w:type="spellStart"/>
+      <w:r>
+        <w:rPr>
+          <w:rFonts w:ascii="Arial" w:hAnsi="Arial" w:cs="Arial"/>
+          <w:sz w:val="22"/>
+          <w:szCs w:val="22"/>
+          <w:lang w:val="en-ZA"/>
+        </w:rPr>
+        <w:t>résolution</w:t>
+      </w:r>
+      <w:proofErr w:type="spellEnd"/>
+      <w:r>
+        <w:rPr>
+          <w:rFonts w:ascii="Arial" w:hAnsi="Arial" w:cs="Arial"/>
+          <w:sz w:val="22"/>
+          <w:szCs w:val="22"/>
+          <w:lang w:val="en-ZA"/>
+        </w:rPr>
+        <w:t xml:space="preserve"> de </w:t>
+      </w:r>
+      <w:proofErr w:type="spellStart"/>
+      <w:r>
+        <w:rPr>
+          <w:rFonts w:ascii="Arial" w:hAnsi="Arial" w:cs="Arial"/>
+          <w:sz w:val="22"/>
+          <w:szCs w:val="22"/>
+          <w:lang w:val="en-ZA"/>
+        </w:rPr>
+        <w:t>pannes</w:t>
+      </w:r>
+      <w:proofErr w:type="spellEnd"/>
+      <w:r>
+        <w:rPr>
+          <w:rFonts w:ascii="Arial" w:hAnsi="Arial" w:cs="Arial"/>
+          <w:sz w:val="22"/>
+          <w:szCs w:val="22"/>
+          <w:lang w:val="en-ZA"/>
+        </w:rPr>
+        <w:t xml:space="preserve"> </w:t>
+      </w:r>
+      <w:proofErr w:type="spellStart"/>
+      <w:r>
+        <w:rPr>
+          <w:rFonts w:ascii="Arial" w:hAnsi="Arial" w:cs="Arial"/>
+          <w:sz w:val="22"/>
+          <w:szCs w:val="22"/>
+          <w:lang w:val="en-ZA"/>
+        </w:rPr>
+        <w:t>en</w:t>
+      </w:r>
+      <w:proofErr w:type="spellEnd"/>
+      <w:r>
+        <w:rPr>
+          <w:rFonts w:ascii="Arial" w:hAnsi="Arial" w:cs="Arial"/>
+          <w:sz w:val="22"/>
+          <w:szCs w:val="22"/>
+          <w:lang w:val="en-ZA"/>
+        </w:rPr>
+        <w:t xml:space="preserve"> </w:t>
+      </w:r>
+      <w:proofErr w:type="spellStart"/>
+      <w:r>
+        <w:rPr>
+          <w:rFonts w:ascii="Arial" w:hAnsi="Arial" w:cs="Arial"/>
+          <w:sz w:val="22"/>
+          <w:szCs w:val="22"/>
+          <w:lang w:val="en-ZA"/>
+        </w:rPr>
+        <w:t>reconnectant</w:t>
+      </w:r>
+      <w:proofErr w:type="spellEnd"/>
+      <w:r>
+        <w:rPr>
+          <w:rFonts w:ascii="Arial" w:hAnsi="Arial" w:cs="Arial"/>
+          <w:sz w:val="22"/>
+          <w:szCs w:val="22"/>
+          <w:lang w:val="en-ZA"/>
+        </w:rPr>
+        <w:t xml:space="preserve"> des </w:t>
+      </w:r>
+      <w:proofErr w:type="spellStart"/>
+      <w:r>
+        <w:rPr>
+          <w:rFonts w:ascii="Arial" w:hAnsi="Arial" w:cs="Arial"/>
+          <w:sz w:val="22"/>
+          <w:szCs w:val="22"/>
+          <w:lang w:val="en-ZA"/>
+        </w:rPr>
+        <w:t>caméras</w:t>
+      </w:r>
+      <w:proofErr w:type="spellEnd"/>
+      <w:r>
+        <w:rPr>
+          <w:rFonts w:ascii="Arial" w:hAnsi="Arial" w:cs="Arial"/>
+          <w:sz w:val="22"/>
+          <w:szCs w:val="22"/>
+          <w:lang w:val="en-ZA"/>
+        </w:rPr>
+        <w:t xml:space="preserve"> hors </w:t>
+      </w:r>
+      <w:proofErr w:type="spellStart"/>
+      <w:r>
+        <w:rPr>
+          <w:rFonts w:ascii="Arial" w:hAnsi="Arial" w:cs="Arial"/>
+          <w:sz w:val="22"/>
+          <w:szCs w:val="22"/>
+          <w:lang w:val="en-ZA"/>
+        </w:rPr>
+        <w:t>ligne</w:t>
+      </w:r>
+      <w:proofErr w:type="spellEnd"/>
+      <w:r>
+        <w:rPr>
+          <w:rFonts w:ascii="Arial" w:hAnsi="Arial" w:cs="Arial"/>
+          <w:sz w:val="22"/>
+          <w:szCs w:val="22"/>
+          <w:lang w:val="en-ZA"/>
+        </w:rPr>
+        <w:t xml:space="preserve"> et </w:t>
+      </w:r>
+      <w:proofErr w:type="spellStart"/>
+      <w:r>
+        <w:rPr>
+          <w:rFonts w:ascii="Arial" w:hAnsi="Arial" w:cs="Arial"/>
+          <w:sz w:val="22"/>
+          <w:szCs w:val="22"/>
+          <w:lang w:val="en-ZA"/>
+        </w:rPr>
+        <w:t>en</w:t>
+      </w:r>
+      <w:proofErr w:type="spellEnd"/>
+      <w:r>
+        <w:rPr>
+          <w:rFonts w:ascii="Arial" w:hAnsi="Arial" w:cs="Arial"/>
+          <w:sz w:val="22"/>
+          <w:szCs w:val="22"/>
+          <w:lang w:val="en-ZA"/>
+        </w:rPr>
+        <w:t xml:space="preserve"> </w:t>
+      </w:r>
+      <w:proofErr w:type="spellStart"/>
+      <w:r>
+        <w:rPr>
+          <w:rFonts w:ascii="Arial" w:hAnsi="Arial" w:cs="Arial"/>
+          <w:sz w:val="22"/>
+          <w:szCs w:val="22"/>
+          <w:lang w:val="en-ZA"/>
+        </w:rPr>
+        <w:t>modifiant</w:t>
+      </w:r>
+      <w:proofErr w:type="spellEnd"/>
+      <w:r>
+        <w:rPr>
+          <w:rFonts w:ascii="Arial" w:hAnsi="Arial" w:cs="Arial"/>
+          <w:sz w:val="22"/>
+          <w:szCs w:val="22"/>
+          <w:lang w:val="en-ZA"/>
+        </w:rPr>
+        <w:t xml:space="preserve"> </w:t>
+      </w:r>
+      <w:proofErr w:type="spellStart"/>
+      <w:r>
+        <w:rPr>
+          <w:rFonts w:ascii="Arial" w:hAnsi="Arial" w:cs="Arial"/>
+          <w:sz w:val="22"/>
+          <w:szCs w:val="22"/>
+          <w:lang w:val="en-ZA"/>
+        </w:rPr>
+        <w:t>leurs</w:t>
+      </w:r>
+      <w:proofErr w:type="spellEnd"/>
+      <w:r>
+        <w:rPr>
+          <w:rFonts w:ascii="Arial" w:hAnsi="Arial" w:cs="Arial"/>
+          <w:sz w:val="22"/>
+          <w:szCs w:val="22"/>
+          <w:lang w:val="en-ZA"/>
+        </w:rPr>
+        <w:t xml:space="preserve"> ports sur les switches. </w:t>
+      </w:r>
+      <w:proofErr w:type="spellStart"/>
+      <w:r>
+        <w:rPr>
+          <w:rFonts w:ascii="Arial" w:hAnsi="Arial" w:cs="Arial"/>
+          <w:sz w:val="22"/>
+          <w:szCs w:val="22"/>
+          <w:lang w:val="en-ZA"/>
+        </w:rPr>
+        <w:t>J’ai</w:t>
+      </w:r>
+      <w:proofErr w:type="spellEnd"/>
+      <w:r>
+        <w:rPr>
+          <w:rFonts w:ascii="Arial" w:hAnsi="Arial" w:cs="Arial"/>
+          <w:sz w:val="22"/>
+          <w:szCs w:val="22"/>
+          <w:lang w:val="en-ZA"/>
+        </w:rPr>
+        <w:t xml:space="preserve"> </w:t>
+      </w:r>
+      <w:proofErr w:type="spellStart"/>
+      <w:r>
+        <w:rPr>
+          <w:rFonts w:ascii="Arial" w:hAnsi="Arial" w:cs="Arial"/>
+          <w:sz w:val="22"/>
+          <w:szCs w:val="22"/>
+          <w:lang w:val="en-ZA"/>
         </w:rPr>
         <w:t>été</w:t>
       </w:r>
@@ -3288,114 +3924,127 @@
           <w:rFonts w:ascii="Arial" w:hAnsi="Arial" w:cs="Arial"/>
           <w:sz w:val="22"/>
           <w:szCs w:val="22"/>
-        </w:rPr>
-        <w:t xml:space="preserve"> chargés de </w:t>
-      </w:r>
-      <w:proofErr w:type="spellStart"/>
-      <w:r>
-        <w:rPr>
-          <w:rFonts w:ascii="Arial" w:hAnsi="Arial" w:cs="Arial"/>
-          <w:sz w:val="22"/>
-          <w:szCs w:val="22"/>
-        </w:rPr>
-        <w:t>nettoyer</w:t>
-      </w:r>
-      <w:proofErr w:type="spellEnd"/>
-      <w:r>
-        <w:rPr>
-          <w:rFonts w:ascii="Arial" w:hAnsi="Arial" w:cs="Arial"/>
-          <w:sz w:val="22"/>
-          <w:szCs w:val="22"/>
-        </w:rPr>
-        <w:t xml:space="preserve"> les </w:t>
-      </w:r>
-      <w:proofErr w:type="spellStart"/>
-      <w:r>
-        <w:rPr>
-          <w:rFonts w:ascii="Arial" w:hAnsi="Arial" w:cs="Arial"/>
-          <w:sz w:val="22"/>
-          <w:szCs w:val="22"/>
-        </w:rPr>
-        <w:t>caméras</w:t>
-      </w:r>
-      <w:proofErr w:type="spellEnd"/>
-      <w:r>
-        <w:rPr>
-          <w:rFonts w:ascii="Arial" w:hAnsi="Arial" w:cs="Arial"/>
-          <w:sz w:val="22"/>
-          <w:szCs w:val="22"/>
-        </w:rPr>
-        <w:t xml:space="preserve"> de </w:t>
-      </w:r>
-      <w:proofErr w:type="spellStart"/>
-      <w:r>
-        <w:rPr>
-          <w:rFonts w:ascii="Arial" w:hAnsi="Arial" w:cs="Arial"/>
-          <w:sz w:val="22"/>
-          <w:szCs w:val="22"/>
-        </w:rPr>
-        <w:t>vidéosurveillance</w:t>
-      </w:r>
-      <w:proofErr w:type="spellEnd"/>
-      <w:r>
-        <w:rPr>
-          <w:rFonts w:ascii="Arial" w:hAnsi="Arial" w:cs="Arial"/>
-          <w:sz w:val="22"/>
-          <w:szCs w:val="22"/>
-        </w:rPr>
-        <w:t xml:space="preserve"> </w:t>
-      </w:r>
-      <w:proofErr w:type="spellStart"/>
-      <w:r>
-        <w:rPr>
-          <w:rFonts w:ascii="Arial" w:hAnsi="Arial" w:cs="Arial"/>
-          <w:sz w:val="22"/>
-          <w:szCs w:val="22"/>
-        </w:rPr>
-        <w:t>installées</w:t>
-      </w:r>
-      <w:proofErr w:type="spellEnd"/>
-      <w:r>
-        <w:rPr>
-          <w:rFonts w:ascii="Arial" w:hAnsi="Arial" w:cs="Arial"/>
-          <w:sz w:val="22"/>
-          <w:szCs w:val="22"/>
-        </w:rPr>
-        <w:t xml:space="preserve"> à </w:t>
-      </w:r>
-      <w:proofErr w:type="spellStart"/>
-      <w:r>
-        <w:rPr>
-          <w:rFonts w:ascii="Arial" w:hAnsi="Arial" w:cs="Arial"/>
-          <w:sz w:val="22"/>
-          <w:szCs w:val="22"/>
-        </w:rPr>
-        <w:t>différents</w:t>
-      </w:r>
-      <w:proofErr w:type="spellEnd"/>
-      <w:r>
-        <w:rPr>
-          <w:rFonts w:ascii="Arial" w:hAnsi="Arial" w:cs="Arial"/>
-          <w:sz w:val="22"/>
-          <w:szCs w:val="22"/>
-        </w:rPr>
-        <w:t xml:space="preserve"> </w:t>
-      </w:r>
-      <w:proofErr w:type="spellStart"/>
-      <w:r>
-        <w:rPr>
-          <w:rFonts w:ascii="Arial" w:hAnsi="Arial" w:cs="Arial"/>
-          <w:sz w:val="22"/>
-          <w:szCs w:val="22"/>
-        </w:rPr>
-        <w:t>endroits</w:t>
-      </w:r>
-      <w:proofErr w:type="spellEnd"/>
-      <w:r>
-        <w:rPr>
-          <w:rFonts w:ascii="Arial" w:hAnsi="Arial" w:cs="Arial"/>
-          <w:sz w:val="22"/>
-          <w:szCs w:val="22"/>
+          <w:lang w:val="en-ZA"/>
+        </w:rPr>
+        <w:t xml:space="preserve"> exposé au </w:t>
+      </w:r>
+      <w:proofErr w:type="spellStart"/>
+      <w:r>
+        <w:rPr>
+          <w:rFonts w:ascii="Arial" w:hAnsi="Arial" w:cs="Arial"/>
+          <w:sz w:val="22"/>
+          <w:szCs w:val="22"/>
+          <w:lang w:val="en-ZA"/>
+        </w:rPr>
+        <w:t>fonctionnement</w:t>
+      </w:r>
+      <w:proofErr w:type="spellEnd"/>
+      <w:r>
+        <w:rPr>
+          <w:rFonts w:ascii="Arial" w:hAnsi="Arial" w:cs="Arial"/>
+          <w:sz w:val="22"/>
+          <w:szCs w:val="22"/>
+          <w:lang w:val="en-ZA"/>
+        </w:rPr>
+        <w:t xml:space="preserve"> global du </w:t>
+      </w:r>
+      <w:proofErr w:type="spellStart"/>
+      <w:r>
+        <w:rPr>
+          <w:rFonts w:ascii="Arial" w:hAnsi="Arial" w:cs="Arial"/>
+          <w:sz w:val="22"/>
+          <w:szCs w:val="22"/>
+          <w:lang w:val="en-ZA"/>
+        </w:rPr>
+        <w:t>système</w:t>
+      </w:r>
+      <w:proofErr w:type="spellEnd"/>
+      <w:r>
+        <w:rPr>
+          <w:rFonts w:ascii="Arial" w:hAnsi="Arial" w:cs="Arial"/>
+          <w:sz w:val="22"/>
+          <w:szCs w:val="22"/>
+          <w:lang w:val="en-ZA"/>
+        </w:rPr>
+        <w:t xml:space="preserve"> CCTV, y </w:t>
+      </w:r>
+      <w:proofErr w:type="spellStart"/>
+      <w:r>
+        <w:rPr>
+          <w:rFonts w:ascii="Arial" w:hAnsi="Arial" w:cs="Arial"/>
+          <w:sz w:val="22"/>
+          <w:szCs w:val="22"/>
+          <w:lang w:val="en-ZA"/>
+        </w:rPr>
+        <w:t>compris</w:t>
+      </w:r>
+      <w:proofErr w:type="spellEnd"/>
+      <w:r>
+        <w:rPr>
+          <w:rFonts w:ascii="Arial" w:hAnsi="Arial" w:cs="Arial"/>
+          <w:sz w:val="22"/>
+          <w:szCs w:val="22"/>
+          <w:lang w:val="en-ZA"/>
+        </w:rPr>
+        <w:t xml:space="preserve"> le </w:t>
+      </w:r>
+      <w:proofErr w:type="spellStart"/>
+      <w:r>
+        <w:rPr>
+          <w:rFonts w:ascii="Arial" w:hAnsi="Arial" w:cs="Arial"/>
+          <w:sz w:val="22"/>
+          <w:szCs w:val="22"/>
+          <w:lang w:val="en-ZA"/>
+        </w:rPr>
+        <w:t>rôle</w:t>
+      </w:r>
+      <w:proofErr w:type="spellEnd"/>
+      <w:r>
+        <w:rPr>
+          <w:rFonts w:ascii="Arial" w:hAnsi="Arial" w:cs="Arial"/>
+          <w:sz w:val="22"/>
+          <w:szCs w:val="22"/>
+          <w:lang w:val="en-ZA"/>
+        </w:rPr>
+        <w:t xml:space="preserve"> du NVR dans la gestion et </w:t>
+      </w:r>
+      <w:proofErr w:type="spellStart"/>
+      <w:r>
+        <w:rPr>
+          <w:rFonts w:ascii="Arial" w:hAnsi="Arial" w:cs="Arial"/>
+          <w:sz w:val="22"/>
+          <w:szCs w:val="22"/>
+          <w:lang w:val="en-ZA"/>
+        </w:rPr>
+        <w:t>l’affichage</w:t>
+      </w:r>
+      <w:proofErr w:type="spellEnd"/>
+      <w:r>
+        <w:rPr>
+          <w:rFonts w:ascii="Arial" w:hAnsi="Arial" w:cs="Arial"/>
+          <w:sz w:val="22"/>
+          <w:szCs w:val="22"/>
+          <w:lang w:val="en-ZA"/>
+        </w:rPr>
+        <w:t xml:space="preserve"> des flux </w:t>
+      </w:r>
+      <w:proofErr w:type="spellStart"/>
+      <w:r>
+        <w:rPr>
+          <w:rFonts w:ascii="Arial" w:hAnsi="Arial" w:cs="Arial"/>
+          <w:sz w:val="22"/>
+          <w:szCs w:val="22"/>
+          <w:lang w:val="en-ZA"/>
+        </w:rPr>
+        <w:t>vidéo</w:t>
+      </w:r>
+      <w:proofErr w:type="spellEnd"/>
+      <w:r>
+        <w:rPr>
+          <w:rFonts w:ascii="Arial" w:hAnsi="Arial" w:cs="Arial"/>
+          <w:sz w:val="22"/>
+          <w:szCs w:val="22"/>
+          <w:lang w:val="en-ZA"/>
         </w:rPr>
         <w:t>.</w:t>
       </w:r>
@@ -3406,83 +4055,115 @@
           <w:rFonts w:ascii="Arial" w:hAnsi="Arial" w:cs="Arial"/>
           <w:sz w:val="22"/>
           <w:szCs w:val="22"/>
-        </w:rPr>
-      </w:pPr>
-      <w:r>
-        <w:rPr>
-          <w:rFonts w:ascii="Arial" w:hAnsi="Arial" w:cs="Arial"/>
-          <w:sz w:val="22"/>
-          <w:szCs w:val="22"/>
-        </w:rPr>
-        <w:t xml:space="preserve">Nous </w:t>
-      </w:r>
-      <w:proofErr w:type="spellStart"/>
-      <w:r>
-        <w:rPr>
-          <w:rFonts w:ascii="Arial" w:hAnsi="Arial" w:cs="Arial"/>
-          <w:sz w:val="22"/>
-          <w:szCs w:val="22"/>
-        </w:rPr>
-        <w:t>avon</w:t>
-      </w:r>
-      <w:proofErr w:type="spellEnd"/>
-      <w:r>
-        <w:rPr>
-          <w:rFonts w:ascii="Arial" w:hAnsi="Arial" w:cs="Arial"/>
-          <w:sz w:val="22"/>
-          <w:szCs w:val="22"/>
-        </w:rPr>
-        <w:t xml:space="preserve"> ensuite</w:t>
-      </w:r>
-      <w:r>
-        <w:rPr>
-          <w:rFonts w:ascii="Arial" w:hAnsi="Arial" w:cs="Arial"/>
-          <w:sz w:val="22"/>
-          <w:szCs w:val="22"/>
-        </w:rPr>
-        <w:t xml:space="preserve"> fixer</w:t>
-      </w:r>
-      <w:r>
-        <w:rPr>
-          <w:rFonts w:ascii="Arial" w:hAnsi="Arial" w:cs="Arial"/>
-          <w:sz w:val="22"/>
-          <w:szCs w:val="22"/>
-        </w:rPr>
-        <w:t xml:space="preserve"> </w:t>
-      </w:r>
-      <w:proofErr w:type="spellStart"/>
-      <w:r>
-        <w:rPr>
-          <w:rFonts w:ascii="Arial" w:hAnsi="Arial" w:cs="Arial"/>
-          <w:sz w:val="22"/>
-          <w:szCs w:val="22"/>
-        </w:rPr>
-        <w:t>une</w:t>
-      </w:r>
-      <w:proofErr w:type="spellEnd"/>
-      <w:r>
-        <w:rPr>
-          <w:rFonts w:ascii="Arial" w:hAnsi="Arial" w:cs="Arial"/>
-          <w:sz w:val="22"/>
-          <w:szCs w:val="22"/>
-        </w:rPr>
-        <w:t xml:space="preserve"> </w:t>
-      </w:r>
-      <w:proofErr w:type="spellStart"/>
-      <w:r>
-        <w:rPr>
-          <w:rFonts w:ascii="Arial" w:hAnsi="Arial" w:cs="Arial"/>
-          <w:sz w:val="22"/>
-          <w:szCs w:val="22"/>
-        </w:rPr>
-        <w:t>caméra</w:t>
-      </w:r>
-      <w:proofErr w:type="spellEnd"/>
-      <w:r>
-        <w:rPr>
-          <w:rFonts w:ascii="Arial" w:hAnsi="Arial" w:cs="Arial"/>
-          <w:sz w:val="22"/>
-          <w:szCs w:val="22"/>
+          <w:lang w:val="es-ES"/>
+        </w:rPr>
+      </w:pPr>
+      <w:r>
+        <w:rPr>
+          <w:rFonts w:ascii="Arial" w:hAnsi="Arial" w:cs="Arial"/>
+          <w:sz w:val="22"/>
+          <w:szCs w:val="22"/>
+          <w:lang w:val="es-ES"/>
+        </w:rPr>
+        <w:t xml:space="preserve"> Par </w:t>
+      </w:r>
+      <w:proofErr w:type="spellStart"/>
+      <w:r>
+        <w:rPr>
+          <w:rFonts w:ascii="Arial" w:hAnsi="Arial" w:cs="Arial"/>
+          <w:sz w:val="22"/>
+          <w:szCs w:val="22"/>
+          <w:lang w:val="es-ES"/>
+        </w:rPr>
+        <w:t>ailleurs</w:t>
+      </w:r>
+      <w:proofErr w:type="spellEnd"/>
+      <w:r>
+        <w:rPr>
+          <w:rFonts w:ascii="Arial" w:hAnsi="Arial" w:cs="Arial"/>
+          <w:sz w:val="22"/>
+          <w:szCs w:val="22"/>
+          <w:lang w:val="es-ES"/>
+        </w:rPr>
+        <w:t xml:space="preserve">, </w:t>
+      </w:r>
+      <w:proofErr w:type="spellStart"/>
+      <w:r>
+        <w:rPr>
+          <w:rFonts w:ascii="Arial" w:hAnsi="Arial" w:cs="Arial"/>
+          <w:sz w:val="22"/>
+          <w:szCs w:val="22"/>
+          <w:lang w:val="es-ES"/>
+        </w:rPr>
+        <w:t>j’ai</w:t>
+      </w:r>
+      <w:proofErr w:type="spellEnd"/>
+      <w:r>
+        <w:rPr>
+          <w:rFonts w:ascii="Arial" w:hAnsi="Arial" w:cs="Arial"/>
+          <w:sz w:val="22"/>
+          <w:szCs w:val="22"/>
+          <w:lang w:val="es-ES"/>
+        </w:rPr>
+        <w:t xml:space="preserve"> </w:t>
+      </w:r>
+      <w:proofErr w:type="spellStart"/>
+      <w:r>
+        <w:rPr>
+          <w:rFonts w:ascii="Arial" w:hAnsi="Arial" w:cs="Arial"/>
+          <w:sz w:val="22"/>
+          <w:szCs w:val="22"/>
+          <w:lang w:val="es-ES"/>
+        </w:rPr>
+        <w:t>assisté</w:t>
+      </w:r>
+      <w:proofErr w:type="spellEnd"/>
+      <w:r>
+        <w:rPr>
+          <w:rFonts w:ascii="Arial" w:hAnsi="Arial" w:cs="Arial"/>
+          <w:sz w:val="22"/>
+          <w:szCs w:val="22"/>
+          <w:lang w:val="es-ES"/>
+        </w:rPr>
+        <w:t xml:space="preserve"> </w:t>
+      </w:r>
+      <w:proofErr w:type="spellStart"/>
+      <w:r>
+        <w:rPr>
+          <w:rFonts w:ascii="Arial" w:hAnsi="Arial" w:cs="Arial"/>
+          <w:sz w:val="22"/>
+          <w:szCs w:val="22"/>
+          <w:lang w:val="es-ES"/>
+        </w:rPr>
+        <w:t>au</w:t>
+      </w:r>
+      <w:proofErr w:type="spellEnd"/>
+      <w:r>
+        <w:rPr>
+          <w:rFonts w:ascii="Arial" w:hAnsi="Arial" w:cs="Arial"/>
+          <w:sz w:val="22"/>
+          <w:szCs w:val="22"/>
+          <w:lang w:val="es-ES"/>
+        </w:rPr>
+        <w:t xml:space="preserve"> </w:t>
+      </w:r>
+      <w:proofErr w:type="spellStart"/>
+      <w:r>
+        <w:rPr>
+          <w:rFonts w:ascii="Arial" w:hAnsi="Arial" w:cs="Arial"/>
+          <w:sz w:val="22"/>
+          <w:szCs w:val="22"/>
+          <w:lang w:val="es-ES"/>
+        </w:rPr>
+        <w:t>diagnostic</w:t>
+      </w:r>
+      <w:proofErr w:type="spellEnd"/>
+      <w:r>
+        <w:rPr>
+          <w:rFonts w:ascii="Arial" w:hAnsi="Arial" w:cs="Arial"/>
+          <w:sz w:val="22"/>
+          <w:szCs w:val="22"/>
+          <w:lang w:val="es-ES"/>
         </w:rPr>
         <w:t xml:space="preserve"> de </w:t>
       </w:r>
@@ -3492,6 +4173,447 @@
           <w:rFonts w:ascii="Arial" w:hAnsi="Arial" w:cs="Arial"/>
           <w:sz w:val="22"/>
           <w:szCs w:val="22"/>
+          <w:lang w:val="es-ES"/>
+        </w:rPr>
+        <w:t>problèmes</w:t>
+      </w:r>
+      <w:proofErr w:type="spellEnd"/>
+      <w:r>
+        <w:rPr>
+          <w:rFonts w:ascii="Arial" w:hAnsi="Arial" w:cs="Arial"/>
+          <w:sz w:val="22"/>
+          <w:szCs w:val="22"/>
+          <w:lang w:val="es-ES"/>
+        </w:rPr>
+        <w:t xml:space="preserve"> </w:t>
+      </w:r>
+      <w:proofErr w:type="spellStart"/>
+      <w:r>
+        <w:rPr>
+          <w:rFonts w:ascii="Arial" w:hAnsi="Arial" w:cs="Arial"/>
+          <w:sz w:val="22"/>
+          <w:szCs w:val="22"/>
+          <w:lang w:val="es-ES"/>
+        </w:rPr>
+        <w:t>techniques</w:t>
+      </w:r>
+      <w:proofErr w:type="spellEnd"/>
+      <w:r>
+        <w:rPr>
+          <w:rFonts w:ascii="Arial" w:hAnsi="Arial" w:cs="Arial"/>
+          <w:sz w:val="22"/>
+          <w:szCs w:val="22"/>
+          <w:lang w:val="es-ES"/>
+        </w:rPr>
+        <w:t xml:space="preserve"> </w:t>
+      </w:r>
+      <w:proofErr w:type="spellStart"/>
+      <w:r>
+        <w:rPr>
+          <w:rFonts w:ascii="Arial" w:hAnsi="Arial" w:cs="Arial"/>
+          <w:sz w:val="22"/>
+          <w:szCs w:val="22"/>
+          <w:lang w:val="es-ES"/>
+        </w:rPr>
+        <w:t>tels</w:t>
+      </w:r>
+      <w:proofErr w:type="spellEnd"/>
+      <w:r>
+        <w:rPr>
+          <w:rFonts w:ascii="Arial" w:hAnsi="Arial" w:cs="Arial"/>
+          <w:sz w:val="22"/>
+          <w:szCs w:val="22"/>
+          <w:lang w:val="es-ES"/>
+        </w:rPr>
+        <w:t xml:space="preserve"> que des </w:t>
+      </w:r>
+      <w:proofErr w:type="spellStart"/>
+      <w:r>
+        <w:rPr>
+          <w:rFonts w:ascii="Arial" w:hAnsi="Arial" w:cs="Arial"/>
+          <w:sz w:val="22"/>
+          <w:szCs w:val="22"/>
+          <w:lang w:val="es-ES"/>
+        </w:rPr>
+        <w:t>défaillances</w:t>
+      </w:r>
+      <w:proofErr w:type="spellEnd"/>
+      <w:r>
+        <w:rPr>
+          <w:rFonts w:ascii="Arial" w:hAnsi="Arial" w:cs="Arial"/>
+          <w:sz w:val="22"/>
+          <w:szCs w:val="22"/>
+          <w:lang w:val="es-ES"/>
+        </w:rPr>
+        <w:t xml:space="preserve"> </w:t>
+      </w:r>
+      <w:proofErr w:type="spellStart"/>
+      <w:r>
+        <w:rPr>
+          <w:rFonts w:ascii="Arial" w:hAnsi="Arial" w:cs="Arial"/>
+          <w:sz w:val="22"/>
+          <w:szCs w:val="22"/>
+          <w:lang w:val="es-ES"/>
+        </w:rPr>
+        <w:t>liées</w:t>
+      </w:r>
+      <w:proofErr w:type="spellEnd"/>
+      <w:r>
+        <w:rPr>
+          <w:rFonts w:ascii="Arial" w:hAnsi="Arial" w:cs="Arial"/>
+          <w:sz w:val="22"/>
+          <w:szCs w:val="22"/>
+          <w:lang w:val="es-ES"/>
+        </w:rPr>
+        <w:t xml:space="preserve"> </w:t>
+      </w:r>
+      <w:proofErr w:type="spellStart"/>
+      <w:r>
+        <w:rPr>
+          <w:rFonts w:ascii="Arial" w:hAnsi="Arial" w:cs="Arial"/>
+          <w:sz w:val="22"/>
+          <w:szCs w:val="22"/>
+          <w:lang w:val="es-ES"/>
+        </w:rPr>
+        <w:t>aux</w:t>
+      </w:r>
+      <w:proofErr w:type="spellEnd"/>
+      <w:r>
+        <w:rPr>
+          <w:rFonts w:ascii="Arial" w:hAnsi="Arial" w:cs="Arial"/>
+          <w:sz w:val="22"/>
+          <w:szCs w:val="22"/>
+          <w:lang w:val="es-ES"/>
+        </w:rPr>
+        <w:t xml:space="preserve"> </w:t>
+      </w:r>
+      <w:proofErr w:type="spellStart"/>
+      <w:r>
+        <w:rPr>
+          <w:rFonts w:ascii="Arial" w:hAnsi="Arial" w:cs="Arial"/>
+          <w:sz w:val="22"/>
+          <w:szCs w:val="22"/>
+          <w:lang w:val="es-ES"/>
+        </w:rPr>
+        <w:t>adaptateurs</w:t>
+      </w:r>
+      <w:proofErr w:type="spellEnd"/>
+      <w:r>
+        <w:rPr>
+          <w:rFonts w:ascii="Arial" w:hAnsi="Arial" w:cs="Arial"/>
+          <w:sz w:val="22"/>
+          <w:szCs w:val="22"/>
+          <w:lang w:val="es-ES"/>
+        </w:rPr>
+        <w:t xml:space="preserve"> </w:t>
+      </w:r>
+      <w:proofErr w:type="spellStart"/>
+      <w:r>
+        <w:rPr>
+          <w:rFonts w:ascii="Arial" w:hAnsi="Arial" w:cs="Arial"/>
+          <w:sz w:val="22"/>
+          <w:szCs w:val="22"/>
+          <w:lang w:val="es-ES"/>
+        </w:rPr>
+        <w:t>PoE</w:t>
+      </w:r>
+      <w:proofErr w:type="spellEnd"/>
+      <w:r>
+        <w:rPr>
+          <w:rFonts w:ascii="Arial" w:hAnsi="Arial" w:cs="Arial"/>
+          <w:sz w:val="22"/>
+          <w:szCs w:val="22"/>
+          <w:lang w:val="es-ES"/>
+        </w:rPr>
+        <w:t xml:space="preserve">, des </w:t>
+      </w:r>
+      <w:proofErr w:type="spellStart"/>
+      <w:r>
+        <w:rPr>
+          <w:rFonts w:ascii="Arial" w:hAnsi="Arial" w:cs="Arial"/>
+          <w:sz w:val="22"/>
+          <w:szCs w:val="22"/>
+          <w:lang w:val="es-ES"/>
+        </w:rPr>
+        <w:t>erreurs</w:t>
+      </w:r>
+      <w:proofErr w:type="spellEnd"/>
+      <w:r>
+        <w:rPr>
+          <w:rFonts w:ascii="Arial" w:hAnsi="Arial" w:cs="Arial"/>
+          <w:sz w:val="22"/>
+          <w:szCs w:val="22"/>
+          <w:lang w:val="es-ES"/>
+        </w:rPr>
+        <w:t xml:space="preserve"> de </w:t>
+      </w:r>
+      <w:proofErr w:type="spellStart"/>
+      <w:r>
+        <w:rPr>
+          <w:rFonts w:ascii="Arial" w:hAnsi="Arial" w:cs="Arial"/>
+          <w:sz w:val="22"/>
+          <w:szCs w:val="22"/>
+          <w:lang w:val="es-ES"/>
+        </w:rPr>
+        <w:t>configuration</w:t>
+      </w:r>
+      <w:proofErr w:type="spellEnd"/>
+      <w:r>
+        <w:rPr>
+          <w:rFonts w:ascii="Arial" w:hAnsi="Arial" w:cs="Arial"/>
+          <w:sz w:val="22"/>
+          <w:szCs w:val="22"/>
+          <w:lang w:val="es-ES"/>
+        </w:rPr>
+        <w:t xml:space="preserve"> et des </w:t>
+      </w:r>
+      <w:proofErr w:type="spellStart"/>
+      <w:r>
+        <w:rPr>
+          <w:rFonts w:ascii="Arial" w:hAnsi="Arial" w:cs="Arial"/>
+          <w:sz w:val="22"/>
+          <w:szCs w:val="22"/>
+          <w:lang w:val="es-ES"/>
+        </w:rPr>
+        <w:t>pertes</w:t>
+      </w:r>
+      <w:proofErr w:type="spellEnd"/>
+      <w:r>
+        <w:rPr>
+          <w:rFonts w:ascii="Arial" w:hAnsi="Arial" w:cs="Arial"/>
+          <w:sz w:val="22"/>
+          <w:szCs w:val="22"/>
+          <w:lang w:val="es-ES"/>
+        </w:rPr>
+        <w:t xml:space="preserve"> de </w:t>
+      </w:r>
+      <w:proofErr w:type="spellStart"/>
+      <w:r>
+        <w:rPr>
+          <w:rFonts w:ascii="Arial" w:hAnsi="Arial" w:cs="Arial"/>
+          <w:sz w:val="22"/>
+          <w:szCs w:val="22"/>
+          <w:lang w:val="es-ES"/>
+        </w:rPr>
+        <w:t>connectivité</w:t>
+      </w:r>
+      <w:proofErr w:type="spellEnd"/>
+      <w:r>
+        <w:rPr>
+          <w:rFonts w:ascii="Arial" w:hAnsi="Arial" w:cs="Arial"/>
+          <w:sz w:val="22"/>
+          <w:szCs w:val="22"/>
+          <w:lang w:val="es-ES"/>
+        </w:rPr>
+        <w:t xml:space="preserve"> </w:t>
+      </w:r>
+      <w:proofErr w:type="spellStart"/>
+      <w:r>
+        <w:rPr>
+          <w:rFonts w:ascii="Arial" w:hAnsi="Arial" w:cs="Arial"/>
+          <w:sz w:val="22"/>
+          <w:szCs w:val="22"/>
+          <w:lang w:val="es-ES"/>
+        </w:rPr>
+        <w:t>réseau</w:t>
+      </w:r>
+      <w:proofErr w:type="spellEnd"/>
+      <w:r>
+        <w:rPr>
+          <w:rFonts w:ascii="Arial" w:hAnsi="Arial" w:cs="Arial"/>
+          <w:sz w:val="22"/>
+          <w:szCs w:val="22"/>
+          <w:lang w:val="es-ES"/>
+        </w:rPr>
+        <w:t xml:space="preserve">. Ces </w:t>
+      </w:r>
+      <w:proofErr w:type="spellStart"/>
+      <w:r>
+        <w:rPr>
+          <w:rFonts w:ascii="Arial" w:hAnsi="Arial" w:cs="Arial"/>
+          <w:sz w:val="22"/>
+          <w:szCs w:val="22"/>
+          <w:lang w:val="es-ES"/>
+        </w:rPr>
+        <w:t>expériences</w:t>
+      </w:r>
+      <w:proofErr w:type="spellEnd"/>
+      <w:r>
+        <w:rPr>
+          <w:rFonts w:ascii="Arial" w:hAnsi="Arial" w:cs="Arial"/>
+          <w:sz w:val="22"/>
+          <w:szCs w:val="22"/>
+          <w:lang w:val="es-ES"/>
+        </w:rPr>
+        <w:t xml:space="preserve"> </w:t>
+      </w:r>
+      <w:proofErr w:type="spellStart"/>
+      <w:r>
+        <w:rPr>
+          <w:rFonts w:ascii="Arial" w:hAnsi="Arial" w:cs="Arial"/>
+          <w:sz w:val="22"/>
+          <w:szCs w:val="22"/>
+          <w:lang w:val="es-ES"/>
+        </w:rPr>
+        <w:t>m’ont</w:t>
+      </w:r>
+      <w:proofErr w:type="spellEnd"/>
+      <w:r>
+        <w:rPr>
+          <w:rFonts w:ascii="Arial" w:hAnsi="Arial" w:cs="Arial"/>
+          <w:sz w:val="22"/>
+          <w:szCs w:val="22"/>
+          <w:lang w:val="es-ES"/>
+        </w:rPr>
+        <w:t xml:space="preserve"> </w:t>
+      </w:r>
+      <w:proofErr w:type="spellStart"/>
+      <w:r>
+        <w:rPr>
+          <w:rFonts w:ascii="Arial" w:hAnsi="Arial" w:cs="Arial"/>
+          <w:sz w:val="22"/>
+          <w:szCs w:val="22"/>
+          <w:lang w:val="es-ES"/>
+        </w:rPr>
+        <w:t>permis</w:t>
+      </w:r>
+      <w:proofErr w:type="spellEnd"/>
+      <w:r>
+        <w:rPr>
+          <w:rFonts w:ascii="Arial" w:hAnsi="Arial" w:cs="Arial"/>
+          <w:sz w:val="22"/>
+          <w:szCs w:val="22"/>
+          <w:lang w:val="es-ES"/>
+        </w:rPr>
+        <w:t xml:space="preserve"> de </w:t>
+      </w:r>
+      <w:proofErr w:type="spellStart"/>
+      <w:r>
+        <w:rPr>
+          <w:rFonts w:ascii="Arial" w:hAnsi="Arial" w:cs="Arial"/>
+          <w:sz w:val="22"/>
+          <w:szCs w:val="22"/>
+          <w:lang w:val="es-ES"/>
+        </w:rPr>
+        <w:t>mieux</w:t>
+      </w:r>
+      <w:proofErr w:type="spellEnd"/>
+      <w:r>
+        <w:rPr>
+          <w:rFonts w:ascii="Arial" w:hAnsi="Arial" w:cs="Arial"/>
+          <w:sz w:val="22"/>
+          <w:szCs w:val="22"/>
+          <w:lang w:val="es-ES"/>
+        </w:rPr>
+        <w:t xml:space="preserve"> </w:t>
+      </w:r>
+      <w:proofErr w:type="spellStart"/>
+      <w:r>
+        <w:rPr>
+          <w:rFonts w:ascii="Arial" w:hAnsi="Arial" w:cs="Arial"/>
+          <w:sz w:val="22"/>
+          <w:szCs w:val="22"/>
+          <w:lang w:val="es-ES"/>
+        </w:rPr>
+        <w:t>comprendre</w:t>
+      </w:r>
+      <w:proofErr w:type="spellEnd"/>
+      <w:r>
+        <w:rPr>
+          <w:rFonts w:ascii="Arial" w:hAnsi="Arial" w:cs="Arial"/>
+          <w:sz w:val="22"/>
+          <w:szCs w:val="22"/>
+          <w:lang w:val="es-ES"/>
+        </w:rPr>
+        <w:t xml:space="preserve"> </w:t>
+      </w:r>
+      <w:proofErr w:type="spellStart"/>
+      <w:r>
+        <w:rPr>
+          <w:rFonts w:ascii="Arial" w:hAnsi="Arial" w:cs="Arial"/>
+          <w:sz w:val="22"/>
+          <w:szCs w:val="22"/>
+          <w:lang w:val="es-ES"/>
+        </w:rPr>
+        <w:t>l’installation</w:t>
+      </w:r>
+      <w:proofErr w:type="spellEnd"/>
+      <w:r>
+        <w:rPr>
+          <w:rFonts w:ascii="Arial" w:hAnsi="Arial" w:cs="Arial"/>
+          <w:sz w:val="22"/>
+          <w:szCs w:val="22"/>
+          <w:lang w:val="es-ES"/>
+        </w:rPr>
+        <w:t xml:space="preserve">, la </w:t>
+      </w:r>
+      <w:proofErr w:type="spellStart"/>
+      <w:r>
+        <w:rPr>
+          <w:rFonts w:ascii="Arial" w:hAnsi="Arial" w:cs="Arial"/>
+          <w:sz w:val="22"/>
+          <w:szCs w:val="22"/>
+          <w:lang w:val="es-ES"/>
+        </w:rPr>
+        <w:t>maintenance</w:t>
+      </w:r>
+      <w:proofErr w:type="spellEnd"/>
+      <w:r>
+        <w:rPr>
+          <w:rFonts w:ascii="Arial" w:hAnsi="Arial" w:cs="Arial"/>
+          <w:sz w:val="22"/>
+          <w:szCs w:val="22"/>
+          <w:lang w:val="es-ES"/>
+        </w:rPr>
+        <w:t xml:space="preserve"> et le </w:t>
+      </w:r>
+      <w:proofErr w:type="spellStart"/>
+      <w:r>
+        <w:rPr>
+          <w:rFonts w:ascii="Arial" w:hAnsi="Arial" w:cs="Arial"/>
+          <w:sz w:val="22"/>
+          <w:szCs w:val="22"/>
+          <w:lang w:val="es-ES"/>
+        </w:rPr>
+        <w:t>dépannage</w:t>
+      </w:r>
+      <w:proofErr w:type="spellEnd"/>
+      <w:r>
+        <w:rPr>
+          <w:rFonts w:ascii="Arial" w:hAnsi="Arial" w:cs="Arial"/>
+          <w:sz w:val="22"/>
+          <w:szCs w:val="22"/>
+          <w:lang w:val="es-ES"/>
+        </w:rPr>
+        <w:t xml:space="preserve"> des </w:t>
+      </w:r>
+      <w:proofErr w:type="spellStart"/>
+      <w:r>
+        <w:rPr>
+          <w:rFonts w:ascii="Arial" w:hAnsi="Arial" w:cs="Arial"/>
+          <w:sz w:val="22"/>
+          <w:szCs w:val="22"/>
+          <w:lang w:val="es-ES"/>
+        </w:rPr>
+        <w:t>systèmes</w:t>
+      </w:r>
+      <w:proofErr w:type="spellEnd"/>
+      <w:r>
+        <w:rPr>
+          <w:rFonts w:ascii="Arial" w:hAnsi="Arial" w:cs="Arial"/>
+          <w:sz w:val="22"/>
+          <w:szCs w:val="22"/>
+          <w:lang w:val="es-ES"/>
+        </w:rPr>
+        <w:t xml:space="preserve"> de </w:t>
+      </w:r>
+      <w:proofErr w:type="spellStart"/>
+      <w:r>
+        <w:rPr>
+          <w:rFonts w:ascii="Arial" w:hAnsi="Arial" w:cs="Arial"/>
+          <w:sz w:val="22"/>
+          <w:szCs w:val="22"/>
+          <w:lang w:val="es-ES"/>
         </w:rPr>
         <w:t>vidéosurveillance</w:t>
       </w:r>
@@ -3501,268 +4623,69 @@
           <w:rFonts w:ascii="Arial" w:hAnsi="Arial" w:cs="Arial"/>
           <w:sz w:val="22"/>
           <w:szCs w:val="22"/>
-        </w:rPr>
-        <w:t xml:space="preserve">. Il </w:t>
-      </w:r>
-      <w:proofErr w:type="spellStart"/>
-      <w:r>
-        <w:rPr>
-          <w:rFonts w:ascii="Arial" w:hAnsi="Arial" w:cs="Arial"/>
-          <w:sz w:val="22"/>
-          <w:szCs w:val="22"/>
-        </w:rPr>
-        <w:t>m’</w:t>
-      </w:r>
-      <w:r>
-        <w:rPr>
-          <w:rFonts w:ascii="Arial" w:hAnsi="Arial" w:cs="Arial"/>
-          <w:sz w:val="22"/>
-          <w:szCs w:val="22"/>
-        </w:rPr>
-        <w:t>a</w:t>
-      </w:r>
-      <w:proofErr w:type="spellEnd"/>
-      <w:r>
-        <w:rPr>
-          <w:rFonts w:ascii="Arial" w:hAnsi="Arial" w:cs="Arial"/>
-          <w:sz w:val="22"/>
-          <w:szCs w:val="22"/>
-        </w:rPr>
-        <w:t xml:space="preserve"> </w:t>
-      </w:r>
-      <w:proofErr w:type="spellStart"/>
-      <w:r>
-        <w:rPr>
-          <w:rFonts w:ascii="Arial" w:hAnsi="Arial" w:cs="Arial"/>
-          <w:sz w:val="22"/>
-          <w:szCs w:val="22"/>
-        </w:rPr>
-        <w:t>expliqué</w:t>
-      </w:r>
-      <w:proofErr w:type="spellEnd"/>
-      <w:r>
-        <w:rPr>
-          <w:rFonts w:ascii="Arial" w:hAnsi="Arial" w:cs="Arial"/>
-          <w:sz w:val="22"/>
-          <w:szCs w:val="22"/>
-        </w:rPr>
-        <w:t xml:space="preserve"> </w:t>
-      </w:r>
-      <w:proofErr w:type="spellStart"/>
-      <w:r>
-        <w:rPr>
-          <w:rFonts w:ascii="Arial" w:hAnsi="Arial" w:cs="Arial"/>
-          <w:sz w:val="22"/>
-          <w:szCs w:val="22"/>
-        </w:rPr>
-        <w:t>que</w:t>
-      </w:r>
-      <w:proofErr w:type="spellEnd"/>
-      <w:r>
-        <w:rPr>
-          <w:rFonts w:ascii="Arial" w:hAnsi="Arial" w:cs="Arial"/>
-          <w:sz w:val="22"/>
-          <w:szCs w:val="22"/>
-        </w:rPr>
-        <w:t xml:space="preserve"> la </w:t>
-      </w:r>
-      <w:proofErr w:type="spellStart"/>
-      <w:r>
-        <w:rPr>
-          <w:rFonts w:ascii="Arial" w:hAnsi="Arial" w:cs="Arial"/>
-          <w:sz w:val="22"/>
-          <w:szCs w:val="22"/>
-        </w:rPr>
-        <w:t>plupart</w:t>
-      </w:r>
-      <w:proofErr w:type="spellEnd"/>
-      <w:r>
-        <w:rPr>
-          <w:rFonts w:ascii="Arial" w:hAnsi="Arial" w:cs="Arial"/>
-          <w:sz w:val="22"/>
-          <w:szCs w:val="22"/>
-        </w:rPr>
-        <w:t xml:space="preserve"> des </w:t>
-      </w:r>
-      <w:proofErr w:type="spellStart"/>
-      <w:r>
-        <w:rPr>
-          <w:rFonts w:ascii="Arial" w:hAnsi="Arial" w:cs="Arial"/>
-          <w:sz w:val="22"/>
-          <w:szCs w:val="22"/>
-        </w:rPr>
-        <w:t>problèmes</w:t>
-      </w:r>
-      <w:proofErr w:type="spellEnd"/>
-      <w:r>
-        <w:rPr>
-          <w:rFonts w:ascii="Arial" w:hAnsi="Arial" w:cs="Arial"/>
-          <w:sz w:val="22"/>
-          <w:szCs w:val="22"/>
-        </w:rPr>
-        <w:t xml:space="preserve"> </w:t>
-      </w:r>
-      <w:proofErr w:type="spellStart"/>
-      <w:r>
-        <w:rPr>
-          <w:rFonts w:ascii="Arial" w:hAnsi="Arial" w:cs="Arial"/>
-          <w:sz w:val="22"/>
-          <w:szCs w:val="22"/>
-        </w:rPr>
-        <w:t>que</w:t>
-      </w:r>
-      <w:proofErr w:type="spellEnd"/>
-      <w:r>
-        <w:rPr>
-          <w:rFonts w:ascii="Arial" w:hAnsi="Arial" w:cs="Arial"/>
-          <w:sz w:val="22"/>
-          <w:szCs w:val="22"/>
-        </w:rPr>
-        <w:t xml:space="preserve"> nous avions </w:t>
-      </w:r>
-      <w:proofErr w:type="spellStart"/>
-      <w:r>
-        <w:rPr>
-          <w:rFonts w:ascii="Arial" w:hAnsi="Arial" w:cs="Arial"/>
-          <w:sz w:val="22"/>
-          <w:szCs w:val="22"/>
-        </w:rPr>
-        <w:t>rencontrés</w:t>
-      </w:r>
-      <w:proofErr w:type="spellEnd"/>
-      <w:r>
-        <w:rPr>
-          <w:rFonts w:ascii="Arial" w:hAnsi="Arial" w:cs="Arial"/>
-          <w:sz w:val="22"/>
-          <w:szCs w:val="22"/>
-        </w:rPr>
-        <w:t xml:space="preserve"> </w:t>
-      </w:r>
-      <w:proofErr w:type="spellStart"/>
-      <w:r>
-        <w:rPr>
-          <w:rFonts w:ascii="Arial" w:hAnsi="Arial" w:cs="Arial"/>
-          <w:sz w:val="22"/>
-          <w:szCs w:val="22"/>
-        </w:rPr>
-        <w:t>étaient</w:t>
-      </w:r>
-      <w:proofErr w:type="spellEnd"/>
-      <w:r>
-        <w:rPr>
-          <w:rFonts w:ascii="Arial" w:hAnsi="Arial" w:cs="Arial"/>
-          <w:sz w:val="22"/>
-          <w:szCs w:val="22"/>
-        </w:rPr>
-        <w:t xml:space="preserve"> </w:t>
-      </w:r>
-      <w:proofErr w:type="spellStart"/>
-      <w:r>
-        <w:rPr>
-          <w:rFonts w:ascii="Arial" w:hAnsi="Arial" w:cs="Arial"/>
-          <w:sz w:val="22"/>
-          <w:szCs w:val="22"/>
-        </w:rPr>
-        <w:t>liés</w:t>
-      </w:r>
-      <w:proofErr w:type="spellEnd"/>
-      <w:r>
-        <w:rPr>
-          <w:rFonts w:ascii="Arial" w:hAnsi="Arial" w:cs="Arial"/>
-          <w:sz w:val="22"/>
-          <w:szCs w:val="22"/>
-        </w:rPr>
-        <w:t xml:space="preserve"> à un </w:t>
-      </w:r>
-      <w:proofErr w:type="spellStart"/>
-      <w:r>
-        <w:rPr>
-          <w:rFonts w:ascii="Arial" w:hAnsi="Arial" w:cs="Arial"/>
-          <w:sz w:val="22"/>
-          <w:szCs w:val="22"/>
-        </w:rPr>
-        <w:t>adaptateur</w:t>
-      </w:r>
-      <w:proofErr w:type="spellEnd"/>
-      <w:r>
-        <w:rPr>
-          <w:rFonts w:ascii="Arial" w:hAnsi="Arial" w:cs="Arial"/>
-          <w:sz w:val="22"/>
-          <w:szCs w:val="22"/>
-        </w:rPr>
-        <w:t xml:space="preserve"> PoE (Power over Ethernet), qui </w:t>
-      </w:r>
-      <w:proofErr w:type="spellStart"/>
-      <w:r>
-        <w:rPr>
-          <w:rFonts w:ascii="Arial" w:hAnsi="Arial" w:cs="Arial"/>
-          <w:sz w:val="22"/>
-          <w:szCs w:val="22"/>
-        </w:rPr>
-        <w:t>alimentait</w:t>
-      </w:r>
-      <w:proofErr w:type="spellEnd"/>
-      <w:r>
-        <w:rPr>
-          <w:rFonts w:ascii="Arial" w:hAnsi="Arial" w:cs="Arial"/>
-          <w:sz w:val="22"/>
-          <w:szCs w:val="22"/>
-        </w:rPr>
-        <w:t xml:space="preserve"> la </w:t>
-      </w:r>
-      <w:proofErr w:type="spellStart"/>
-      <w:r>
-        <w:rPr>
-          <w:rFonts w:ascii="Arial" w:hAnsi="Arial" w:cs="Arial"/>
-          <w:sz w:val="22"/>
-          <w:szCs w:val="22"/>
-        </w:rPr>
-        <w:t>caméra</w:t>
-      </w:r>
-      <w:proofErr w:type="spellEnd"/>
-      <w:r>
-        <w:rPr>
-          <w:rFonts w:ascii="Arial" w:hAnsi="Arial" w:cs="Arial"/>
-          <w:sz w:val="22"/>
-          <w:szCs w:val="22"/>
-        </w:rPr>
-        <w:t xml:space="preserve"> </w:t>
-      </w:r>
-      <w:proofErr w:type="spellStart"/>
-      <w:r>
-        <w:rPr>
-          <w:rFonts w:ascii="Arial" w:hAnsi="Arial" w:cs="Arial"/>
-          <w:sz w:val="22"/>
-          <w:szCs w:val="22"/>
-        </w:rPr>
-        <w:t>mais</w:t>
-      </w:r>
-      <w:proofErr w:type="spellEnd"/>
-      <w:r>
-        <w:rPr>
-          <w:rFonts w:ascii="Arial" w:hAnsi="Arial" w:cs="Arial"/>
-          <w:sz w:val="22"/>
-          <w:szCs w:val="22"/>
-        </w:rPr>
-        <w:t xml:space="preserve"> pas la </w:t>
-      </w:r>
-      <w:proofErr w:type="spellStart"/>
-      <w:r>
-        <w:rPr>
-          <w:rFonts w:ascii="Arial" w:hAnsi="Arial" w:cs="Arial"/>
-          <w:sz w:val="22"/>
-          <w:szCs w:val="22"/>
-        </w:rPr>
-        <w:t>connectivité</w:t>
-      </w:r>
-      <w:proofErr w:type="spellEnd"/>
-      <w:r>
-        <w:rPr>
-          <w:rFonts w:ascii="Arial" w:hAnsi="Arial" w:cs="Arial"/>
-          <w:sz w:val="22"/>
-          <w:szCs w:val="22"/>
-        </w:rPr>
-        <w:t xml:space="preserve"> réseau.</w:t>
+          <w:lang w:val="es-ES"/>
+        </w:rPr>
+        <w:t xml:space="preserve"> </w:t>
+      </w:r>
+      <w:proofErr w:type="spellStart"/>
+      <w:r>
+        <w:rPr>
+          <w:rFonts w:ascii="Arial" w:hAnsi="Arial" w:cs="Arial"/>
+          <w:sz w:val="22"/>
+          <w:szCs w:val="22"/>
+          <w:lang w:val="es-ES"/>
+        </w:rPr>
+        <w:t>dans</w:t>
+      </w:r>
+      <w:proofErr w:type="spellEnd"/>
+      <w:r>
+        <w:rPr>
+          <w:rFonts w:ascii="Arial" w:hAnsi="Arial" w:cs="Arial"/>
+          <w:sz w:val="22"/>
+          <w:szCs w:val="22"/>
+          <w:lang w:val="es-ES"/>
+        </w:rPr>
+        <w:t xml:space="preserve"> un </w:t>
+      </w:r>
+      <w:proofErr w:type="spellStart"/>
+      <w:r>
+        <w:rPr>
+          <w:rFonts w:ascii="Arial" w:hAnsi="Arial" w:cs="Arial"/>
+          <w:sz w:val="22"/>
+          <w:szCs w:val="22"/>
+          <w:lang w:val="es-ES"/>
+        </w:rPr>
+        <w:t>environnement</w:t>
+      </w:r>
+      <w:proofErr w:type="spellEnd"/>
+      <w:r>
+        <w:rPr>
+          <w:rFonts w:ascii="Arial" w:hAnsi="Arial" w:cs="Arial"/>
+          <w:sz w:val="22"/>
+          <w:szCs w:val="22"/>
+          <w:lang w:val="es-ES"/>
+        </w:rPr>
+        <w:t xml:space="preserve"> </w:t>
+      </w:r>
+      <w:proofErr w:type="spellStart"/>
+      <w:r>
+        <w:rPr>
+          <w:rFonts w:ascii="Arial" w:hAnsi="Arial" w:cs="Arial"/>
+          <w:sz w:val="22"/>
+          <w:szCs w:val="22"/>
+          <w:lang w:val="es-ES"/>
+        </w:rPr>
+        <w:t>professionnel</w:t>
+      </w:r>
+      <w:proofErr w:type="spellEnd"/>
+      <w:r>
+        <w:rPr>
+          <w:rFonts w:ascii="Arial" w:hAnsi="Arial" w:cs="Arial"/>
+          <w:sz w:val="22"/>
+          <w:szCs w:val="22"/>
+          <w:lang w:val="es-ES"/>
+        </w:rPr>
+        <w:t>.</w:t>
       </w:r>
     </w:p>
     <w:p>
@@ -5155,6 +6078,7 @@
           <w:sz w:val="22"/>
           <w:szCs w:val="22"/>
         </w:rPr>
+        <w:lastRenderedPageBreak/>
         <w:drawing>
           <wp:inline distT="0" distB="0" distL="0" distR="0" wp14:anchorId="76F38D04" wp14:editId="541DAD92">
             <wp:extent cx="5731510" cy="2441575"/>
@@ -5229,7 +6153,6 @@
           <w:b/>
           <w:bCs/>
         </w:rPr>
-        <w:lastRenderedPageBreak/>
         <w:t>Explication:</w:t>
       </w:r>
     </w:p>
@@ -6372,6 +7295,7 @@
           <w:szCs w:val="22"/>
           <w:lang w:val="es-ES"/>
         </w:rPr>
+        <w:lastRenderedPageBreak/>
         <w:t>sa</w:t>
       </w:r>
       <w:proofErr w:type="spellEnd"/>
@@ -7821,7 +8745,6 @@
           <w:rFonts w:ascii="Arial" w:hAnsi="Arial" w:cs="Arial"/>
           <w:lang w:val="es-ES"/>
         </w:rPr>
-        <w:lastRenderedPageBreak/>
         <w:t>adresses</w:t>
       </w:r>
       <w:proofErr w:type="spellEnd"/>
@@ -9596,7 +10519,15 @@
           <w:rFonts w:ascii="Arial" w:hAnsi="Arial" w:cs="Arial"/>
           <w:lang w:val="es-ES"/>
         </w:rPr>
-        <w:t xml:space="preserve"> une </w:t>
+        <w:t xml:space="preserve"> </w:t>
+      </w:r>
+      <w:r>
+        <w:rPr>
+          <w:rFonts w:ascii="Arial" w:hAnsi="Arial" w:cs="Arial"/>
+          <w:lang w:val="es-ES"/>
+        </w:rPr>
+        <w:lastRenderedPageBreak/>
+        <w:t xml:space="preserve">une </w:t>
       </w:r>
       <w:proofErr w:type="spellStart"/>
       <w:r>
@@ -10502,7 +11433,6 @@
         <w:rPr>
           <w:rFonts w:ascii="Arial" w:hAnsi="Arial" w:cs="Arial"/>
         </w:rPr>
-        <w:lastRenderedPageBreak/>
         <w:t xml:space="preserve">• </w:t>
       </w:r>
       <w:proofErr w:type="spellStart"/>
@@ -10876,21 +11806,33 @@
       <w:pPr>
         <w:rPr>
           <w:rFonts w:ascii="Arial" w:hAnsi="Arial" w:cs="Arial"/>
-          <w:lang w:val="es-ES"/>
-        </w:rPr>
-      </w:pPr>
-      <w:r>
-        <w:rPr>
-          <w:rFonts w:ascii="Arial" w:hAnsi="Arial" w:cs="Arial"/>
-          <w:lang w:val="es-ES"/>
-        </w:rPr>
-        <w:t xml:space="preserve">Le liquide a la </w:t>
-      </w:r>
-      <w:proofErr w:type="spellStart"/>
-      <w:r>
-        <w:rPr>
-          <w:rFonts w:ascii="Arial" w:hAnsi="Arial" w:cs="Arial"/>
-          <w:lang w:val="es-ES"/>
+        </w:rPr>
+      </w:pPr>
+      <w:r>
+        <w:rPr>
+          <w:rFonts w:ascii="Arial" w:hAnsi="Arial" w:cs="Arial"/>
+        </w:rPr>
+        <w:lastRenderedPageBreak/>
+        <w:t xml:space="preserve"> </w:t>
+      </w:r>
+      <w:proofErr w:type="spellStart"/>
+      <w:r>
+        <w:rPr>
+          <w:rFonts w:ascii="Arial" w:hAnsi="Arial" w:cs="Arial"/>
+        </w:rPr>
+        <w:t>liquide</w:t>
+      </w:r>
+      <w:proofErr w:type="spellEnd"/>
+      <w:r>
+        <w:rPr>
+          <w:rFonts w:ascii="Arial" w:hAnsi="Arial" w:cs="Arial"/>
+        </w:rPr>
+        <w:t xml:space="preserve"> a la </w:t>
+      </w:r>
+      <w:proofErr w:type="spellStart"/>
+      <w:r>
+        <w:rPr>
+          <w:rFonts w:ascii="Arial" w:hAnsi="Arial" w:cs="Arial"/>
         </w:rPr>
         <w:t>priorité</w:t>
       </w:r>
@@ -10898,31 +11840,13 @@
       <w:r>
         <w:rPr>
           <w:rFonts w:ascii="Arial" w:hAnsi="Arial" w:cs="Arial"/>
-          <w:lang w:val="es-ES"/>
-        </w:rPr>
-        <w:t xml:space="preserve"> </w:t>
-      </w:r>
-      <w:proofErr w:type="spellStart"/>
-      <w:r>
-        <w:rPr>
-          <w:rFonts w:ascii="Arial" w:hAnsi="Arial" w:cs="Arial"/>
-          <w:lang w:val="es-ES"/>
-        </w:rPr>
-        <w:t>pour</w:t>
-      </w:r>
-      <w:proofErr w:type="spellEnd"/>
-      <w:r>
-        <w:rPr>
-          <w:rFonts w:ascii="Arial" w:hAnsi="Arial" w:cs="Arial"/>
-          <w:lang w:val="es-ES"/>
-        </w:rPr>
-        <w:t xml:space="preserve"> les </w:t>
-      </w:r>
-      <w:proofErr w:type="spellStart"/>
-      <w:r>
-        <w:rPr>
-          <w:rFonts w:ascii="Arial" w:hAnsi="Arial" w:cs="Arial"/>
-          <w:lang w:val="es-ES"/>
+        </w:rPr>
+        <w:t xml:space="preserve"> pour les </w:t>
+      </w:r>
+      <w:proofErr w:type="spellStart"/>
+      <w:r>
+        <w:rPr>
+          <w:rFonts w:ascii="Arial" w:hAnsi="Arial" w:cs="Arial"/>
         </w:rPr>
         <w:t>opérations</w:t>
       </w:r>
@@ -10930,31 +11854,27 @@
       <w:r>
         <w:rPr>
           <w:rFonts w:ascii="Arial" w:hAnsi="Arial" w:cs="Arial"/>
-          <w:lang w:val="es-ES"/>
-        </w:rPr>
-        <w:t xml:space="preserve"> normales et Orange </w:t>
-      </w:r>
-      <w:proofErr w:type="spellStart"/>
-      <w:r>
-        <w:rPr>
-          <w:rFonts w:ascii="Arial" w:hAnsi="Arial" w:cs="Arial"/>
-          <w:lang w:val="es-ES"/>
-        </w:rPr>
-        <w:t>est</w:t>
-      </w:r>
-      <w:proofErr w:type="spellEnd"/>
-      <w:r>
-        <w:rPr>
-          <w:rFonts w:ascii="Arial" w:hAnsi="Arial" w:cs="Arial"/>
-          <w:lang w:val="es-ES"/>
-        </w:rPr>
-        <w:t xml:space="preserve"> </w:t>
-      </w:r>
-      <w:proofErr w:type="spellStart"/>
-      <w:r>
-        <w:rPr>
-          <w:rFonts w:ascii="Arial" w:hAnsi="Arial" w:cs="Arial"/>
-          <w:lang w:val="es-ES"/>
+        </w:rPr>
+        <w:t xml:space="preserve"> </w:t>
+      </w:r>
+      <w:proofErr w:type="spellStart"/>
+      <w:r>
+        <w:rPr>
+          <w:rFonts w:ascii="Arial" w:hAnsi="Arial" w:cs="Arial"/>
+        </w:rPr>
+        <w:t>normales</w:t>
+      </w:r>
+      <w:proofErr w:type="spellEnd"/>
+      <w:r>
+        <w:rPr>
+          <w:rFonts w:ascii="Arial" w:hAnsi="Arial" w:cs="Arial"/>
+        </w:rPr>
+        <w:t xml:space="preserve"> et Orange est </w:t>
+      </w:r>
+      <w:proofErr w:type="spellStart"/>
+      <w:r>
+        <w:rPr>
+          <w:rFonts w:ascii="Arial" w:hAnsi="Arial" w:cs="Arial"/>
         </w:rPr>
         <w:t>utilisé</w:t>
       </w:r>
@@ -10962,15 +11882,13 @@
       <w:r>
         <w:rPr>
           <w:rFonts w:ascii="Arial" w:hAnsi="Arial" w:cs="Arial"/>
-          <w:lang w:val="es-ES"/>
-        </w:rPr>
-        <w:t xml:space="preserve"> </w:t>
-      </w:r>
-      <w:proofErr w:type="spellStart"/>
-      <w:r>
-        <w:rPr>
-          <w:rFonts w:ascii="Arial" w:hAnsi="Arial" w:cs="Arial"/>
-          <w:lang w:val="es-ES"/>
+        </w:rPr>
+        <w:t xml:space="preserve"> </w:t>
+      </w:r>
+      <w:proofErr w:type="spellStart"/>
+      <w:r>
+        <w:rPr>
+          <w:rFonts w:ascii="Arial" w:hAnsi="Arial" w:cs="Arial"/>
         </w:rPr>
         <w:t>comme</w:t>
       </w:r>
@@ -10978,15 +11896,13 @@
       <w:r>
         <w:rPr>
           <w:rFonts w:ascii="Arial" w:hAnsi="Arial" w:cs="Arial"/>
-          <w:lang w:val="es-ES"/>
-        </w:rPr>
-        <w:t xml:space="preserve"> </w:t>
-      </w:r>
-      <w:proofErr w:type="spellStart"/>
-      <w:r>
-        <w:rPr>
-          <w:rFonts w:ascii="Arial" w:hAnsi="Arial" w:cs="Arial"/>
-          <w:lang w:val="es-ES"/>
+        </w:rPr>
+        <w:t xml:space="preserve"> </w:t>
+      </w:r>
+      <w:proofErr w:type="spellStart"/>
+      <w:r>
+        <w:rPr>
+          <w:rFonts w:ascii="Arial" w:hAnsi="Arial" w:cs="Arial"/>
         </w:rPr>
         <w:t>connexion</w:t>
       </w:r>
@@ -10994,7 +11910,6 @@
       <w:r>
         <w:rPr>
           <w:rFonts w:ascii="Arial" w:hAnsi="Arial" w:cs="Arial"/>
-          <w:lang w:val="es-ES"/>
         </w:rPr>
         <w:t xml:space="preserve"> de </w:t>
       </w:r>
@@ -11002,7 +11917,6 @@
       <w:r>
         <w:rPr>
           <w:rFonts w:ascii="Arial" w:hAnsi="Arial" w:cs="Arial"/>
-          <w:lang w:val="es-ES"/>
         </w:rPr>
         <w:t>basculement</w:t>
       </w:r>
@@ -11010,15 +11924,13 @@
       <w:r>
         <w:rPr>
           <w:rFonts w:ascii="Arial" w:hAnsi="Arial" w:cs="Arial"/>
-          <w:lang w:val="es-ES"/>
-        </w:rPr>
-        <w:t xml:space="preserve"> </w:t>
-      </w:r>
-      <w:proofErr w:type="spellStart"/>
-      <w:r>
-        <w:rPr>
-          <w:rFonts w:ascii="Arial" w:hAnsi="Arial" w:cs="Arial"/>
-          <w:lang w:val="es-ES"/>
+        </w:rPr>
+        <w:t xml:space="preserve"> </w:t>
+      </w:r>
+      <w:proofErr w:type="spellStart"/>
+      <w:r>
+        <w:rPr>
+          <w:rFonts w:ascii="Arial" w:hAnsi="Arial" w:cs="Arial"/>
         </w:rPr>
         <w:t>lorsque</w:t>
       </w:r>
@@ -11026,7 +11938,6 @@
       <w:r>
         <w:rPr>
           <w:rFonts w:ascii="Arial" w:hAnsi="Arial" w:cs="Arial"/>
-          <w:lang w:val="es-ES"/>
         </w:rPr>
         <w:t xml:space="preserve"> la liaison </w:t>
       </w:r>
@@ -11034,7 +11945,6 @@
       <w:r>
         <w:rPr>
           <w:rFonts w:ascii="Arial" w:hAnsi="Arial" w:cs="Arial"/>
-          <w:lang w:val="es-ES"/>
         </w:rPr>
         <w:t>principale</w:t>
       </w:r>
@@ -11042,15 +11952,13 @@
       <w:r>
         <w:rPr>
           <w:rFonts w:ascii="Arial" w:hAnsi="Arial" w:cs="Arial"/>
-          <w:lang w:val="es-ES"/>
-        </w:rPr>
-        <w:t xml:space="preserve"> </w:t>
-      </w:r>
-      <w:proofErr w:type="spellStart"/>
-      <w:r>
-        <w:rPr>
-          <w:rFonts w:ascii="Arial" w:hAnsi="Arial" w:cs="Arial"/>
-          <w:lang w:val="es-ES"/>
+        </w:rPr>
+        <w:t xml:space="preserve"> </w:t>
+      </w:r>
+      <w:proofErr w:type="spellStart"/>
+      <w:r>
+        <w:rPr>
+          <w:rFonts w:ascii="Arial" w:hAnsi="Arial" w:cs="Arial"/>
         </w:rPr>
         <w:t>n'est</w:t>
       </w:r>
@@ -11058,25 +11966,8 @@
       <w:r>
         <w:rPr>
           <w:rFonts w:ascii="Arial" w:hAnsi="Arial" w:cs="Arial"/>
-          <w:lang w:val="es-ES"/>
-        </w:rPr>
-        <w:t xml:space="preserve"> </w:t>
-      </w:r>
-      <w:proofErr w:type="spellStart"/>
-      <w:r>
-        <w:rPr>
-          <w:rFonts w:ascii="Arial" w:hAnsi="Arial" w:cs="Arial"/>
-          <w:lang w:val="es-ES"/>
-        </w:rPr>
-        <w:t>pas</w:t>
-      </w:r>
-      <w:proofErr w:type="spellEnd"/>
-      <w:r>
-        <w:rPr>
-          <w:rFonts w:ascii="Arial" w:hAnsi="Arial" w:cs="Arial"/>
-          <w:lang w:val="es-ES"/>
-        </w:rPr>
-        <w:t xml:space="preserve"> disponible.</w:t>
+        </w:rPr>
+        <w:t xml:space="preserve"> pas disponible.</w:t>
       </w:r>
     </w:p>
     <w:p>
@@ -11088,9 +11979,15 @@
       <w:r>
         <w:rPr>
           <w:rFonts w:ascii="Arial" w:hAnsi="Arial" w:cs="Arial"/>
-          <w:lang w:val="es-ES"/>
-        </w:rPr>
-        <w:t xml:space="preserve"> 3.3 Les </w:t>
+        </w:rPr>
+        <w:t xml:space="preserve"> </w:t>
+      </w:r>
+      <w:r>
+        <w:rPr>
+          <w:rFonts w:ascii="Arial" w:hAnsi="Arial" w:cs="Arial"/>
+          <w:lang w:val="es-ES"/>
+        </w:rPr>
+        <w:t xml:space="preserve">3.3 Les </w:t>
       </w:r>
       <w:proofErr w:type="spellStart"/>
       <w:r>
@@ -12168,7 +13065,6 @@
         <w:rPr>
           <w:noProof/>
         </w:rPr>
-        <w:lastRenderedPageBreak/>
         <w:drawing>
           <wp:inline distT="0" distB="0" distL="0" distR="0" wp14:anchorId="59649CB1" wp14:editId="03DC2791">
             <wp:extent cx="5708650" cy="3622040"/>
@@ -12549,6 +13445,7 @@
         <w:rPr>
           <w:rFonts w:ascii="Arial" w:hAnsi="Arial" w:cs="Arial"/>
         </w:rPr>
+        <w:lastRenderedPageBreak/>
         <w:t xml:space="preserve">• Configuration et test des </w:t>
       </w:r>
       <w:r>
@@ -12643,40 +13540,852 @@
       <w:pPr>
         <w:rPr>
           <w:rFonts w:ascii="Arial" w:hAnsi="Arial" w:cs="Arial"/>
-          <w:lang w:val="es-ES"/>
-        </w:rPr>
-      </w:pPr>
-      <w:r>
-        <w:rPr>
-          <w:rFonts w:ascii="Arial" w:hAnsi="Arial" w:cs="Arial"/>
-          <w:lang w:val="es-ES"/>
-        </w:rPr>
-        <w:t xml:space="preserve">2.5. </w:t>
-      </w:r>
-      <w:proofErr w:type="spellStart"/>
-      <w:r>
-        <w:rPr>
-          <w:rFonts w:ascii="Arial" w:hAnsi="Arial" w:cs="Arial"/>
-          <w:b/>
-          <w:bCs/>
-          <w:u w:val="single"/>
-          <w:lang w:val="es-ES"/>
-        </w:rPr>
-        <w:t>Conclusion</w:t>
-      </w:r>
-      <w:proofErr w:type="spellEnd"/>
-      <w:r>
-        <w:rPr>
-          <w:rFonts w:ascii="Arial" w:hAnsi="Arial" w:cs="Arial"/>
-          <w:b/>
-          <w:bCs/>
-          <w:lang w:val="es-ES"/>
-        </w:rPr>
-        <w:t xml:space="preserve">  </w:t>
-      </w:r>
+        </w:rPr>
+      </w:pPr>
+      <w:r>
+        <w:rPr>
+          <w:rFonts w:ascii="Arial" w:hAnsi="Arial" w:cs="Arial"/>
+          <w:lang w:val="en-ZA"/>
+        </w:rPr>
+        <w:t xml:space="preserve">avec M. Dan et M. Etienne </w:t>
+      </w:r>
+      <w:proofErr w:type="spellStart"/>
+      <w:r>
+        <w:rPr>
+          <w:rFonts w:ascii="Arial" w:hAnsi="Arial" w:cs="Arial"/>
+          <w:lang w:val="en-ZA"/>
+        </w:rPr>
+        <w:t>j’ai</w:t>
+      </w:r>
+      <w:proofErr w:type="spellEnd"/>
+      <w:r>
+        <w:rPr>
+          <w:rFonts w:ascii="Arial" w:hAnsi="Arial" w:cs="Arial"/>
+          <w:lang w:val="en-ZA"/>
+        </w:rPr>
+        <w:t xml:space="preserve"> </w:t>
+      </w:r>
+      <w:proofErr w:type="spellStart"/>
+      <w:r>
+        <w:rPr>
+          <w:rFonts w:ascii="Arial" w:hAnsi="Arial" w:cs="Arial"/>
+          <w:lang w:val="en-ZA"/>
+        </w:rPr>
+        <w:t>effectuer</w:t>
+      </w:r>
+      <w:proofErr w:type="spellEnd"/>
+      <w:r>
+        <w:rPr>
+          <w:rFonts w:ascii="Arial" w:hAnsi="Arial" w:cs="Arial"/>
+          <w:lang w:val="en-ZA"/>
+        </w:rPr>
+        <w:t xml:space="preserve"> un </w:t>
+      </w:r>
+      <w:r>
+        <w:rPr>
+          <w:rFonts w:ascii="Arial" w:hAnsi="Arial" w:cs="Arial"/>
+          <w:lang w:val="en-ZA"/>
+        </w:rPr>
+        <w:t>splicing</w:t>
+      </w:r>
+      <w:r>
+        <w:rPr>
+          <w:rFonts w:ascii="Arial" w:hAnsi="Arial" w:cs="Arial"/>
+          <w:lang w:val="en-ZA"/>
+        </w:rPr>
+        <w:t xml:space="preserve"> de fibre </w:t>
+      </w:r>
+      <w:proofErr w:type="spellStart"/>
+      <w:r>
+        <w:rPr>
+          <w:rFonts w:ascii="Arial" w:hAnsi="Arial" w:cs="Arial"/>
+          <w:lang w:val="en-ZA"/>
+        </w:rPr>
+        <w:t>optique</w:t>
+      </w:r>
+      <w:proofErr w:type="spellEnd"/>
+      <w:r>
+        <w:rPr>
+          <w:rFonts w:ascii="Arial" w:hAnsi="Arial" w:cs="Arial"/>
+          <w:lang w:val="en-ZA"/>
+        </w:rPr>
+        <w:t xml:space="preserve">. </w:t>
+      </w:r>
+      <w:proofErr w:type="spellStart"/>
+      <w:r>
+        <w:rPr>
+          <w:rFonts w:ascii="Arial" w:hAnsi="Arial" w:cs="Arial"/>
+          <w:lang w:val="en-ZA"/>
+        </w:rPr>
+        <w:t>J’y</w:t>
+      </w:r>
+      <w:proofErr w:type="spellEnd"/>
+      <w:r>
+        <w:rPr>
+          <w:rFonts w:ascii="Arial" w:hAnsi="Arial" w:cs="Arial"/>
+          <w:lang w:val="en-ZA"/>
+        </w:rPr>
+        <w:t xml:space="preserve"> ai </w:t>
+      </w:r>
+      <w:proofErr w:type="spellStart"/>
+      <w:proofErr w:type="gramStart"/>
+      <w:r>
+        <w:rPr>
+          <w:rFonts w:ascii="Arial" w:hAnsi="Arial" w:cs="Arial"/>
+          <w:lang w:val="en-ZA"/>
+        </w:rPr>
+        <w:t>appris</w:t>
+      </w:r>
+      <w:proofErr w:type="spellEnd"/>
+      <w:r>
+        <w:rPr>
+          <w:rFonts w:ascii="Arial" w:hAnsi="Arial" w:cs="Arial"/>
+          <w:lang w:val="en-ZA"/>
+        </w:rPr>
+        <w:t xml:space="preserve"> :</w:t>
+      </w:r>
+      <w:proofErr w:type="gramEnd"/>
     </w:p>
     <w:p>
       <w:pPr>
+        <w:numPr>
+          <w:ilvl w:val="0"/>
+          <w:numId w:val="8"/>
+        </w:numPr>
+        <w:rPr>
+          <w:rFonts w:ascii="Arial" w:hAnsi="Arial" w:cs="Arial"/>
+          <w:lang w:val="en-ZA"/>
+        </w:rPr>
+      </w:pPr>
+      <w:proofErr w:type="spellStart"/>
+      <w:r>
+        <w:rPr>
+          <w:rFonts w:ascii="Arial" w:hAnsi="Arial" w:cs="Arial"/>
+          <w:lang w:val="en-ZA"/>
+        </w:rPr>
+        <w:t>L’utilisation</w:t>
+      </w:r>
+      <w:proofErr w:type="spellEnd"/>
+      <w:r>
+        <w:rPr>
+          <w:rFonts w:ascii="Arial" w:hAnsi="Arial" w:cs="Arial"/>
+          <w:lang w:val="en-ZA"/>
+        </w:rPr>
+        <w:t xml:space="preserve"> </w:t>
+      </w:r>
+      <w:proofErr w:type="spellStart"/>
+      <w:r>
+        <w:rPr>
+          <w:rFonts w:ascii="Arial" w:hAnsi="Arial" w:cs="Arial"/>
+          <w:lang w:val="en-ZA"/>
+        </w:rPr>
+        <w:t>d’une</w:t>
+      </w:r>
+      <w:proofErr w:type="spellEnd"/>
+      <w:r>
+        <w:rPr>
+          <w:rFonts w:ascii="Arial" w:hAnsi="Arial" w:cs="Arial"/>
+          <w:lang w:val="en-ZA"/>
+        </w:rPr>
+        <w:t xml:space="preserve"> source </w:t>
+      </w:r>
+      <w:proofErr w:type="spellStart"/>
+      <w:r>
+        <w:rPr>
+          <w:rFonts w:ascii="Arial" w:hAnsi="Arial" w:cs="Arial"/>
+          <w:lang w:val="en-ZA"/>
+        </w:rPr>
+        <w:t>lumineuse</w:t>
+      </w:r>
+      <w:proofErr w:type="spellEnd"/>
+      <w:r>
+        <w:rPr>
+          <w:rFonts w:ascii="Arial" w:hAnsi="Arial" w:cs="Arial"/>
+          <w:lang w:val="en-ZA"/>
+        </w:rPr>
+        <w:t xml:space="preserve"> pour localiser </w:t>
+      </w:r>
+      <w:proofErr w:type="spellStart"/>
+      <w:r>
+        <w:rPr>
+          <w:rFonts w:ascii="Arial" w:hAnsi="Arial" w:cs="Arial"/>
+          <w:lang w:val="en-ZA"/>
+        </w:rPr>
+        <w:t>une</w:t>
+      </w:r>
+      <w:proofErr w:type="spellEnd"/>
+      <w:r>
+        <w:rPr>
+          <w:rFonts w:ascii="Arial" w:hAnsi="Arial" w:cs="Arial"/>
+          <w:lang w:val="en-ZA"/>
+        </w:rPr>
+        <w:t xml:space="preserve"> </w:t>
+      </w:r>
+      <w:proofErr w:type="spellStart"/>
+      <w:r>
+        <w:rPr>
+          <w:rFonts w:ascii="Arial" w:hAnsi="Arial" w:cs="Arial"/>
+          <w:lang w:val="en-ZA"/>
+        </w:rPr>
+        <w:t>coupure</w:t>
+      </w:r>
+      <w:proofErr w:type="spellEnd"/>
+      <w:r>
+        <w:rPr>
+          <w:rFonts w:ascii="Arial" w:hAnsi="Arial" w:cs="Arial"/>
+          <w:lang w:val="en-ZA"/>
+        </w:rPr>
+        <w:t xml:space="preserve"> </w:t>
+      </w:r>
+    </w:p>
+    <w:p>
+      <w:pPr>
+        <w:numPr>
+          <w:ilvl w:val="0"/>
+          <w:numId w:val="8"/>
+        </w:numPr>
+        <w:rPr>
+          <w:rFonts w:ascii="Arial" w:hAnsi="Arial" w:cs="Arial"/>
+          <w:lang w:val="en-ZA"/>
+        </w:rPr>
+      </w:pPr>
+      <w:proofErr w:type="spellStart"/>
+      <w:r>
+        <w:rPr>
+          <w:rFonts w:ascii="Arial" w:hAnsi="Arial" w:cs="Arial"/>
+          <w:lang w:val="en-ZA"/>
+        </w:rPr>
+        <w:t>L’identification</w:t>
+      </w:r>
+      <w:proofErr w:type="spellEnd"/>
+      <w:r>
+        <w:rPr>
+          <w:rFonts w:ascii="Arial" w:hAnsi="Arial" w:cs="Arial"/>
+          <w:lang w:val="en-ZA"/>
+        </w:rPr>
+        <w:t xml:space="preserve"> du point de </w:t>
+      </w:r>
+      <w:proofErr w:type="spellStart"/>
+      <w:r>
+        <w:rPr>
+          <w:rFonts w:ascii="Arial" w:hAnsi="Arial" w:cs="Arial"/>
+          <w:lang w:val="en-ZA"/>
+        </w:rPr>
+        <w:t>réparation</w:t>
+      </w:r>
+      <w:proofErr w:type="spellEnd"/>
+      <w:r>
+        <w:rPr>
+          <w:rFonts w:ascii="Arial" w:hAnsi="Arial" w:cs="Arial"/>
+          <w:lang w:val="en-ZA"/>
+        </w:rPr>
+        <w:t xml:space="preserve"> </w:t>
+      </w:r>
+    </w:p>
+    <w:p>
+      <w:pPr>
+        <w:rPr>
+          <w:rFonts w:ascii="Arial" w:hAnsi="Arial" w:cs="Arial"/>
+          <w:lang w:val="en-ZA"/>
+        </w:rPr>
+      </w:pPr>
+      <w:proofErr w:type="spellStart"/>
+      <w:r>
+        <w:rPr>
+          <w:rFonts w:ascii="Arial" w:hAnsi="Arial" w:cs="Arial"/>
+          <w:lang w:val="en-ZA"/>
+        </w:rPr>
+        <w:t>J’ai</w:t>
+      </w:r>
+      <w:proofErr w:type="spellEnd"/>
+      <w:r>
+        <w:rPr>
+          <w:rFonts w:ascii="Arial" w:hAnsi="Arial" w:cs="Arial"/>
+          <w:lang w:val="en-ZA"/>
+        </w:rPr>
+        <w:t xml:space="preserve"> </w:t>
+      </w:r>
+      <w:proofErr w:type="spellStart"/>
+      <w:r>
+        <w:rPr>
+          <w:rFonts w:ascii="Arial" w:hAnsi="Arial" w:cs="Arial"/>
+          <w:lang w:val="en-ZA"/>
+        </w:rPr>
+        <w:t>également</w:t>
+      </w:r>
+      <w:proofErr w:type="spellEnd"/>
+      <w:r>
+        <w:rPr>
+          <w:rFonts w:ascii="Arial" w:hAnsi="Arial" w:cs="Arial"/>
+          <w:lang w:val="en-ZA"/>
+        </w:rPr>
+        <w:t xml:space="preserve"> </w:t>
+      </w:r>
+      <w:proofErr w:type="spellStart"/>
+      <w:r>
+        <w:rPr>
+          <w:rFonts w:ascii="Arial" w:hAnsi="Arial" w:cs="Arial"/>
+          <w:lang w:val="en-ZA"/>
+        </w:rPr>
+        <w:t>découvert</w:t>
+      </w:r>
+      <w:proofErr w:type="spellEnd"/>
+      <w:r>
+        <w:rPr>
+          <w:rFonts w:ascii="Arial" w:hAnsi="Arial" w:cs="Arial"/>
+          <w:lang w:val="en-ZA"/>
+        </w:rPr>
+        <w:t xml:space="preserve"> le </w:t>
+      </w:r>
+      <w:proofErr w:type="spellStart"/>
+      <w:r>
+        <w:rPr>
+          <w:rFonts w:ascii="Arial" w:hAnsi="Arial" w:cs="Arial"/>
+          <w:lang w:val="en-ZA"/>
+        </w:rPr>
+        <w:t>système</w:t>
+      </w:r>
+      <w:proofErr w:type="spellEnd"/>
+      <w:r>
+        <w:rPr>
+          <w:rFonts w:ascii="Arial" w:hAnsi="Arial" w:cs="Arial"/>
+          <w:lang w:val="en-ZA"/>
+        </w:rPr>
+        <w:t xml:space="preserve"> de communication radio </w:t>
+      </w:r>
+      <w:proofErr w:type="spellStart"/>
+      <w:r>
+        <w:rPr>
+          <w:rFonts w:ascii="Arial" w:hAnsi="Arial" w:cs="Arial"/>
+          <w:lang w:val="en-ZA"/>
+        </w:rPr>
+        <w:t>utilisé</w:t>
+      </w:r>
+      <w:proofErr w:type="spellEnd"/>
+      <w:r>
+        <w:rPr>
+          <w:rFonts w:ascii="Arial" w:hAnsi="Arial" w:cs="Arial"/>
+          <w:lang w:val="en-ZA"/>
+        </w:rPr>
+        <w:t xml:space="preserve"> sur le site, </w:t>
+      </w:r>
+      <w:proofErr w:type="spellStart"/>
+      <w:proofErr w:type="gramStart"/>
+      <w:r>
+        <w:rPr>
+          <w:rFonts w:ascii="Arial" w:hAnsi="Arial" w:cs="Arial"/>
+          <w:lang w:val="en-ZA"/>
+        </w:rPr>
+        <w:t>incluant</w:t>
+      </w:r>
+      <w:proofErr w:type="spellEnd"/>
+      <w:r>
+        <w:rPr>
+          <w:rFonts w:ascii="Arial" w:hAnsi="Arial" w:cs="Arial"/>
+          <w:lang w:val="en-ZA"/>
+        </w:rPr>
+        <w:t xml:space="preserve"> :</w:t>
+      </w:r>
+      <w:proofErr w:type="gramEnd"/>
+    </w:p>
+    <w:p>
+      <w:pPr>
+        <w:numPr>
+          <w:ilvl w:val="0"/>
+          <w:numId w:val="9"/>
+        </w:numPr>
+        <w:rPr>
+          <w:rFonts w:ascii="Arial" w:hAnsi="Arial" w:cs="Arial"/>
+          <w:lang w:val="en-ZA"/>
+        </w:rPr>
+      </w:pPr>
+      <w:r>
+        <w:rPr>
+          <w:rFonts w:ascii="Arial" w:hAnsi="Arial" w:cs="Arial"/>
+          <w:lang w:val="en-ZA"/>
+        </w:rPr>
+        <w:t xml:space="preserve">Radios portables </w:t>
+      </w:r>
+    </w:p>
+    <w:p>
+      <w:pPr>
+        <w:numPr>
+          <w:ilvl w:val="0"/>
+          <w:numId w:val="9"/>
+        </w:numPr>
+        <w:rPr>
+          <w:rFonts w:ascii="Arial" w:hAnsi="Arial" w:cs="Arial"/>
+          <w:lang w:val="en-ZA"/>
+        </w:rPr>
+      </w:pPr>
+      <w:r>
+        <w:rPr>
+          <w:rFonts w:ascii="Arial" w:hAnsi="Arial" w:cs="Arial"/>
+          <w:lang w:val="en-ZA"/>
+        </w:rPr>
+        <w:t xml:space="preserve">Radios mobiles </w:t>
+      </w:r>
+    </w:p>
+    <w:p>
+      <w:pPr>
+        <w:numPr>
+          <w:ilvl w:val="0"/>
+          <w:numId w:val="9"/>
+        </w:numPr>
+        <w:rPr>
+          <w:rFonts w:ascii="Arial" w:hAnsi="Arial" w:cs="Arial"/>
+          <w:lang w:val="en-ZA"/>
+        </w:rPr>
+      </w:pPr>
+      <w:r>
+        <w:rPr>
+          <w:rFonts w:ascii="Arial" w:hAnsi="Arial" w:cs="Arial"/>
+          <w:lang w:val="en-ZA"/>
+        </w:rPr>
+        <w:t xml:space="preserve">Organisation des </w:t>
+      </w:r>
+      <w:proofErr w:type="spellStart"/>
+      <w:r>
+        <w:rPr>
+          <w:rFonts w:ascii="Arial" w:hAnsi="Arial" w:cs="Arial"/>
+          <w:lang w:val="en-ZA"/>
+        </w:rPr>
+        <w:t>canaux</w:t>
+      </w:r>
+      <w:proofErr w:type="spellEnd"/>
+      <w:r>
+        <w:rPr>
+          <w:rFonts w:ascii="Arial" w:hAnsi="Arial" w:cs="Arial"/>
+          <w:lang w:val="en-ZA"/>
+        </w:rPr>
+        <w:t xml:space="preserve"> (</w:t>
+      </w:r>
+      <w:proofErr w:type="gramStart"/>
+      <w:r>
+        <w:rPr>
+          <w:rFonts w:ascii="Arial" w:hAnsi="Arial" w:cs="Arial"/>
+          <w:lang w:val="en-ZA"/>
+        </w:rPr>
+        <w:t>ex :</w:t>
+      </w:r>
+      <w:proofErr w:type="gramEnd"/>
+      <w:r>
+        <w:rPr>
+          <w:rFonts w:ascii="Arial" w:hAnsi="Arial" w:cs="Arial"/>
+          <w:lang w:val="en-ZA"/>
+        </w:rPr>
+        <w:t xml:space="preserve"> </w:t>
+      </w:r>
+      <w:proofErr w:type="spellStart"/>
+      <w:r>
+        <w:rPr>
+          <w:rFonts w:ascii="Arial" w:hAnsi="Arial" w:cs="Arial"/>
+          <w:lang w:val="en-ZA"/>
+        </w:rPr>
+        <w:t>opérations</w:t>
+      </w:r>
+      <w:proofErr w:type="spellEnd"/>
+      <w:r>
+        <w:rPr>
+          <w:rFonts w:ascii="Arial" w:hAnsi="Arial" w:cs="Arial"/>
+          <w:lang w:val="en-ZA"/>
+        </w:rPr>
+        <w:t xml:space="preserve"> de transport)</w:t>
+      </w:r>
+    </w:p>
+    <w:p>
+      <w:pPr>
+        <w:rPr>
+          <w:rFonts w:ascii="Arial" w:hAnsi="Arial" w:cs="Arial"/>
+          <w:lang w:val="en-ZA"/>
+        </w:rPr>
+      </w:pPr>
+    </w:p>
+    <w:p>
+      <w:pPr>
+        <w:rPr>
+          <w:rFonts w:ascii="Arial" w:hAnsi="Arial" w:cs="Arial"/>
+          <w:lang w:val="en-ZA"/>
+        </w:rPr>
+      </w:pPr>
+      <w:r>
+        <w:rPr>
+          <w:rFonts w:ascii="Arial" w:hAnsi="Arial" w:cs="Arial"/>
+          <w:lang w:val="en-ZA"/>
+        </w:rPr>
+        <w:t xml:space="preserve">Nous </w:t>
+      </w:r>
+      <w:r>
+        <w:rPr>
+          <w:rFonts w:ascii="Arial" w:hAnsi="Arial" w:cs="Arial"/>
+          <w:lang w:val="en-ZA"/>
+        </w:rPr>
+        <w:t>Sommes</w:t>
+      </w:r>
+      <w:r>
+        <w:rPr>
+          <w:rFonts w:ascii="Arial" w:hAnsi="Arial" w:cs="Arial"/>
+          <w:lang w:val="en-ZA"/>
+        </w:rPr>
+        <w:t xml:space="preserve"> </w:t>
+      </w:r>
+      <w:proofErr w:type="spellStart"/>
+      <w:r>
+        <w:rPr>
+          <w:rFonts w:ascii="Arial" w:hAnsi="Arial" w:cs="Arial"/>
+          <w:lang w:val="en-ZA"/>
+        </w:rPr>
+        <w:t>intervenus</w:t>
+      </w:r>
+      <w:proofErr w:type="spellEnd"/>
+      <w:r>
+        <w:rPr>
+          <w:rFonts w:ascii="Arial" w:hAnsi="Arial" w:cs="Arial"/>
+          <w:lang w:val="en-ZA"/>
+        </w:rPr>
+        <w:t xml:space="preserve"> au bureau du camp manager </w:t>
+      </w:r>
+      <w:proofErr w:type="gramStart"/>
+      <w:r>
+        <w:rPr>
+          <w:rFonts w:ascii="Arial" w:hAnsi="Arial" w:cs="Arial"/>
+          <w:lang w:val="en-ZA"/>
+        </w:rPr>
+        <w:t>pour</w:t>
+      </w:r>
+      <w:proofErr w:type="gramEnd"/>
+      <w:r>
+        <w:rPr>
+          <w:rFonts w:ascii="Arial" w:hAnsi="Arial" w:cs="Arial"/>
+          <w:lang w:val="en-ZA"/>
+        </w:rPr>
+        <w:t xml:space="preserve"> </w:t>
+      </w:r>
+      <w:proofErr w:type="spellStart"/>
+      <w:r>
+        <w:rPr>
+          <w:rFonts w:ascii="Arial" w:hAnsi="Arial" w:cs="Arial"/>
+          <w:lang w:val="en-ZA"/>
+        </w:rPr>
+        <w:t>réparer</w:t>
+      </w:r>
+      <w:proofErr w:type="spellEnd"/>
+      <w:r>
+        <w:rPr>
+          <w:rFonts w:ascii="Arial" w:hAnsi="Arial" w:cs="Arial"/>
+          <w:lang w:val="en-ZA"/>
+        </w:rPr>
+        <w:t xml:space="preserve"> des </w:t>
+      </w:r>
+      <w:proofErr w:type="spellStart"/>
+      <w:r>
+        <w:rPr>
+          <w:rFonts w:ascii="Arial" w:hAnsi="Arial" w:cs="Arial"/>
+          <w:lang w:val="en-ZA"/>
+        </w:rPr>
+        <w:t>dispositifs</w:t>
+      </w:r>
+      <w:proofErr w:type="spellEnd"/>
+      <w:r>
+        <w:rPr>
+          <w:rFonts w:ascii="Arial" w:hAnsi="Arial" w:cs="Arial"/>
+          <w:lang w:val="en-ZA"/>
+        </w:rPr>
+        <w:t xml:space="preserve"> de </w:t>
+      </w:r>
+      <w:proofErr w:type="spellStart"/>
+      <w:r>
+        <w:rPr>
+          <w:rFonts w:ascii="Arial" w:hAnsi="Arial" w:cs="Arial"/>
+          <w:lang w:val="en-ZA"/>
+        </w:rPr>
+        <w:t>contrôle</w:t>
+      </w:r>
+      <w:proofErr w:type="spellEnd"/>
+      <w:r>
+        <w:rPr>
+          <w:rFonts w:ascii="Arial" w:hAnsi="Arial" w:cs="Arial"/>
+          <w:lang w:val="en-ZA"/>
+        </w:rPr>
+        <w:t xml:space="preserve"> </w:t>
+      </w:r>
+      <w:proofErr w:type="spellStart"/>
+      <w:r>
+        <w:rPr>
+          <w:rFonts w:ascii="Arial" w:hAnsi="Arial" w:cs="Arial"/>
+          <w:lang w:val="en-ZA"/>
+        </w:rPr>
+        <w:t>d’accès</w:t>
+      </w:r>
+      <w:proofErr w:type="spellEnd"/>
+      <w:r>
+        <w:rPr>
+          <w:rFonts w:ascii="Arial" w:hAnsi="Arial" w:cs="Arial"/>
+          <w:lang w:val="en-ZA"/>
+        </w:rPr>
+        <w:t>.</w:t>
+      </w:r>
+    </w:p>
+    <w:p>
+      <w:pPr>
+        <w:rPr>
+          <w:rFonts w:ascii="Arial" w:hAnsi="Arial" w:cs="Arial"/>
+          <w:lang w:val="en-ZA"/>
+        </w:rPr>
+      </w:pPr>
+      <w:r>
+        <w:rPr>
+          <w:rFonts w:ascii="Arial" w:hAnsi="Arial" w:cs="Arial"/>
+          <w:lang w:val="en-ZA"/>
+        </w:rPr>
+        <w:t xml:space="preserve">Nous </w:t>
+      </w:r>
+      <w:proofErr w:type="spellStart"/>
+      <w:r>
+        <w:rPr>
+          <w:rFonts w:ascii="Arial" w:hAnsi="Arial" w:cs="Arial"/>
+          <w:lang w:val="en-ZA"/>
+        </w:rPr>
+        <w:t>avons</w:t>
+      </w:r>
+      <w:proofErr w:type="spellEnd"/>
+      <w:r>
+        <w:rPr>
+          <w:rFonts w:ascii="Arial" w:hAnsi="Arial" w:cs="Arial"/>
+          <w:lang w:val="en-ZA"/>
+        </w:rPr>
+        <w:t xml:space="preserve"> </w:t>
+      </w:r>
+      <w:proofErr w:type="spellStart"/>
+      <w:r>
+        <w:rPr>
+          <w:rFonts w:ascii="Arial" w:hAnsi="Arial" w:cs="Arial"/>
+          <w:lang w:val="en-ZA"/>
+        </w:rPr>
+        <w:t>remplacé</w:t>
+      </w:r>
+      <w:proofErr w:type="spellEnd"/>
+      <w:r>
+        <w:rPr>
+          <w:rFonts w:ascii="Arial" w:hAnsi="Arial" w:cs="Arial"/>
+          <w:lang w:val="en-ZA"/>
+        </w:rPr>
+        <w:t xml:space="preserve"> un switch non manageable par un switch manageable, </w:t>
+      </w:r>
+      <w:proofErr w:type="spellStart"/>
+      <w:proofErr w:type="gramStart"/>
+      <w:r>
+        <w:rPr>
+          <w:rFonts w:ascii="Arial" w:hAnsi="Arial" w:cs="Arial"/>
+          <w:lang w:val="en-ZA"/>
+        </w:rPr>
+        <w:t>puis</w:t>
+      </w:r>
+      <w:proofErr w:type="spellEnd"/>
+      <w:r>
+        <w:rPr>
+          <w:rFonts w:ascii="Arial" w:hAnsi="Arial" w:cs="Arial"/>
+          <w:lang w:val="en-ZA"/>
+        </w:rPr>
+        <w:t xml:space="preserve"> :</w:t>
+      </w:r>
+      <w:proofErr w:type="gramEnd"/>
+    </w:p>
+    <w:p>
+      <w:pPr>
+        <w:numPr>
+          <w:ilvl w:val="0"/>
+          <w:numId w:val="10"/>
+        </w:numPr>
+        <w:rPr>
+          <w:rFonts w:ascii="Arial" w:hAnsi="Arial" w:cs="Arial"/>
+          <w:lang w:val="en-ZA"/>
+        </w:rPr>
+      </w:pPr>
+      <w:proofErr w:type="spellStart"/>
+      <w:r>
+        <w:rPr>
+          <w:rFonts w:ascii="Arial" w:hAnsi="Arial" w:cs="Arial"/>
+          <w:lang w:val="en-ZA"/>
+        </w:rPr>
+        <w:t>Configuré</w:t>
+      </w:r>
+      <w:proofErr w:type="spellEnd"/>
+      <w:r>
+        <w:rPr>
+          <w:rFonts w:ascii="Arial" w:hAnsi="Arial" w:cs="Arial"/>
+          <w:lang w:val="en-ZA"/>
+        </w:rPr>
+        <w:t xml:space="preserve"> des VLANs </w:t>
+      </w:r>
+    </w:p>
+    <w:p>
+      <w:pPr>
+        <w:numPr>
+          <w:ilvl w:val="0"/>
+          <w:numId w:val="10"/>
+        </w:numPr>
+        <w:rPr>
+          <w:rFonts w:ascii="Arial" w:hAnsi="Arial" w:cs="Arial"/>
+          <w:lang w:val="en-ZA"/>
+        </w:rPr>
+      </w:pPr>
+      <w:proofErr w:type="spellStart"/>
+      <w:r>
+        <w:rPr>
+          <w:rFonts w:ascii="Arial" w:hAnsi="Arial" w:cs="Arial"/>
+          <w:lang w:val="en-ZA"/>
+        </w:rPr>
+        <w:t>Assigné</w:t>
+      </w:r>
+      <w:proofErr w:type="spellEnd"/>
+      <w:r>
+        <w:rPr>
+          <w:rFonts w:ascii="Arial" w:hAnsi="Arial" w:cs="Arial"/>
+          <w:lang w:val="en-ZA"/>
+        </w:rPr>
+        <w:t xml:space="preserve"> des ports </w:t>
+      </w:r>
+      <w:proofErr w:type="spellStart"/>
+      <w:r>
+        <w:rPr>
+          <w:rFonts w:ascii="Arial" w:hAnsi="Arial" w:cs="Arial"/>
+          <w:lang w:val="en-ZA"/>
+        </w:rPr>
+        <w:t>spécifiques</w:t>
+      </w:r>
+      <w:proofErr w:type="spellEnd"/>
+      <w:r>
+        <w:rPr>
+          <w:rFonts w:ascii="Arial" w:hAnsi="Arial" w:cs="Arial"/>
+          <w:lang w:val="en-ZA"/>
+        </w:rPr>
+        <w:t xml:space="preserve"> </w:t>
+      </w:r>
+    </w:p>
+    <w:p>
+      <w:pPr>
+        <w:rPr>
+          <w:rFonts w:ascii="Arial" w:hAnsi="Arial" w:cs="Arial"/>
+          <w:lang w:val="en-ZA"/>
+        </w:rPr>
+      </w:pPr>
+      <w:r>
+        <w:rPr>
+          <w:rFonts w:ascii="Arial" w:hAnsi="Arial" w:cs="Arial"/>
+          <w:lang w:val="en-ZA"/>
+        </w:rPr>
+        <w:t xml:space="preserve">Après test, les </w:t>
+      </w:r>
+      <w:proofErr w:type="spellStart"/>
+      <w:r>
+        <w:rPr>
+          <w:rFonts w:ascii="Arial" w:hAnsi="Arial" w:cs="Arial"/>
+          <w:lang w:val="en-ZA"/>
+        </w:rPr>
+        <w:t>équipements</w:t>
+      </w:r>
+      <w:proofErr w:type="spellEnd"/>
+      <w:r>
+        <w:rPr>
+          <w:rFonts w:ascii="Arial" w:hAnsi="Arial" w:cs="Arial"/>
+          <w:lang w:val="en-ZA"/>
+        </w:rPr>
+        <w:t xml:space="preserve"> </w:t>
+      </w:r>
+      <w:proofErr w:type="spellStart"/>
+      <w:r>
+        <w:rPr>
+          <w:rFonts w:ascii="Arial" w:hAnsi="Arial" w:cs="Arial"/>
+          <w:lang w:val="en-ZA"/>
+        </w:rPr>
+        <w:t>fonctionnaient</w:t>
+      </w:r>
+      <w:proofErr w:type="spellEnd"/>
+      <w:r>
+        <w:rPr>
+          <w:rFonts w:ascii="Arial" w:hAnsi="Arial" w:cs="Arial"/>
+          <w:lang w:val="en-ZA"/>
+        </w:rPr>
+        <w:t xml:space="preserve"> </w:t>
+      </w:r>
+      <w:proofErr w:type="spellStart"/>
+      <w:r>
+        <w:rPr>
+          <w:rFonts w:ascii="Arial" w:hAnsi="Arial" w:cs="Arial"/>
+          <w:lang w:val="en-ZA"/>
+        </w:rPr>
+        <w:t>correctement</w:t>
+      </w:r>
+      <w:proofErr w:type="spellEnd"/>
+      <w:r>
+        <w:rPr>
+          <w:rFonts w:ascii="Arial" w:hAnsi="Arial" w:cs="Arial"/>
+          <w:lang w:val="en-ZA"/>
+        </w:rPr>
+        <w:t>.</w:t>
+      </w:r>
+    </w:p>
+    <w:p>
+      <w:pPr>
+        <w:rPr>
+          <w:rFonts w:ascii="Arial" w:hAnsi="Arial" w:cs="Arial"/>
+          <w:lang w:val="en-ZA"/>
+        </w:rPr>
+      </w:pPr>
+    </w:p>
+    <w:p>
+      <w:pPr>
+        <w:rPr>
+          <w:rFonts w:ascii="Arial" w:hAnsi="Arial" w:cs="Arial"/>
+        </w:rPr>
+      </w:pPr>
+    </w:p>
+    <w:p>
+      <w:pPr>
+        <w:rPr>
+          <w:rFonts w:ascii="Arial" w:hAnsi="Arial" w:cs="Arial"/>
+        </w:rPr>
+      </w:pPr>
+    </w:p>
+    <w:p>
+      <w:pPr>
+        <w:rPr>
+          <w:rFonts w:ascii="Arial" w:hAnsi="Arial" w:cs="Arial"/>
+          <w:lang w:val="es-ES"/>
+        </w:rPr>
+      </w:pPr>
+      <w:r>
+        <w:rPr>
+          <w:rFonts w:ascii="Arial" w:hAnsi="Arial" w:cs="Arial"/>
+          <w:lang w:val="es-ES"/>
+        </w:rPr>
+        <w:t xml:space="preserve">2.5. </w:t>
+      </w:r>
+      <w:proofErr w:type="spellStart"/>
+      <w:r>
+        <w:rPr>
+          <w:rFonts w:ascii="Arial" w:hAnsi="Arial" w:cs="Arial"/>
+          <w:b/>
+          <w:bCs/>
+          <w:u w:val="single"/>
+          <w:lang w:val="es-ES"/>
+        </w:rPr>
+        <w:t>Conclusion</w:t>
+      </w:r>
+      <w:proofErr w:type="spellEnd"/>
+      <w:r>
+        <w:rPr>
+          <w:rFonts w:ascii="Arial" w:hAnsi="Arial" w:cs="Arial"/>
+          <w:b/>
+          <w:bCs/>
+          <w:lang w:val="es-ES"/>
+        </w:rPr>
+        <w:t xml:space="preserve">  </w:t>
+      </w:r>
+    </w:p>
+    <w:p>
+      <w:pPr>
         <w:rPr>
           <w:rFonts w:ascii="Arial" w:hAnsi="Arial" w:cs="Arial"/>
           <w:lang w:val="es-ES"/>
@@ -12971,14 +14680,14 @@
         <w:rPr>
           <w:rFonts w:ascii="Arial" w:hAnsi="Arial" w:cs="Arial"/>
         </w:rPr>
-        <w:t xml:space="preserve"> comment les réseaux d'entreprise et industriels sont conçus, mis en œuvre et maintenus dans un contexte minier. Ce stage m'a aidé à améliorer mes compétences techniques et en résolution de problèmes, et a été très </w:t>
+        <w:t xml:space="preserve"> comment les réseaux d'entreprise et industriels sont conçus, mis en œuvre et maintenus dans un contexte minier. Ce stage m'a aidé à améliorer mes compétences techniques et en résolution de problèmes, et a été très motivant et motivé à m'orienter vers le domaine du réseautage ou des études basées </w:t>
       </w:r>
       <w:r>
         <w:rPr>
           <w:rFonts w:ascii="Arial" w:hAnsi="Arial" w:cs="Arial"/>
         </w:rPr>
         <w:lastRenderedPageBreak/>
-        <w:t xml:space="preserve">motivant et motivé à m'orienter vers le domaine du réseautage ou des études basées sur les données. </w:t>
+        <w:t xml:space="preserve">sur les données. </w:t>
       </w:r>
       <w:r>
         <w:rPr>
@@ -14062,23 +15771,49 @@
           <w:szCs w:val="22"/>
         </w:rPr>
       </w:pPr>
-      <w:proofErr w:type="gramStart"/>
-      <w:r>
-        <w:rPr>
-          <w:rFonts w:ascii="Arial" w:hAnsi="Arial" w:cs="Arial"/>
-          <w:sz w:val="22"/>
-          <w:szCs w:val="22"/>
-        </w:rPr>
-        <w:t>Identifiants :</w:t>
-      </w:r>
-      <w:proofErr w:type="gramEnd"/>
-      <w:r>
-        <w:rPr>
-          <w:rFonts w:ascii="Arial" w:hAnsi="Arial" w:cs="Arial"/>
-          <w:sz w:val="22"/>
-          <w:szCs w:val="22"/>
-        </w:rPr>
-        <w:t xml:space="preserve"> c'est quelque chose que les utilisateurs possèdent ou connaissent, comme une carte-clé, un code PIN ou une application smartphone,</w:t>
+      <w:proofErr w:type="spellStart"/>
+      <w:r>
+        <w:rPr>
+          <w:rFonts w:ascii="Arial" w:hAnsi="Arial" w:cs="Arial"/>
+          <w:sz w:val="22"/>
+          <w:szCs w:val="22"/>
+        </w:rPr>
+        <w:t>Identifiants</w:t>
+      </w:r>
+      <w:proofErr w:type="spellEnd"/>
+      <w:r>
+        <w:rPr>
+          <w:rFonts w:ascii="Arial" w:hAnsi="Arial" w:cs="Arial"/>
+          <w:sz w:val="22"/>
+          <w:szCs w:val="22"/>
+        </w:rPr>
+        <w:t>:</w:t>
+      </w:r>
+      <w:r>
+        <w:rPr>
+          <w:rFonts w:ascii="Arial" w:hAnsi="Arial" w:cs="Arial"/>
+          <w:sz w:val="22"/>
+          <w:szCs w:val="22"/>
+        </w:rPr>
+        <w:t xml:space="preserve"> </w:t>
+      </w:r>
+      <w:proofErr w:type="spellStart"/>
+      <w:r>
+        <w:rPr>
+          <w:rFonts w:ascii="Arial" w:hAnsi="Arial" w:cs="Arial"/>
+          <w:sz w:val="22"/>
+          <w:szCs w:val="22"/>
+        </w:rPr>
+        <w:t>c'est</w:t>
+      </w:r>
+      <w:proofErr w:type="spellEnd"/>
+      <w:r>
+        <w:rPr>
+          <w:rFonts w:ascii="Arial" w:hAnsi="Arial" w:cs="Arial"/>
+          <w:sz w:val="22"/>
+          <w:szCs w:val="22"/>
+        </w:rPr>
+        <w:t xml:space="preserve"> quelque chose que les utilisateurs possèdent ou connaissent, comme une carte-clé, un code PIN ou une application smartphone,</w:t>
       </w:r>
     </w:p>
     <w:p>
@@ -14094,24 +15829,14 @@
           <w:szCs w:val="22"/>
         </w:rPr>
       </w:pPr>
-      <w:proofErr w:type="gramStart"/>
-      <w:r>
-        <w:rPr>
-          <w:rFonts w:ascii="Arial" w:hAnsi="Arial" w:cs="Arial"/>
-          <w:sz w:val="22"/>
-          <w:szCs w:val="22"/>
-        </w:rPr>
-        <w:t>reader</w:t>
-      </w:r>
-      <w:r>
-        <w:rPr>
-          <w:rFonts w:ascii="Arial" w:hAnsi="Arial" w:cs="Arial"/>
-          <w:sz w:val="22"/>
-          <w:szCs w:val="22"/>
-        </w:rPr>
-        <w:t xml:space="preserve"> :</w:t>
-      </w:r>
-      <w:proofErr w:type="gramEnd"/>
+      <w:r>
+        <w:rPr>
+          <w:rFonts w:ascii="Arial" w:hAnsi="Arial" w:cs="Arial"/>
+          <w:sz w:val="22"/>
+          <w:szCs w:val="22"/>
+        </w:rPr>
+        <w:t>reader:</w:t>
+      </w:r>
       <w:r>
         <w:rPr>
           <w:rFonts w:ascii="Arial" w:hAnsi="Arial" w:cs="Arial"/>
@@ -15868,22 +17593,19 @@
         </w:rPr>
         <w:t xml:space="preserve"> </w:t>
       </w:r>
-      <w:proofErr w:type="gramStart"/>
-      <w:r>
-        <w:rPr>
-          <w:rFonts w:ascii="Arial" w:hAnsi="Arial" w:cs="Arial"/>
-          <w:sz w:val="22"/>
-          <w:szCs w:val="22"/>
-          <w:lang w:val="es-ES"/>
-        </w:rPr>
-        <w:t xml:space="preserve">un  </w:t>
-      </w:r>
-      <w:proofErr w:type="spellStart"/>
-      <w:r>
-        <w:rPr>
-          <w:rFonts w:ascii="Arial" w:hAnsi="Arial" w:cs="Arial"/>
-          <w:b/>
-          <w:bCs/>
+      <w:r>
+        <w:rPr>
+          <w:rFonts w:ascii="Arial" w:hAnsi="Arial" w:cs="Arial"/>
+          <w:sz w:val="22"/>
+          <w:szCs w:val="22"/>
+          <w:lang w:val="es-ES"/>
+        </w:rPr>
+        <w:t xml:space="preserve">un </w:t>
+      </w:r>
+      <w:proofErr w:type="spellStart"/>
+      <w:r>
+        <w:rPr>
+          <w:rFonts w:ascii="Arial" w:hAnsi="Arial" w:cs="Arial"/>
           <w:sz w:val="22"/>
           <w:szCs w:val="22"/>
           <w:lang w:val="es-ES"/>
@@ -15891,7 +17613,6 @@
         <w:t>solénoïde</w:t>
       </w:r>
       <w:proofErr w:type="spellEnd"/>
-      <w:proofErr w:type="gramEnd"/>
       <w:r>
         <w:rPr>
           <w:rFonts w:ascii="Arial" w:hAnsi="Arial" w:cs="Arial"/>
@@ -18440,25 +20161,105 @@
           <w:sz w:val="22"/>
           <w:szCs w:val="22"/>
         </w:rPr>
-        <w:t xml:space="preserve"> d'aider nos utilisateurs en installant l'application nommée Ivanti qui leur crée un profil </w:t>
-      </w:r>
-      <w:proofErr w:type="gramStart"/>
-      <w:r>
-        <w:rPr>
-          <w:rFonts w:ascii="Arial" w:hAnsi="Arial" w:cs="Arial"/>
-          <w:sz w:val="22"/>
-          <w:szCs w:val="22"/>
-        </w:rPr>
-        <w:t>professionnel ;</w:t>
-      </w:r>
-      <w:proofErr w:type="gramEnd"/>
-      <w:r>
-        <w:rPr>
-          <w:rFonts w:ascii="Arial" w:hAnsi="Arial" w:cs="Arial"/>
-          <w:sz w:val="22"/>
-          <w:szCs w:val="22"/>
-        </w:rPr>
-        <w:t xml:space="preserve"> j'ai rencontré beaucoup de défis avec l'application mais avec le temps, je vais certainement la maîtriser et j'ai aussi été principalement envoyé pour installer de nouveaux ordinateurs de bureau et moniteurs pour les utilisateurs.   avec M. Miles, j'ai eu l'opportunité de faire un nouveau système sur les ordinateurs des utilisateurs, j'ai aidé M. Raphael Diba à la réparation d'une imprimante et je l'aide aussi en faisant des inventaires des ordinateurs que nous avons sur place. Je continue toujours avec la liste et j'espère pouvoir faire lister tous les </w:t>
+        <w:t xml:space="preserve"> d'aider nos utilisateurs en installant l'application nommée Ivanti qui leur </w:t>
+      </w:r>
+      <w:proofErr w:type="spellStart"/>
+      <w:r>
+        <w:rPr>
+          <w:rFonts w:ascii="Arial" w:hAnsi="Arial" w:cs="Arial"/>
+          <w:sz w:val="22"/>
+          <w:szCs w:val="22"/>
+        </w:rPr>
+        <w:t>crée</w:t>
+      </w:r>
+      <w:proofErr w:type="spellEnd"/>
+      <w:r>
+        <w:rPr>
+          <w:rFonts w:ascii="Arial" w:hAnsi="Arial" w:cs="Arial"/>
+          <w:sz w:val="22"/>
+          <w:szCs w:val="22"/>
+        </w:rPr>
+        <w:t xml:space="preserve"> un </w:t>
+      </w:r>
+      <w:proofErr w:type="spellStart"/>
+      <w:r>
+        <w:rPr>
+          <w:rFonts w:ascii="Arial" w:hAnsi="Arial" w:cs="Arial"/>
+          <w:sz w:val="22"/>
+          <w:szCs w:val="22"/>
+        </w:rPr>
+        <w:t>profil</w:t>
+      </w:r>
+      <w:proofErr w:type="spellEnd"/>
+      <w:r>
+        <w:rPr>
+          <w:rFonts w:ascii="Arial" w:hAnsi="Arial" w:cs="Arial"/>
+          <w:sz w:val="22"/>
+          <w:szCs w:val="22"/>
+        </w:rPr>
+        <w:t xml:space="preserve"> </w:t>
+      </w:r>
+      <w:proofErr w:type="spellStart"/>
+      <w:r>
+        <w:rPr>
+          <w:rFonts w:ascii="Arial" w:hAnsi="Arial" w:cs="Arial"/>
+          <w:sz w:val="22"/>
+          <w:szCs w:val="22"/>
+        </w:rPr>
+        <w:t>professionnel</w:t>
+      </w:r>
+      <w:proofErr w:type="spellEnd"/>
+      <w:r>
+        <w:rPr>
+          <w:rFonts w:ascii="Arial" w:hAnsi="Arial" w:cs="Arial"/>
+          <w:sz w:val="22"/>
+          <w:szCs w:val="22"/>
+        </w:rPr>
+        <w:t>;</w:t>
+      </w:r>
+      <w:r>
+        <w:rPr>
+          <w:rFonts w:ascii="Arial" w:hAnsi="Arial" w:cs="Arial"/>
+          <w:sz w:val="22"/>
+          <w:szCs w:val="22"/>
+        </w:rPr>
+        <w:t xml:space="preserve"> </w:t>
+      </w:r>
+      <w:proofErr w:type="spellStart"/>
+      <w:r>
+        <w:rPr>
+          <w:rFonts w:ascii="Arial" w:hAnsi="Arial" w:cs="Arial"/>
+          <w:sz w:val="22"/>
+          <w:szCs w:val="22"/>
+        </w:rPr>
+        <w:t>j'ai</w:t>
+      </w:r>
+      <w:proofErr w:type="spellEnd"/>
+      <w:r>
+        <w:rPr>
+          <w:rFonts w:ascii="Arial" w:hAnsi="Arial" w:cs="Arial"/>
+          <w:sz w:val="22"/>
+          <w:szCs w:val="22"/>
+        </w:rPr>
+        <w:t xml:space="preserve"> </w:t>
+      </w:r>
+      <w:proofErr w:type="spellStart"/>
+      <w:r>
+        <w:rPr>
+          <w:rFonts w:ascii="Arial" w:hAnsi="Arial" w:cs="Arial"/>
+          <w:sz w:val="22"/>
+          <w:szCs w:val="22"/>
+        </w:rPr>
+        <w:t>rencontré</w:t>
+      </w:r>
+      <w:proofErr w:type="spellEnd"/>
+      <w:r>
+        <w:rPr>
+          <w:rFonts w:ascii="Arial" w:hAnsi="Arial" w:cs="Arial"/>
+          <w:sz w:val="22"/>
+          <w:szCs w:val="22"/>
+        </w:rPr>
+        <w:t xml:space="preserve"> beaucoup de défis avec l'application mais avec le temps, je vais certainement la maîtriser et j'ai aussi été principalement envoyé pour installer de nouveaux ordinateurs de bureau et moniteurs pour les utilisateurs.   avec M. Miles, j'ai eu l'opportunité de faire un nouveau système sur les ordinateurs des utilisateurs, j'ai aidé M. Raphael Diba à la réparation d'une imprimante et je l'aide aussi en faisant des inventaires des ordinateurs que nous avons sur place. Je continue toujours avec la liste et j'espère pouvoir faire lister tous les </w:t>
       </w:r>
       <w:proofErr w:type="spellStart"/>
       <w:r>
@@ -21186,6 +22987,66 @@
         <w:t>fichier</w:t>
       </w:r>
       <w:proofErr w:type="spellEnd"/>
+    </w:p>
+    <w:p>
+      <w:pPr>
+        <w:rPr>
+          <w:rFonts w:ascii="Arial" w:hAnsi="Arial" w:cs="Arial"/>
+          <w:sz w:val="22"/>
+          <w:szCs w:val="22"/>
+        </w:rPr>
+      </w:pPr>
+    </w:p>
+    <w:p>
+      <w:pPr>
+        <w:rPr>
+          <w:rFonts w:ascii="Arial" w:hAnsi="Arial" w:cs="Arial"/>
+          <w:sz w:val="22"/>
+          <w:szCs w:val="22"/>
+        </w:rPr>
+      </w:pPr>
+    </w:p>
+    <w:p>
+      <w:pPr>
+        <w:rPr>
+          <w:rFonts w:ascii="Arial" w:hAnsi="Arial" w:cs="Arial"/>
+          <w:b/>
+          <w:bCs/>
+          <w:sz w:val="22"/>
+          <w:szCs w:val="22"/>
+        </w:rPr>
+      </w:pPr>
+      <w:r>
+        <w:rPr>
+          <w:rFonts w:ascii="Arial" w:hAnsi="Arial" w:cs="Arial"/>
+          <w:b/>
+          <w:bCs/>
+          <w:sz w:val="22"/>
+          <w:szCs w:val="22"/>
+        </w:rPr>
+        <w:t>Merci.</w:t>
+      </w:r>
+    </w:p>
+    <w:p>
+      <w:pPr>
+        <w:rPr>
+          <w:rFonts w:ascii="Arial" w:hAnsi="Arial" w:cs="Arial"/>
+          <w:b/>
+          <w:bCs/>
+          <w:sz w:val="22"/>
+          <w:szCs w:val="22"/>
+        </w:rPr>
+      </w:pPr>
+      <w:r>
+        <w:rPr>
+          <w:rFonts w:ascii="Arial" w:hAnsi="Arial" w:cs="Arial"/>
+          <w:b/>
+          <w:bCs/>
+          <w:sz w:val="22"/>
+          <w:szCs w:val="22"/>
+        </w:rPr>
+        <w:t>Jean-Luc Twite Ilunga</w:t>
+      </w:r>
     </w:p>
     <w:p>
       <w:pPr>
@@ -21325,6 +23186,119 @@
 <file path=word/numbering.xml><?xml version="1.0" encoding="utf-8"?>
 <w:numbering xmlns:wpc="http://schemas.microsoft.com/office/word/2010/wordprocessingCanvas" xmlns:cx="http://schemas.microsoft.com/office/drawing/2014/chartex" xmlns:cx1="http://schemas.microsoft.com/office/drawing/2015/9/8/chartex" xmlns:cx2="http://schemas.microsoft.com/office/drawing/2015/10/21/chartex" xmlns:cx3="http://schemas.microsoft.com/office/drawing/2016/5/9/chartex" xmlns:cx4="http://schemas.microsoft.com/office/drawing/2016/5/10/chartex" xmlns:cx5="http://schemas.microsoft.com/office/drawing/2016/5/11/chartex" xmlns:cx6="http://schemas.microsoft.com/office/drawing/2016/5/12/chartex" xmlns:cx7="http://schemas.microsoft.com/office/drawing/2016/5/13/chartex" xmlns:cx8="http://schemas.microsoft.com/office/drawing/2016/5/14/chartex" xmlns:mc="http://schemas.openxmlformats.org/markup-compatibility/2006" xmlns:aink="http://schemas.microsoft.com/office/drawing/2016/ink" xmlns:am3d="http://schemas.microsoft.com/office/drawing/2017/model3d" xmlns:o="urn:schemas-microsoft-com:office:office" xmlns:oel="http://schemas.microsoft.com/office/2019/extlst" xmlns:r="http://schemas.openxmlformats.org/officeDocument/2006/relationships" xmlns:m="http://schemas.openxmlformats.org/officeDocument/2006/math" xmlns:v="urn:schemas-microsoft-com:vml" xmlns:wp14="http://schemas.microsoft.com/office/word/2010/wordprocessingDrawing" xmlns:wp="http://schemas.openxmlformats.org/drawingml/2006/wordprocessingDrawing" xmlns:w10="urn:schemas-microsoft-com:office:word" xmlns:w="http://schemas.openxmlformats.org/wordprocessingml/2006/main" xmlns:w14="http://schemas.microsoft.com/office/word/2010/wordml" xmlns:w15="http://schemas.microsoft.com/office/word/2012/wordml" xmlns:w16cex="http://schemas.microsoft.com/office/word/2018/wordml/cex" xmlns:w16cid="http://schemas.microsoft.com/office/word/2016/wordml/cid" xmlns:w16="http://schemas.microsoft.com/office/word/2018/wordml" xmlns:w16du="http://schemas.microsoft.com/office/word/2023/wordml/word16du" xmlns:w16sdtdh="http://schemas.microsoft.com/office/word/2020/wordml/sdtdatahash" xmlns:w16sdtfl="http://schemas.microsoft.com/office/word/2024/wordml/sdtformatlock" xmlns:w16se="http://schemas.microsoft.com/office/word/2015/wordml/symex" xmlns:wpg="http://schemas.microsoft.com/office/word/2010/wordprocessingGroup" xmlns:wpi="http://schemas.microsoft.com/office/word/2010/wordprocessingInk" xmlns:wne="http://schemas.microsoft.com/office/word/2006/wordml" xmlns:wps="http://schemas.microsoft.com/office/word/2010/wordprocessingShape" mc:Ignorable="w14 w15 w16se w16cid w16 w16cex w16sdtdh w16sdtfl w16du wp14">
   <w:abstractNum w:abstractNumId="0" w15:restartNumberingAfterBreak="0">
+    <w:nsid w:val="01F36C76"/>
+    <w:multiLevelType w:val="multilevel"/>
+    <w:tmpl w:val="6AF6FE42"/>
+    <w:lvl w:ilvl="0">
+      <w:start w:val="1"/>
+      <w:numFmt w:val="decimal"/>
+      <w:lvlText w:val="%1."/>
+      <w:lvlJc w:val="left"/>
+      <w:pPr>
+        <w:tabs>
+          <w:tab w:val="num" w:pos="720"/>
+        </w:tabs>
+        <w:ind w:left="720" w:hanging="360"/>
+      </w:pPr>
+    </w:lvl>
+    <w:lvl w:ilvl="1" w:tentative="1">
+      <w:start w:val="1"/>
+      <w:numFmt w:val="decimal"/>
+      <w:lvlText w:val="%2."/>
+      <w:lvlJc w:val="left"/>
+      <w:pPr>
+        <w:tabs>
+          <w:tab w:val="num" w:pos="1440"/>
+        </w:tabs>
+        <w:ind w:left="1440" w:hanging="360"/>
+      </w:pPr>
+    </w:lvl>
+    <w:lvl w:ilvl="2" w:tentative="1">
+      <w:start w:val="1"/>
+      <w:numFmt w:val="decimal"/>
+      <w:lvlText w:val="%3."/>
+      <w:lvlJc w:val="left"/>
+      <w:pPr>
+        <w:tabs>
+          <w:tab w:val="num" w:pos="2160"/>
+        </w:tabs>
+        <w:ind w:left="2160" w:hanging="360"/>
+      </w:pPr>
+    </w:lvl>
+    <w:lvl w:ilvl="3" w:tentative="1">
+      <w:start w:val="1"/>
+      <w:numFmt w:val="decimal"/>
+      <w:lvlText w:val="%4."/>
+      <w:lvlJc w:val="left"/>
+      <w:pPr>
+        <w:tabs>
+          <w:tab w:val="num" w:pos="2880"/>
+        </w:tabs>
+        <w:ind w:left="2880" w:hanging="360"/>
+      </w:pPr>
+    </w:lvl>
+    <w:lvl w:ilvl="4" w:tentative="1">
+      <w:start w:val="1"/>
+      <w:numFmt w:val="decimal"/>
+      <w:lvlText w:val="%5."/>
+      <w:lvlJc w:val="left"/>
+      <w:pPr>
+        <w:tabs>
+          <w:tab w:val="num" w:pos="3600"/>
+        </w:tabs>
+        <w:ind w:left="3600" w:hanging="360"/>
+      </w:pPr>
+    </w:lvl>
+    <w:lvl w:ilvl="5" w:tentative="1">
+      <w:start w:val="1"/>
+      <w:numFmt w:val="decimal"/>
+      <w:lvlText w:val="%6."/>
+      <w:lvlJc w:val="left"/>
+      <w:pPr>
+        <w:tabs>
+          <w:tab w:val="num" w:pos="4320"/>
+        </w:tabs>
+        <w:ind w:left="4320" w:hanging="360"/>
+      </w:pPr>
+    </w:lvl>
+    <w:lvl w:ilvl="6" w:tentative="1">
+      <w:start w:val="1"/>
+      <w:numFmt w:val="decimal"/>
+      <w:lvlText w:val="%7."/>
+      <w:lvlJc w:val="left"/>
+      <w:pPr>
+        <w:tabs>
+          <w:tab w:val="num" w:pos="5040"/>
+        </w:tabs>
+        <w:ind w:left="5040" w:hanging="360"/>
+      </w:pPr>
+    </w:lvl>
+    <w:lvl w:ilvl="7" w:tentative="1">
+      <w:start w:val="1"/>
+      <w:numFmt w:val="decimal"/>
+      <w:lvlText w:val="%8."/>
+      <w:lvlJc w:val="left"/>
+      <w:pPr>
+        <w:tabs>
+          <w:tab w:val="num" w:pos="5760"/>
+        </w:tabs>
+        <w:ind w:left="5760" w:hanging="360"/>
+      </w:pPr>
+    </w:lvl>
+    <w:lvl w:ilvl="8" w:tentative="1">
+      <w:start w:val="1"/>
+      <w:numFmt w:val="decimal"/>
+      <w:lvlText w:val="%9."/>
+      <w:lvlJc w:val="left"/>
+      <w:pPr>
+        <w:tabs>
+          <w:tab w:val="num" w:pos="6480"/>
+        </w:tabs>
+        <w:ind w:left="6480" w:hanging="360"/>
+      </w:pPr>
+    </w:lvl>
+  </w:abstractNum>
+  <w:abstractNum w:abstractNumId="1" w15:restartNumberingAfterBreak="0">
     <w:nsid w:val="05900B33"/>
     <w:multiLevelType w:val="hybridMultilevel"/>
     <w:tmpl w:val="90B64034"/>
@@ -21410,7 +23384,454 @@
       </w:pPr>
     </w:lvl>
   </w:abstractNum>
-  <w:abstractNum w:abstractNumId="1" w15:restartNumberingAfterBreak="0">
+  <w:abstractNum w:abstractNumId="2" w15:restartNumberingAfterBreak="0">
+    <w:nsid w:val="1E63021A"/>
+    <w:multiLevelType w:val="multilevel"/>
+    <w:tmpl w:val="ADC60FF8"/>
+    <w:lvl w:ilvl="0">
+      <w:start w:val="1"/>
+      <w:numFmt w:val="bullet"/>
+      <w:lvlText w:val=""/>
+      <w:lvlJc w:val="left"/>
+      <w:pPr>
+        <w:tabs>
+          <w:tab w:val="num" w:pos="720"/>
+        </w:tabs>
+        <w:ind w:left="720" w:hanging="360"/>
+      </w:pPr>
+      <w:rPr>
+        <w:rFonts w:ascii="Symbol" w:hAnsi="Symbol" w:hint="default"/>
+        <w:sz w:val="20"/>
+      </w:rPr>
+    </w:lvl>
+    <w:lvl w:ilvl="1" w:tentative="1">
+      <w:start w:val="1"/>
+      <w:numFmt w:val="bullet"/>
+      <w:lvlText w:val="o"/>
+      <w:lvlJc w:val="left"/>
+      <w:pPr>
+        <w:tabs>
+          <w:tab w:val="num" w:pos="1440"/>
+        </w:tabs>
+        <w:ind w:left="1440" w:hanging="360"/>
+      </w:pPr>
+      <w:rPr>
+        <w:rFonts w:ascii="Courier New" w:hAnsi="Courier New" w:hint="default"/>
+        <w:sz w:val="20"/>
+      </w:rPr>
+    </w:lvl>
+    <w:lvl w:ilvl="2" w:tentative="1">
+      <w:start w:val="1"/>
+      <w:numFmt w:val="bullet"/>
+      <w:lvlText w:val=""/>
+      <w:lvlJc w:val="left"/>
+      <w:pPr>
+        <w:tabs>
+          <w:tab w:val="num" w:pos="2160"/>
+        </w:tabs>
+        <w:ind w:left="2160" w:hanging="360"/>
+      </w:pPr>
+      <w:rPr>
+        <w:rFonts w:ascii="Wingdings" w:hAnsi="Wingdings" w:hint="default"/>
+        <w:sz w:val="20"/>
+      </w:rPr>
+    </w:lvl>
+    <w:lvl w:ilvl="3" w:tentative="1">
+      <w:start w:val="1"/>
+      <w:numFmt w:val="bullet"/>
+      <w:lvlText w:val=""/>
+      <w:lvlJc w:val="left"/>
+      <w:pPr>
+        <w:tabs>
+          <w:tab w:val="num" w:pos="2880"/>
+        </w:tabs>
+        <w:ind w:left="2880" w:hanging="360"/>
+      </w:pPr>
+      <w:rPr>
+        <w:rFonts w:ascii="Wingdings" w:hAnsi="Wingdings" w:hint="default"/>
+        <w:sz w:val="20"/>
+      </w:rPr>
+    </w:lvl>
+    <w:lvl w:ilvl="4" w:tentative="1">
+      <w:start w:val="1"/>
+      <w:numFmt w:val="bullet"/>
+      <w:lvlText w:val=""/>
+      <w:lvlJc w:val="left"/>
+      <w:pPr>
+        <w:tabs>
+          <w:tab w:val="num" w:pos="3600"/>
+        </w:tabs>
+        <w:ind w:left="3600" w:hanging="360"/>
+      </w:pPr>
+      <w:rPr>
+        <w:rFonts w:ascii="Wingdings" w:hAnsi="Wingdings" w:hint="default"/>
+        <w:sz w:val="20"/>
+      </w:rPr>
+    </w:lvl>
+    <w:lvl w:ilvl="5" w:tentative="1">
+      <w:start w:val="1"/>
+      <w:numFmt w:val="bullet"/>
+      <w:lvlText w:val=""/>
+      <w:lvlJc w:val="left"/>
+      <w:pPr>
+        <w:tabs>
+          <w:tab w:val="num" w:pos="4320"/>
+        </w:tabs>
+        <w:ind w:left="4320" w:hanging="360"/>
+      </w:pPr>
+      <w:rPr>
+        <w:rFonts w:ascii="Wingdings" w:hAnsi="Wingdings" w:hint="default"/>
+        <w:sz w:val="20"/>
+      </w:rPr>
+    </w:lvl>
+    <w:lvl w:ilvl="6" w:tentative="1">
+      <w:start w:val="1"/>
+      <w:numFmt w:val="bullet"/>
+      <w:lvlText w:val=""/>
+      <w:lvlJc w:val="left"/>
+      <w:pPr>
+        <w:tabs>
+          <w:tab w:val="num" w:pos="5040"/>
+        </w:tabs>
+        <w:ind w:left="5040" w:hanging="360"/>
+      </w:pPr>
+      <w:rPr>
+        <w:rFonts w:ascii="Wingdings" w:hAnsi="Wingdings" w:hint="default"/>
+        <w:sz w:val="20"/>
+      </w:rPr>
+    </w:lvl>
+    <w:lvl w:ilvl="7" w:tentative="1">
+      <w:start w:val="1"/>
+      <w:numFmt w:val="bullet"/>
+      <w:lvlText w:val=""/>
+      <w:lvlJc w:val="left"/>
+      <w:pPr>
+        <w:tabs>
+          <w:tab w:val="num" w:pos="5760"/>
+        </w:tabs>
+        <w:ind w:left="5760" w:hanging="360"/>
+      </w:pPr>
+      <w:rPr>
+        <w:rFonts w:ascii="Wingdings" w:hAnsi="Wingdings" w:hint="default"/>
+        <w:sz w:val="20"/>
+      </w:rPr>
+    </w:lvl>
+    <w:lvl w:ilvl="8" w:tentative="1">
+      <w:start w:val="1"/>
+      <w:numFmt w:val="bullet"/>
+      <w:lvlText w:val=""/>
+      <w:lvlJc w:val="left"/>
+      <w:pPr>
+        <w:tabs>
+          <w:tab w:val="num" w:pos="6480"/>
+        </w:tabs>
+        <w:ind w:left="6480" w:hanging="360"/>
+      </w:pPr>
+      <w:rPr>
+        <w:rFonts w:ascii="Wingdings" w:hAnsi="Wingdings" w:hint="default"/>
+        <w:sz w:val="20"/>
+      </w:rPr>
+    </w:lvl>
+  </w:abstractNum>
+  <w:abstractNum w:abstractNumId="3" w15:restartNumberingAfterBreak="0">
+    <w:nsid w:val="4378244F"/>
+    <w:multiLevelType w:val="multilevel"/>
+    <w:tmpl w:val="4086CB56"/>
+    <w:lvl w:ilvl="0">
+      <w:start w:val="1"/>
+      <w:numFmt w:val="bullet"/>
+      <w:lvlText w:val=""/>
+      <w:lvlJc w:val="left"/>
+      <w:pPr>
+        <w:tabs>
+          <w:tab w:val="num" w:pos="720"/>
+        </w:tabs>
+        <w:ind w:left="720" w:hanging="360"/>
+      </w:pPr>
+      <w:rPr>
+        <w:rFonts w:ascii="Symbol" w:hAnsi="Symbol" w:hint="default"/>
+        <w:sz w:val="20"/>
+      </w:rPr>
+    </w:lvl>
+    <w:lvl w:ilvl="1" w:tentative="1">
+      <w:start w:val="1"/>
+      <w:numFmt w:val="bullet"/>
+      <w:lvlText w:val="o"/>
+      <w:lvlJc w:val="left"/>
+      <w:pPr>
+        <w:tabs>
+          <w:tab w:val="num" w:pos="1440"/>
+        </w:tabs>
+        <w:ind w:left="1440" w:hanging="360"/>
+      </w:pPr>
+      <w:rPr>
+        <w:rFonts w:ascii="Courier New" w:hAnsi="Courier New" w:hint="default"/>
+        <w:sz w:val="20"/>
+      </w:rPr>
+    </w:lvl>
+    <w:lvl w:ilvl="2" w:tentative="1">
+      <w:start w:val="1"/>
+      <w:numFmt w:val="bullet"/>
+      <w:lvlText w:val=""/>
+      <w:lvlJc w:val="left"/>
+      <w:pPr>
+        <w:tabs>
+          <w:tab w:val="num" w:pos="2160"/>
+        </w:tabs>
+        <w:ind w:left="2160" w:hanging="360"/>
+      </w:pPr>
+      <w:rPr>
+        <w:rFonts w:ascii="Wingdings" w:hAnsi="Wingdings" w:hint="default"/>
+        <w:sz w:val="20"/>
+      </w:rPr>
+    </w:lvl>
+    <w:lvl w:ilvl="3" w:tentative="1">
+      <w:start w:val="1"/>
+      <w:numFmt w:val="bullet"/>
+      <w:lvlText w:val=""/>
+      <w:lvlJc w:val="left"/>
+      <w:pPr>
+        <w:tabs>
+          <w:tab w:val="num" w:pos="2880"/>
+        </w:tabs>
+        <w:ind w:left="2880" w:hanging="360"/>
+      </w:pPr>
+      <w:rPr>
+        <w:rFonts w:ascii="Wingdings" w:hAnsi="Wingdings" w:hint="default"/>
+        <w:sz w:val="20"/>
+      </w:rPr>
+    </w:lvl>
+    <w:lvl w:ilvl="4" w:tentative="1">
+      <w:start w:val="1"/>
+      <w:numFmt w:val="bullet"/>
+      <w:lvlText w:val=""/>
+      <w:lvlJc w:val="left"/>
+      <w:pPr>
+        <w:tabs>
+          <w:tab w:val="num" w:pos="3600"/>
+        </w:tabs>
+        <w:ind w:left="3600" w:hanging="360"/>
+      </w:pPr>
+      <w:rPr>
+        <w:rFonts w:ascii="Wingdings" w:hAnsi="Wingdings" w:hint="default"/>
+        <w:sz w:val="20"/>
+      </w:rPr>
+    </w:lvl>
+    <w:lvl w:ilvl="5" w:tentative="1">
+      <w:start w:val="1"/>
+      <w:numFmt w:val="bullet"/>
+      <w:lvlText w:val=""/>
+      <w:lvlJc w:val="left"/>
+      <w:pPr>
+        <w:tabs>
+          <w:tab w:val="num" w:pos="4320"/>
+        </w:tabs>
+        <w:ind w:left="4320" w:hanging="360"/>
+      </w:pPr>
+      <w:rPr>
+        <w:rFonts w:ascii="Wingdings" w:hAnsi="Wingdings" w:hint="default"/>
+        <w:sz w:val="20"/>
+      </w:rPr>
+    </w:lvl>
+    <w:lvl w:ilvl="6" w:tentative="1">
+      <w:start w:val="1"/>
+      <w:numFmt w:val="bullet"/>
+      <w:lvlText w:val=""/>
+      <w:lvlJc w:val="left"/>
+      <w:pPr>
+        <w:tabs>
+          <w:tab w:val="num" w:pos="5040"/>
+        </w:tabs>
+        <w:ind w:left="5040" w:hanging="360"/>
+      </w:pPr>
+      <w:rPr>
+        <w:rFonts w:ascii="Wingdings" w:hAnsi="Wingdings" w:hint="default"/>
+        <w:sz w:val="20"/>
+      </w:rPr>
+    </w:lvl>
+    <w:lvl w:ilvl="7" w:tentative="1">
+      <w:start w:val="1"/>
+      <w:numFmt w:val="bullet"/>
+      <w:lvlText w:val=""/>
+      <w:lvlJc w:val="left"/>
+      <w:pPr>
+        <w:tabs>
+          <w:tab w:val="num" w:pos="5760"/>
+        </w:tabs>
+        <w:ind w:left="5760" w:hanging="360"/>
+      </w:pPr>
+      <w:rPr>
+        <w:rFonts w:ascii="Wingdings" w:hAnsi="Wingdings" w:hint="default"/>
+        <w:sz w:val="20"/>
+      </w:rPr>
+    </w:lvl>
+    <w:lvl w:ilvl="8" w:tentative="1">
+      <w:start w:val="1"/>
+      <w:numFmt w:val="bullet"/>
+      <w:lvlText w:val=""/>
+      <w:lvlJc w:val="left"/>
+      <w:pPr>
+        <w:tabs>
+          <w:tab w:val="num" w:pos="6480"/>
+        </w:tabs>
+        <w:ind w:left="6480" w:hanging="360"/>
+      </w:pPr>
+      <w:rPr>
+        <w:rFonts w:ascii="Wingdings" w:hAnsi="Wingdings" w:hint="default"/>
+        <w:sz w:val="20"/>
+      </w:rPr>
+    </w:lvl>
+  </w:abstractNum>
+  <w:abstractNum w:abstractNumId="4" w15:restartNumberingAfterBreak="0">
+    <w:nsid w:val="448C78CA"/>
+    <w:multiLevelType w:val="multilevel"/>
+    <w:tmpl w:val="620AA7BC"/>
+    <w:lvl w:ilvl="0">
+      <w:start w:val="1"/>
+      <w:numFmt w:val="bullet"/>
+      <w:lvlText w:val=""/>
+      <w:lvlJc w:val="left"/>
+      <w:pPr>
+        <w:tabs>
+          <w:tab w:val="num" w:pos="720"/>
+        </w:tabs>
+        <w:ind w:left="720" w:hanging="360"/>
+      </w:pPr>
+      <w:rPr>
+        <w:rFonts w:ascii="Symbol" w:hAnsi="Symbol" w:hint="default"/>
+        <w:sz w:val="20"/>
+      </w:rPr>
+    </w:lvl>
+    <w:lvl w:ilvl="1" w:tentative="1">
+      <w:start w:val="1"/>
+      <w:numFmt w:val="bullet"/>
+      <w:lvlText w:val="o"/>
+      <w:lvlJc w:val="left"/>
+      <w:pPr>
+        <w:tabs>
+          <w:tab w:val="num" w:pos="1440"/>
+        </w:tabs>
+        <w:ind w:left="1440" w:hanging="360"/>
+      </w:pPr>
+      <w:rPr>
+        <w:rFonts w:ascii="Courier New" w:hAnsi="Courier New" w:hint="default"/>
+        <w:sz w:val="20"/>
+      </w:rPr>
+    </w:lvl>
+    <w:lvl w:ilvl="2" w:tentative="1">
+      <w:start w:val="1"/>
+      <w:numFmt w:val="bullet"/>
+      <w:lvlText w:val=""/>
+      <w:lvlJc w:val="left"/>
+      <w:pPr>
+        <w:tabs>
+          <w:tab w:val="num" w:pos="2160"/>
+        </w:tabs>
+        <w:ind w:left="2160" w:hanging="360"/>
+      </w:pPr>
+      <w:rPr>
+        <w:rFonts w:ascii="Wingdings" w:hAnsi="Wingdings" w:hint="default"/>
+        <w:sz w:val="20"/>
+      </w:rPr>
+    </w:lvl>
+    <w:lvl w:ilvl="3" w:tentative="1">
+      <w:start w:val="1"/>
+      <w:numFmt w:val="bullet"/>
+      <w:lvlText w:val=""/>
+      <w:lvlJc w:val="left"/>
+      <w:pPr>
+        <w:tabs>
+          <w:tab w:val="num" w:pos="2880"/>
+        </w:tabs>
+        <w:ind w:left="2880" w:hanging="360"/>
+      </w:pPr>
+      <w:rPr>
+        <w:rFonts w:ascii="Wingdings" w:hAnsi="Wingdings" w:hint="default"/>
+        <w:sz w:val="20"/>
+      </w:rPr>
+    </w:lvl>
+    <w:lvl w:ilvl="4" w:tentative="1">
+      <w:start w:val="1"/>
+      <w:numFmt w:val="bullet"/>
+      <w:lvlText w:val=""/>
+      <w:lvlJc w:val="left"/>
+      <w:pPr>
+        <w:tabs>
+          <w:tab w:val="num" w:pos="3600"/>
+        </w:tabs>
+        <w:ind w:left="3600" w:hanging="360"/>
+      </w:pPr>
+      <w:rPr>
+        <w:rFonts w:ascii="Wingdings" w:hAnsi="Wingdings" w:hint="default"/>
+        <w:sz w:val="20"/>
+      </w:rPr>
+    </w:lvl>
+    <w:lvl w:ilvl="5" w:tentative="1">
+      <w:start w:val="1"/>
+      <w:numFmt w:val="bullet"/>
+      <w:lvlText w:val=""/>
+      <w:lvlJc w:val="left"/>
+      <w:pPr>
+        <w:tabs>
+          <w:tab w:val="num" w:pos="4320"/>
+        </w:tabs>
+        <w:ind w:left="4320" w:hanging="360"/>
+      </w:pPr>
+      <w:rPr>
+        <w:rFonts w:ascii="Wingdings" w:hAnsi="Wingdings" w:hint="default"/>
+        <w:sz w:val="20"/>
+      </w:rPr>
+    </w:lvl>
+    <w:lvl w:ilvl="6" w:tentative="1">
+      <w:start w:val="1"/>
+      <w:numFmt w:val="bullet"/>
+      <w:lvlText w:val=""/>
+      <w:lvlJc w:val="left"/>
+      <w:pPr>
+        <w:tabs>
+          <w:tab w:val="num" w:pos="5040"/>
+        </w:tabs>
+        <w:ind w:left="5040" w:hanging="360"/>
+      </w:pPr>
+      <w:rPr>
+        <w:rFonts w:ascii="Wingdings" w:hAnsi="Wingdings" w:hint="default"/>
+        <w:sz w:val="20"/>
+      </w:rPr>
+    </w:lvl>
+    <w:lvl w:ilvl="7" w:tentative="1">
+      <w:start w:val="1"/>
+      <w:numFmt w:val="bullet"/>
+      <w:lvlText w:val=""/>
+      <w:lvlJc w:val="left"/>
+      <w:pPr>
+        <w:tabs>
+          <w:tab w:val="num" w:pos="5760"/>
+        </w:tabs>
+        <w:ind w:left="5760" w:hanging="360"/>
+      </w:pPr>
+      <w:rPr>
+        <w:rFonts w:ascii="Wingdings" w:hAnsi="Wingdings" w:hint="default"/>
+        <w:sz w:val="20"/>
+      </w:rPr>
+    </w:lvl>
+    <w:lvl w:ilvl="8" w:tentative="1">
+      <w:start w:val="1"/>
+      <w:numFmt w:val="bullet"/>
+      <w:lvlText w:val=""/>
+      <w:lvlJc w:val="left"/>
+      <w:pPr>
+        <w:tabs>
+          <w:tab w:val="num" w:pos="6480"/>
+        </w:tabs>
+        <w:ind w:left="6480" w:hanging="360"/>
+      </w:pPr>
+      <w:rPr>
+        <w:rFonts w:ascii="Wingdings" w:hAnsi="Wingdings" w:hint="default"/>
+        <w:sz w:val="20"/>
+      </w:rPr>
+    </w:lvl>
+  </w:abstractNum>
+  <w:abstractNum w:abstractNumId="5" w15:restartNumberingAfterBreak="0">
     <w:nsid w:val="5A7A46F9"/>
     <w:multiLevelType w:val="hybridMultilevel"/>
     <w:tmpl w:val="F7426600"/>
@@ -21496,7 +23917,7 @@
       </w:pPr>
     </w:lvl>
   </w:abstractNum>
-  <w:abstractNum w:abstractNumId="2" w15:restartNumberingAfterBreak="0">
+  <w:abstractNum w:abstractNumId="6" w15:restartNumberingAfterBreak="0">
     <w:nsid w:val="6A614AAC"/>
     <w:multiLevelType w:val="hybridMultilevel"/>
     <w:tmpl w:val="D9867CCE"/>
@@ -21609,7 +24030,156 @@
       </w:rPr>
     </w:lvl>
   </w:abstractNum>
-  <w:abstractNum w:abstractNumId="3" w15:restartNumberingAfterBreak="0">
+  <w:abstractNum w:abstractNumId="7" w15:restartNumberingAfterBreak="0">
+    <w:nsid w:val="70DB5695"/>
+    <w:multiLevelType w:val="multilevel"/>
+    <w:tmpl w:val="94040266"/>
+    <w:lvl w:ilvl="0">
+      <w:start w:val="1"/>
+      <w:numFmt w:val="bullet"/>
+      <w:lvlText w:val=""/>
+      <w:lvlJc w:val="left"/>
+      <w:pPr>
+        <w:tabs>
+          <w:tab w:val="num" w:pos="720"/>
+        </w:tabs>
+        <w:ind w:left="720" w:hanging="360"/>
+      </w:pPr>
+      <w:rPr>
+        <w:rFonts w:ascii="Symbol" w:hAnsi="Symbol" w:hint="default"/>
+        <w:sz w:val="20"/>
+      </w:rPr>
+    </w:lvl>
+    <w:lvl w:ilvl="1" w:tentative="1">
+      <w:start w:val="1"/>
+      <w:numFmt w:val="bullet"/>
+      <w:lvlText w:val="o"/>
+      <w:lvlJc w:val="left"/>
+      <w:pPr>
+        <w:tabs>
+          <w:tab w:val="num" w:pos="1440"/>
+        </w:tabs>
+        <w:ind w:left="1440" w:hanging="360"/>
+      </w:pPr>
+      <w:rPr>
+        <w:rFonts w:ascii="Courier New" w:hAnsi="Courier New" w:hint="default"/>
+        <w:sz w:val="20"/>
+      </w:rPr>
+    </w:lvl>
+    <w:lvl w:ilvl="2" w:tentative="1">
+      <w:start w:val="1"/>
+      <w:numFmt w:val="bullet"/>
+      <w:lvlText w:val=""/>
+      <w:lvlJc w:val="left"/>
+      <w:pPr>
+        <w:tabs>
+          <w:tab w:val="num" w:pos="2160"/>
+        </w:tabs>
+        <w:ind w:left="2160" w:hanging="360"/>
+      </w:pPr>
+      <w:rPr>
+        <w:rFonts w:ascii="Wingdings" w:hAnsi="Wingdings" w:hint="default"/>
+        <w:sz w:val="20"/>
+      </w:rPr>
+    </w:lvl>
+    <w:lvl w:ilvl="3" w:tentative="1">
+      <w:start w:val="1"/>
+      <w:numFmt w:val="bullet"/>
+      <w:lvlText w:val=""/>
+      <w:lvlJc w:val="left"/>
+      <w:pPr>
+        <w:tabs>
+          <w:tab w:val="num" w:pos="2880"/>
+        </w:tabs>
+        <w:ind w:left="2880" w:hanging="360"/>
+      </w:pPr>
+      <w:rPr>
+        <w:rFonts w:ascii="Wingdings" w:hAnsi="Wingdings" w:hint="default"/>
+        <w:sz w:val="20"/>
+      </w:rPr>
+    </w:lvl>
+    <w:lvl w:ilvl="4" w:tentative="1">
+      <w:start w:val="1"/>
+      <w:numFmt w:val="bullet"/>
+      <w:lvlText w:val=""/>
+      <w:lvlJc w:val="left"/>
+      <w:pPr>
+        <w:tabs>
+          <w:tab w:val="num" w:pos="3600"/>
+        </w:tabs>
+        <w:ind w:left="3600" w:hanging="360"/>
+      </w:pPr>
+      <w:rPr>
+        <w:rFonts w:ascii="Wingdings" w:hAnsi="Wingdings" w:hint="default"/>
+        <w:sz w:val="20"/>
+      </w:rPr>
+    </w:lvl>
+    <w:lvl w:ilvl="5" w:tentative="1">
+      <w:start w:val="1"/>
+      <w:numFmt w:val="bullet"/>
+      <w:lvlText w:val=""/>
+      <w:lvlJc w:val="left"/>
+      <w:pPr>
+        <w:tabs>
+          <w:tab w:val="num" w:pos="4320"/>
+        </w:tabs>
+        <w:ind w:left="4320" w:hanging="360"/>
+      </w:pPr>
+      <w:rPr>
+        <w:rFonts w:ascii="Wingdings" w:hAnsi="Wingdings" w:hint="default"/>
+        <w:sz w:val="20"/>
+      </w:rPr>
+    </w:lvl>
+    <w:lvl w:ilvl="6" w:tentative="1">
+      <w:start w:val="1"/>
+      <w:numFmt w:val="bullet"/>
+      <w:lvlText w:val=""/>
+      <w:lvlJc w:val="left"/>
+      <w:pPr>
+        <w:tabs>
+          <w:tab w:val="num" w:pos="5040"/>
+        </w:tabs>
+        <w:ind w:left="5040" w:hanging="360"/>
+      </w:pPr>
+      <w:rPr>
+        <w:rFonts w:ascii="Wingdings" w:hAnsi="Wingdings" w:hint="default"/>
+        <w:sz w:val="20"/>
+      </w:rPr>
+    </w:lvl>
+    <w:lvl w:ilvl="7" w:tentative="1">
+      <w:start w:val="1"/>
+      <w:numFmt w:val="bullet"/>
+      <w:lvlText w:val=""/>
+      <w:lvlJc w:val="left"/>
+      <w:pPr>
+        <w:tabs>
+          <w:tab w:val="num" w:pos="5760"/>
+        </w:tabs>
+        <w:ind w:left="5760" w:hanging="360"/>
+      </w:pPr>
+      <w:rPr>
+        <w:rFonts w:ascii="Wingdings" w:hAnsi="Wingdings" w:hint="default"/>
+        <w:sz w:val="20"/>
+      </w:rPr>
+    </w:lvl>
+    <w:lvl w:ilvl="8" w:tentative="1">
+      <w:start w:val="1"/>
+      <w:numFmt w:val="bullet"/>
+      <w:lvlText w:val=""/>
+      <w:lvlJc w:val="left"/>
+      <w:pPr>
+        <w:tabs>
+          <w:tab w:val="num" w:pos="6480"/>
+        </w:tabs>
+        <w:ind w:left="6480" w:hanging="360"/>
+      </w:pPr>
+      <w:rPr>
+        <w:rFonts w:ascii="Wingdings" w:hAnsi="Wingdings" w:hint="default"/>
+        <w:sz w:val="20"/>
+      </w:rPr>
+    </w:lvl>
+  </w:abstractNum>
+  <w:abstractNum w:abstractNumId="8" w15:restartNumberingAfterBreak="0">
     <w:nsid w:val="71257390"/>
     <w:multiLevelType w:val="multilevel"/>
     <w:tmpl w:val="A0020A7E"/>
@@ -21722,7 +24292,7 @@
       </w:rPr>
     </w:lvl>
   </w:abstractNum>
-  <w:abstractNum w:abstractNumId="4" w15:restartNumberingAfterBreak="0">
+  <w:abstractNum w:abstractNumId="9" w15:restartNumberingAfterBreak="0">
     <w:nsid w:val="7A0A2117"/>
     <w:multiLevelType w:val="hybridMultilevel"/>
     <w:tmpl w:val="751C3582"/>
@@ -21836,18 +24406,33 @@
     </w:lvl>
   </w:abstractNum>
   <w:num w:numId="1" w16cid:durableId="1856921848">
+    <w:abstractNumId w:val="8"/>
+  </w:num>
+  <w:num w:numId="2" w16cid:durableId="48918137">
+    <w:abstractNumId w:val="5"/>
+  </w:num>
+  <w:num w:numId="3" w16cid:durableId="1996453908">
+    <w:abstractNumId w:val="9"/>
+  </w:num>
+  <w:num w:numId="4" w16cid:durableId="1723360642">
+    <w:abstractNumId w:val="1"/>
+  </w:num>
+  <w:num w:numId="5" w16cid:durableId="821235418">
+    <w:abstractNumId w:val="6"/>
+  </w:num>
+  <w:num w:numId="6" w16cid:durableId="2013483088">
+    <w:abstractNumId w:val="0"/>
+  </w:num>
+  <w:num w:numId="7" w16cid:durableId="977493250">
+    <w:abstractNumId w:val="7"/>
+  </w:num>
+  <w:num w:numId="8" w16cid:durableId="910391198">
+    <w:abstractNumId w:val="4"/>
+  </w:num>
+  <w:num w:numId="9" w16cid:durableId="603925811">
     <w:abstractNumId w:val="3"/>
   </w:num>
-  <w:num w:numId="2" w16cid:durableId="48918137">
-    <w:abstractNumId w:val="1"/>
-  </w:num>
-  <w:num w:numId="3" w16cid:durableId="1996453908">
-    <w:abstractNumId w:val="4"/>
-  </w:num>
-  <w:num w:numId="4" w16cid:durableId="1723360642">
-    <w:abstractNumId w:val="0"/>
-  </w:num>
-  <w:num w:numId="5" w16cid:durableId="821235418">
+  <w:num w:numId="10" w16cid:durableId="1960259032">
     <w:abstractNumId w:val="2"/>
   </w:num>
 </w:numbering>
@@ -22456,7 +25041,6 @@
   <w:style w:type="character" w:default="1" w:styleId="DefaultParagraphFont">
     <w:name w:val="Default Paragraph Font"/>
     <w:uiPriority w:val="1"/>
-    <w:semiHidden/>
     <w:unhideWhenUsed/>
   </w:style>
   <w:style w:type="table" w:default="1" w:styleId="TableNormal">
